--- a/01-电源电路/02-开关电源/Buck-Boost升降压/四开关Buck-Boost电路/四开关Buck-Boost电路.docx
+++ b/01-电源电路/02-开关电源/Buck-Boost升降压/四开关Buck-Boost电路/四开关Buck-Boost电路.docx
@@ -3445,6 +3445,20 @@
     </w:p>
     <w:bookmarkEnd w:id="26"/>
     <w:bookmarkEnd w:id="27"/>
+    <w:p>
+      <w:pPr>
+        <w:spacing w:before="360"/>
+        <w:jc w:val="center"/>
+      </w:pPr>
+      <w:r>
+        <w:rPr>
+          <w:rFonts w:ascii="Times New Roman" w:hAnsi="Times New Roman"/>
+          <w:color w:val="555555"/>
+          <w:sz w:val="21"/>
+        </w:rPr>
+        <w:t>材料收集者：杜文杰</w:t>
+      </w:r>
+    </w:p>
     <w:sectPr>
       <w:headerReference r:id="rId9" w:type="default"/>
       <w:footerReference r:id="rId10" w:type="default"/>

--- a/01-电源电路/02-开关电源/Buck-Boost升降压/四开关Buck-Boost电路/四开关Buck-Boost电路.docx
+++ b/01-电源电路/02-开关电源/Buck-Boost升降压/四开关Buck-Boost电路/四开关Buck-Boost电路.docx
@@ -1,6 +1,6 @@
 
 <file path=word/document.xml><?xml version="1.0" encoding="utf-8"?>
-<w:document xmlns:w="http://schemas.openxmlformats.org/wordprocessingml/2006/main" xmlns:m="http://schemas.openxmlformats.org/officeDocument/2006/math" xmlns:r="http://schemas.openxmlformats.org/officeDocument/2006/relationships" xmlns:o="urn:schemas-microsoft-com:office:office" xmlns:v="urn:schemas-microsoft-com:vml" xmlns:w10="urn:schemas-microsoft-com:office:word" xmlns:a="http://schemas.openxmlformats.org/drawingml/2006/main" xmlns:pic="http://schemas.openxmlformats.org/drawingml/2006/picture" xmlns:wp="http://schemas.openxmlformats.org/drawingml/2006/wordprocessingDrawing">
+<w:document xmlns:m="http://schemas.openxmlformats.org/officeDocument/2006/math" xmlns:r="http://schemas.openxmlformats.org/officeDocument/2006/relationships" xmlns:w="http://schemas.openxmlformats.org/wordprocessingml/2006/main" xmlns:o="urn:schemas-microsoft-com:office:office" xmlns:v="urn:schemas-microsoft-com:vml" xmlns:w10="urn:schemas-microsoft-com:office:word" xmlns:a="http://schemas.openxmlformats.org/drawingml/2006/main" xmlns:pic="http://schemas.openxmlformats.org/drawingml/2006/picture" xmlns:wp="http://schemas.openxmlformats.org/drawingml/2006/wordprocessingDrawing">
   <w:body>
     <w:bookmarkStart w:id="27" w:name="四开关-buck-boost-电路"/>
     <w:p>
@@ -9,16 +9,19 @@
       </w:pPr>
       <w:r>
         <w:rPr>
-          <w:rFonts w:hint="eastAsia"/>
+          <w:rFonts w:hint="eastAsia" w:eastAsia="黑体"/>
         </w:rPr>
         <w:t xml:space="preserve">四开关</w:t>
       </w:r>
       <w:r>
+        <w:rPr>
+          <w:rFonts w:eastAsia="黑体"/>
+        </w:rPr>
         <w:t xml:space="preserve"> Buck-Boost </w:t>
       </w:r>
       <w:r>
         <w:rPr>
-          <w:rFonts w:hint="eastAsia"/>
+          <w:rFonts w:hint="eastAsia" w:eastAsia="黑体"/>
         </w:rPr>
         <w:t xml:space="preserve">电路</w:t>
       </w:r>
@@ -30,7 +33,7 @@
       </w:pPr>
       <w:r>
         <w:rPr>
-          <w:rFonts w:hint="eastAsia"/>
+          <w:rFonts w:hint="eastAsia" w:eastAsia="黑体"/>
         </w:rPr>
         <w:t xml:space="preserve">拓扑描述</w:t>
       </w:r>
@@ -41,16 +44,19 @@
       </w:pPr>
       <w:r>
         <w:rPr>
-          <w:rFonts w:hint="eastAsia"/>
+          <w:rFonts w:hint="eastAsia" w:eastAsia="黑体"/>
         </w:rPr>
         <w:t xml:space="preserve">由</w:t>
       </w:r>
       <w:r>
+        <w:rPr>
+          <w:rFonts w:eastAsia="黑体"/>
+        </w:rPr>
         <w:t xml:space="preserve"> </w:t>
       </w:r>
       <w:r>
         <w:rPr>
-          <w:rFonts w:hint="eastAsia"/>
+          <w:rFonts w:hint="eastAsia" w:eastAsia="黑体"/>
           <w:b/>
           <w:bCs/>
         </w:rPr>
@@ -58,6 +64,7 @@
       </w:r>
       <w:r>
         <w:rPr>
+          <w:rFonts w:eastAsia="黑体"/>
           <w:b/>
           <w:bCs/>
         </w:rPr>
@@ -81,11 +88,14 @@
         </m:sSub>
       </m:oMath>
       <w:r>
+        <w:rPr>
+          <w:rFonts w:eastAsia="黑体"/>
+        </w:rPr>
         <w:t xml:space="preserve">、</w:t>
       </w:r>
       <w:r>
         <w:rPr>
-          <w:rFonts w:hint="eastAsia"/>
+          <w:rFonts w:hint="eastAsia" w:eastAsia="黑体"/>
           <w:b/>
           <w:bCs/>
         </w:rPr>
@@ -93,6 +103,7 @@
       </w:r>
       <w:r>
         <w:rPr>
+          <w:rFonts w:eastAsia="黑体"/>
           <w:b/>
           <w:bCs/>
         </w:rPr>
@@ -132,18 +143,21 @@
       </m:oMath>
       <w:r>
         <w:rPr>
-          <w:rFonts w:hint="eastAsia"/>
+          <w:rFonts w:hint="eastAsia" w:eastAsia="黑体"/>
           <w:b/>
           <w:bCs/>
         </w:rPr>
         <w:t xml:space="preserve">（MOSFET）</w:t>
       </w:r>
       <w:r>
+        <w:rPr>
+          <w:rFonts w:eastAsia="黑体"/>
+        </w:rPr>
         <w:t xml:space="preserve">、</w:t>
       </w:r>
       <w:r>
         <w:rPr>
-          <w:rFonts w:hint="eastAsia"/>
+          <w:rFonts w:hint="eastAsia" w:eastAsia="黑体"/>
           <w:b/>
           <w:bCs/>
         </w:rPr>
@@ -151,6 +165,7 @@
       </w:r>
       <w:r>
         <w:rPr>
+          <w:rFonts w:eastAsia="黑体"/>
           <w:b/>
           <w:bCs/>
         </w:rPr>
@@ -162,20 +177,26 @@
         </m:r>
       </m:oMath>
       <w:r>
+        <w:rPr>
+          <w:rFonts w:eastAsia="黑体"/>
+        </w:rPr>
         <w:t xml:space="preserve"> </w:t>
       </w:r>
       <w:r>
         <w:rPr>
-          <w:rFonts w:hint="eastAsia"/>
+          <w:rFonts w:hint="eastAsia" w:eastAsia="黑体"/>
         </w:rPr>
         <w:t xml:space="preserve">与</w:t>
       </w:r>
       <w:r>
+        <w:rPr>
+          <w:rFonts w:eastAsia="黑体"/>
+        </w:rPr>
         <w:t xml:space="preserve"> </w:t>
       </w:r>
       <w:r>
         <w:rPr>
-          <w:rFonts w:hint="eastAsia"/>
+          <w:rFonts w:hint="eastAsia" w:eastAsia="黑体"/>
           <w:b/>
           <w:bCs/>
         </w:rPr>
@@ -183,6 +204,7 @@
       </w:r>
       <w:r>
         <w:rPr>
+          <w:rFonts w:eastAsia="黑体"/>
           <w:b/>
           <w:bCs/>
         </w:rPr>
@@ -209,26 +231,32 @@
         </m:sSub>
       </m:oMath>
       <w:r>
+        <w:rPr>
+          <w:rFonts w:eastAsia="黑体"/>
+        </w:rPr>
         <w:t xml:space="preserve"> </w:t>
       </w:r>
       <w:r>
         <w:rPr>
-          <w:rFonts w:hint="eastAsia"/>
+          <w:rFonts w:hint="eastAsia" w:eastAsia="黑体"/>
         </w:rPr>
         <w:t xml:space="preserve">构成的全桥式升降压变换电路。电路共有</w:t>
       </w:r>
       <w:r>
+        <w:rPr>
+          <w:rFonts w:eastAsia="黑体"/>
+        </w:rPr>
         <w:t xml:space="preserve"> 5 </w:t>
       </w:r>
       <w:r>
         <w:rPr>
-          <w:rFonts w:hint="eastAsia"/>
+          <w:rFonts w:hint="eastAsia" w:eastAsia="黑体"/>
         </w:rPr>
         <w:t xml:space="preserve">个关键节点：</w:t>
       </w:r>
       <w:r>
         <w:rPr>
-          <w:rFonts w:hint="eastAsia"/>
+          <w:rFonts w:hint="eastAsia" w:eastAsia="黑体"/>
           <w:b/>
           <w:bCs/>
         </w:rPr>
@@ -236,6 +264,7 @@
       </w:r>
       <w:r>
         <w:rPr>
+          <w:rFonts w:eastAsia="黑体"/>
           <w:b/>
           <w:bCs/>
         </w:rPr>
@@ -243,7 +272,7 @@
       </w:r>
       <w:r>
         <w:rPr>
-          <w:rFonts w:hint="eastAsia"/>
+          <w:rFonts w:hint="eastAsia" w:eastAsia="黑体"/>
           <w:b/>
           <w:bCs/>
         </w:rPr>
@@ -251,11 +280,14 @@
       </w:r>
       <w:r>
         <w:rPr>
-          <w:rFonts w:hint="eastAsia"/>
+          <w:rFonts w:hint="eastAsia" w:eastAsia="黑体"/>
         </w:rPr>
         <w:t xml:space="preserve">（输入电压</w:t>
       </w:r>
       <w:r>
+        <w:rPr>
+          <w:rFonts w:eastAsia="黑体"/>
+        </w:rPr>
         <w:t xml:space="preserve"> </w:t>
       </w:r>
       <m:oMath>
@@ -276,11 +308,14 @@
         </m:sSub>
       </m:oMath>
       <w:r>
+        <w:rPr>
+          <w:rFonts w:eastAsia="黑体"/>
+        </w:rPr>
         <w:t xml:space="preserve"> </w:t>
       </w:r>
       <w:r>
         <w:rPr>
-          <w:rFonts w:hint="eastAsia"/>
+          <w:rFonts w:hint="eastAsia" w:eastAsia="黑体"/>
         </w:rPr>
         <w:t xml:space="preserve">正端、</w:t>
       </w:r>
@@ -302,15 +337,21 @@
         </m:sSub>
       </m:oMath>
       <w:r>
+        <w:rPr>
+          <w:rFonts w:eastAsia="黑体"/>
+        </w:rPr>
         <w:t xml:space="preserve"> </w:t>
       </w:r>
       <w:r>
         <w:rPr>
-          <w:rFonts w:hint="eastAsia"/>
+          <w:rFonts w:hint="eastAsia" w:eastAsia="黑体"/>
         </w:rPr>
         <w:t xml:space="preserve">的一端与</w:t>
       </w:r>
       <w:r>
+        <w:rPr>
+          <w:rFonts w:eastAsia="黑体"/>
+        </w:rPr>
         <w:t xml:space="preserve"> </w:t>
       </w:r>
       <m:oMath>
@@ -328,6 +369,9 @@
         </m:sSub>
       </m:oMath>
       <w:r>
+        <w:rPr>
+          <w:rFonts w:eastAsia="黑体"/>
+        </w:rPr>
         <w:t xml:space="preserve">、</w:t>
       </w:r>
       <m:oMath>
@@ -345,26 +389,32 @@
         </m:sSub>
       </m:oMath>
       <w:r>
+        <w:rPr>
+          <w:rFonts w:eastAsia="黑体"/>
+        </w:rPr>
         <w:t xml:space="preserve"> </w:t>
       </w:r>
       <w:r>
         <w:rPr>
-          <w:rFonts w:hint="eastAsia"/>
+          <w:rFonts w:hint="eastAsia" w:eastAsia="黑体"/>
         </w:rPr>
         <w:t xml:space="preserve">的漏极</w:t>
       </w:r>
       <w:r>
+        <w:rPr>
+          <w:rFonts w:eastAsia="黑体"/>
+        </w:rPr>
         <w:t xml:space="preserve"> D </w:t>
       </w:r>
       <w:r>
         <w:rPr>
-          <w:rFonts w:hint="eastAsia"/>
+          <w:rFonts w:hint="eastAsia" w:eastAsia="黑体"/>
         </w:rPr>
         <w:t xml:space="preserve">相连）；</w:t>
       </w:r>
       <w:r>
         <w:rPr>
-          <w:rFonts w:hint="eastAsia"/>
+          <w:rFonts w:hint="eastAsia" w:eastAsia="黑体"/>
           <w:b/>
           <w:bCs/>
         </w:rPr>
@@ -372,6 +422,7 @@
       </w:r>
       <w:r>
         <w:rPr>
+          <w:rFonts w:eastAsia="黑体"/>
           <w:b/>
           <w:bCs/>
         </w:rPr>
@@ -379,7 +430,7 @@
       </w:r>
       <w:r>
         <w:rPr>
-          <w:rFonts w:hint="eastAsia"/>
+          <w:rFonts w:hint="eastAsia" w:eastAsia="黑体"/>
           <w:b/>
           <w:bCs/>
         </w:rPr>
@@ -387,7 +438,7 @@
       </w:r>
       <w:r>
         <w:rPr>
-          <w:rFonts w:hint="eastAsia"/>
+          <w:rFonts w:hint="eastAsia" w:eastAsia="黑体"/>
         </w:rPr>
         <w:t xml:space="preserve">（</w:t>
       </w:r>
@@ -406,15 +457,21 @@
         </m:sSub>
       </m:oMath>
       <w:r>
+        <w:rPr>
+          <w:rFonts w:eastAsia="黑体"/>
+        </w:rPr>
         <w:t xml:space="preserve"> </w:t>
       </w:r>
       <w:r>
         <w:rPr>
-          <w:rFonts w:hint="eastAsia"/>
+          <w:rFonts w:hint="eastAsia" w:eastAsia="黑体"/>
         </w:rPr>
         <w:t xml:space="preserve">的源极</w:t>
       </w:r>
       <w:r>
+        <w:rPr>
+          <w:rFonts w:eastAsia="黑体"/>
+        </w:rPr>
         <w:t xml:space="preserve"> S、</w:t>
       </w:r>
       <m:oMath>
@@ -432,24 +489,33 @@
         </m:sSub>
       </m:oMath>
       <w:r>
+        <w:rPr>
+          <w:rFonts w:eastAsia="黑体"/>
+        </w:rPr>
         <w:t xml:space="preserve"> </w:t>
       </w:r>
       <w:r>
         <w:rPr>
-          <w:rFonts w:hint="eastAsia"/>
+          <w:rFonts w:hint="eastAsia" w:eastAsia="黑体"/>
         </w:rPr>
         <w:t xml:space="preserve">的漏极</w:t>
       </w:r>
       <w:r>
+        <w:rPr>
+          <w:rFonts w:eastAsia="黑体"/>
+        </w:rPr>
         <w:t xml:space="preserve"> D </w:t>
       </w:r>
       <w:r>
         <w:rPr>
-          <w:rFonts w:hint="eastAsia"/>
+          <w:rFonts w:hint="eastAsia" w:eastAsia="黑体"/>
         </w:rPr>
         <w:t xml:space="preserve">与</w:t>
       </w:r>
       <w:r>
+        <w:rPr>
+          <w:rFonts w:eastAsia="黑体"/>
+        </w:rPr>
         <w:t xml:space="preserve"> </w:t>
       </w:r>
       <m:oMath>
@@ -458,17 +524,20 @@
         </m:r>
       </m:oMath>
       <w:r>
+        <w:rPr>
+          <w:rFonts w:eastAsia="黑体"/>
+        </w:rPr>
         <w:t xml:space="preserve"> </w:t>
       </w:r>
       <w:r>
         <w:rPr>
-          <w:rFonts w:hint="eastAsia"/>
+          <w:rFonts w:hint="eastAsia" w:eastAsia="黑体"/>
         </w:rPr>
         <w:t xml:space="preserve">的一端相连）；</w:t>
       </w:r>
       <w:r>
         <w:rPr>
-          <w:rFonts w:hint="eastAsia"/>
+          <w:rFonts w:hint="eastAsia" w:eastAsia="黑体"/>
           <w:b/>
           <w:bCs/>
         </w:rPr>
@@ -476,6 +545,7 @@
       </w:r>
       <w:r>
         <w:rPr>
+          <w:rFonts w:eastAsia="黑体"/>
           <w:b/>
           <w:bCs/>
         </w:rPr>
@@ -483,7 +553,7 @@
       </w:r>
       <w:r>
         <w:rPr>
-          <w:rFonts w:hint="eastAsia"/>
+          <w:rFonts w:hint="eastAsia" w:eastAsia="黑体"/>
           <w:b/>
           <w:bCs/>
         </w:rPr>
@@ -491,7 +561,7 @@
       </w:r>
       <w:r>
         <w:rPr>
-          <w:rFonts w:hint="eastAsia"/>
+          <w:rFonts w:hint="eastAsia" w:eastAsia="黑体"/>
         </w:rPr>
         <w:t xml:space="preserve">（</w:t>
       </w:r>
@@ -510,15 +580,21 @@
         </m:sSub>
       </m:oMath>
       <w:r>
+        <w:rPr>
+          <w:rFonts w:eastAsia="黑体"/>
+        </w:rPr>
         <w:t xml:space="preserve"> </w:t>
       </w:r>
       <w:r>
         <w:rPr>
-          <w:rFonts w:hint="eastAsia"/>
+          <w:rFonts w:hint="eastAsia" w:eastAsia="黑体"/>
         </w:rPr>
         <w:t xml:space="preserve">的源极</w:t>
       </w:r>
       <w:r>
+        <w:rPr>
+          <w:rFonts w:eastAsia="黑体"/>
+        </w:rPr>
         <w:t xml:space="preserve"> S、</w:t>
       </w:r>
       <m:oMath>
@@ -536,24 +612,33 @@
         </m:sSub>
       </m:oMath>
       <w:r>
+        <w:rPr>
+          <w:rFonts w:eastAsia="黑体"/>
+        </w:rPr>
         <w:t xml:space="preserve"> </w:t>
       </w:r>
       <w:r>
         <w:rPr>
-          <w:rFonts w:hint="eastAsia"/>
+          <w:rFonts w:hint="eastAsia" w:eastAsia="黑体"/>
         </w:rPr>
         <w:t xml:space="preserve">的漏极</w:t>
       </w:r>
       <w:r>
+        <w:rPr>
+          <w:rFonts w:eastAsia="黑体"/>
+        </w:rPr>
         <w:t xml:space="preserve"> D </w:t>
       </w:r>
       <w:r>
         <w:rPr>
-          <w:rFonts w:hint="eastAsia"/>
+          <w:rFonts w:hint="eastAsia" w:eastAsia="黑体"/>
         </w:rPr>
         <w:t xml:space="preserve">与</w:t>
       </w:r>
       <w:r>
+        <w:rPr>
+          <w:rFonts w:eastAsia="黑体"/>
+        </w:rPr>
         <w:t xml:space="preserve"> </w:t>
       </w:r>
       <m:oMath>
@@ -562,17 +647,20 @@
         </m:r>
       </m:oMath>
       <w:r>
+        <w:rPr>
+          <w:rFonts w:eastAsia="黑体"/>
+        </w:rPr>
         <w:t xml:space="preserve"> </w:t>
       </w:r>
       <w:r>
         <w:rPr>
-          <w:rFonts w:hint="eastAsia"/>
+          <w:rFonts w:hint="eastAsia" w:eastAsia="黑体"/>
         </w:rPr>
         <w:t xml:space="preserve">的另一端相连）；</w:t>
       </w:r>
       <w:r>
         <w:rPr>
-          <w:rFonts w:hint="eastAsia"/>
+          <w:rFonts w:hint="eastAsia" w:eastAsia="黑体"/>
           <w:b/>
           <w:bCs/>
         </w:rPr>
@@ -580,6 +668,7 @@
       </w:r>
       <w:r>
         <w:rPr>
+          <w:rFonts w:eastAsia="黑体"/>
           <w:b/>
           <w:bCs/>
         </w:rPr>
@@ -587,7 +676,7 @@
       </w:r>
       <w:r>
         <w:rPr>
-          <w:rFonts w:hint="eastAsia"/>
+          <w:rFonts w:hint="eastAsia" w:eastAsia="黑体"/>
           <w:b/>
           <w:bCs/>
         </w:rPr>
@@ -595,7 +684,7 @@
       </w:r>
       <w:r>
         <w:rPr>
-          <w:rFonts w:hint="eastAsia"/>
+          <w:rFonts w:hint="eastAsia" w:eastAsia="黑体"/>
         </w:rPr>
         <w:t xml:space="preserve">（</w:t>
       </w:r>
@@ -614,15 +703,21 @@
         </m:sSub>
       </m:oMath>
       <w:r>
+        <w:rPr>
+          <w:rFonts w:eastAsia="黑体"/>
+        </w:rPr>
         <w:t xml:space="preserve"> </w:t>
       </w:r>
       <w:r>
         <w:rPr>
-          <w:rFonts w:hint="eastAsia"/>
+          <w:rFonts w:hint="eastAsia" w:eastAsia="黑体"/>
         </w:rPr>
         <w:t xml:space="preserve">的漏极</w:t>
       </w:r>
       <w:r>
+        <w:rPr>
+          <w:rFonts w:eastAsia="黑体"/>
+        </w:rPr>
         <w:t xml:space="preserve"> D、</w:t>
       </w:r>
       <m:oMath>
@@ -646,15 +741,21 @@
         </m:sSub>
       </m:oMath>
       <w:r>
+        <w:rPr>
+          <w:rFonts w:eastAsia="黑体"/>
+        </w:rPr>
         <w:t xml:space="preserve"> </w:t>
       </w:r>
       <w:r>
         <w:rPr>
-          <w:rFonts w:hint="eastAsia"/>
+          <w:rFonts w:hint="eastAsia" w:eastAsia="黑体"/>
         </w:rPr>
         <w:t xml:space="preserve">的一端与输出</w:t>
       </w:r>
       <w:r>
+        <w:rPr>
+          <w:rFonts w:eastAsia="黑体"/>
+        </w:rPr>
         <w:t xml:space="preserve"> </w:t>
       </w:r>
       <m:oMath>
@@ -672,17 +773,20 @@
         </m:sSub>
       </m:oMath>
       <w:r>
+        <w:rPr>
+          <w:rFonts w:eastAsia="黑体"/>
+        </w:rPr>
         <w:t xml:space="preserve"> </w:t>
       </w:r>
       <w:r>
         <w:rPr>
-          <w:rFonts w:hint="eastAsia"/>
+          <w:rFonts w:hint="eastAsia" w:eastAsia="黑体"/>
         </w:rPr>
         <w:t xml:space="preserve">正端相连）；</w:t>
       </w:r>
       <w:r>
         <w:rPr>
-          <w:rFonts w:hint="eastAsia"/>
+          <w:rFonts w:hint="eastAsia" w:eastAsia="黑体"/>
           <w:b/>
           <w:bCs/>
         </w:rPr>
@@ -690,6 +794,7 @@
       </w:r>
       <w:r>
         <w:rPr>
+          <w:rFonts w:eastAsia="黑体"/>
           <w:b/>
           <w:bCs/>
         </w:rPr>
@@ -697,7 +802,7 @@
       </w:r>
       <w:r>
         <w:rPr>
-          <w:rFonts w:hint="eastAsia"/>
+          <w:rFonts w:hint="eastAsia" w:eastAsia="黑体"/>
           <w:b/>
           <w:bCs/>
         </w:rPr>
@@ -705,6 +810,7 @@
       </w:r>
       <w:r>
         <w:rPr>
+          <w:rFonts w:eastAsia="黑体"/>
           <w:b/>
           <w:bCs/>
         </w:rPr>
@@ -712,7 +818,7 @@
       </w:r>
       <w:r>
         <w:rPr>
-          <w:rFonts w:hint="eastAsia"/>
+          <w:rFonts w:hint="eastAsia" w:eastAsia="黑体"/>
         </w:rPr>
         <w:t xml:space="preserve">（</w:t>
       </w:r>
@@ -734,11 +840,14 @@
         </m:sSub>
       </m:oMath>
       <w:r>
+        <w:rPr>
+          <w:rFonts w:eastAsia="黑体"/>
+        </w:rPr>
         <w:t xml:space="preserve"> </w:t>
       </w:r>
       <w:r>
         <w:rPr>
-          <w:rFonts w:hint="eastAsia"/>
+          <w:rFonts w:hint="eastAsia" w:eastAsia="黑体"/>
         </w:rPr>
         <w:t xml:space="preserve">负端、</w:t>
       </w:r>
@@ -757,15 +866,21 @@
         </m:sSub>
       </m:oMath>
       <w:r>
+        <w:rPr>
+          <w:rFonts w:eastAsia="黑体"/>
+        </w:rPr>
         <w:t xml:space="preserve"> </w:t>
       </w:r>
       <w:r>
         <w:rPr>
-          <w:rFonts w:hint="eastAsia"/>
+          <w:rFonts w:hint="eastAsia" w:eastAsia="黑体"/>
         </w:rPr>
         <w:t xml:space="preserve">与</w:t>
       </w:r>
       <w:r>
+        <w:rPr>
+          <w:rFonts w:eastAsia="黑体"/>
+        </w:rPr>
         <w:t xml:space="preserve"> </w:t>
       </w:r>
       <m:oMath>
@@ -783,15 +898,21 @@
         </m:sSub>
       </m:oMath>
       <w:r>
+        <w:rPr>
+          <w:rFonts w:eastAsia="黑体"/>
+        </w:rPr>
         <w:t xml:space="preserve"> </w:t>
       </w:r>
       <w:r>
         <w:rPr>
-          <w:rFonts w:hint="eastAsia"/>
+          <w:rFonts w:hint="eastAsia" w:eastAsia="黑体"/>
         </w:rPr>
         <w:t xml:space="preserve">的源极</w:t>
       </w:r>
       <w:r>
+        <w:rPr>
+          <w:rFonts w:eastAsia="黑体"/>
+        </w:rPr>
         <w:t xml:space="preserve"> S、</w:t>
       </w:r>
       <m:oMath>
@@ -812,15 +933,21 @@
         </m:sSub>
       </m:oMath>
       <w:r>
+        <w:rPr>
+          <w:rFonts w:eastAsia="黑体"/>
+        </w:rPr>
         <w:t xml:space="preserve"> </w:t>
       </w:r>
       <w:r>
         <w:rPr>
-          <w:rFonts w:hint="eastAsia"/>
+          <w:rFonts w:hint="eastAsia" w:eastAsia="黑体"/>
         </w:rPr>
         <w:t xml:space="preserve">与</w:t>
       </w:r>
       <w:r>
+        <w:rPr>
+          <w:rFonts w:eastAsia="黑体"/>
+        </w:rPr>
         <w:t xml:space="preserve"> </w:t>
       </w:r>
       <m:oMath>
@@ -844,11 +971,14 @@
         </m:sSub>
       </m:oMath>
       <w:r>
+        <w:rPr>
+          <w:rFonts w:eastAsia="黑体"/>
+        </w:rPr>
         <w:t xml:space="preserve"> </w:t>
       </w:r>
       <w:r>
         <w:rPr>
-          <w:rFonts w:hint="eastAsia"/>
+          <w:rFonts w:hint="eastAsia" w:eastAsia="黑体"/>
         </w:rPr>
         <w:t xml:space="preserve">的另一端相连）。</w:t>
       </w:r>
@@ -857,7 +987,7 @@
       <w:pPr/>
       <w:r>
         <w:rPr>
-          <w:rFonts w:hint="eastAsia"/>
+          <w:rFonts w:hint="eastAsia" w:eastAsia="黑体"/>
         </w:rPr>
         <w:t xml:space="preserve">各元件管脚连接：</w:t>
       </w:r>
@@ -876,38 +1006,50 @@
         </m:sSub>
       </m:oMath>
       <w:r>
+        <w:rPr>
+          <w:rFonts w:eastAsia="黑体"/>
+        </w:rPr>
         <w:t xml:space="preserve"> </w:t>
       </w:r>
       <w:r>
         <w:rPr>
-          <w:rFonts w:hint="eastAsia"/>
+          <w:rFonts w:hint="eastAsia" w:eastAsia="黑体"/>
         </w:rPr>
         <w:t xml:space="preserve">的栅极</w:t>
       </w:r>
       <w:r>
+        <w:rPr>
+          <w:rFonts w:eastAsia="黑体"/>
+        </w:rPr>
         <w:t xml:space="preserve"> G </w:t>
       </w:r>
       <w:r>
         <w:rPr>
-          <w:rFonts w:hint="eastAsia"/>
+          <w:rFonts w:hint="eastAsia" w:eastAsia="黑体"/>
         </w:rPr>
         <w:t xml:space="preserve">接驱动信号、漏极</w:t>
       </w:r>
       <w:r>
+        <w:rPr>
+          <w:rFonts w:eastAsia="黑体"/>
+        </w:rPr>
         <w:t xml:space="preserve"> D </w:t>
       </w:r>
       <w:r>
         <w:rPr>
-          <w:rFonts w:hint="eastAsia"/>
+          <w:rFonts w:hint="eastAsia" w:eastAsia="黑体"/>
         </w:rPr>
         <w:t xml:space="preserve">接节点①、源极</w:t>
       </w:r>
       <w:r>
+        <w:rPr>
+          <w:rFonts w:eastAsia="黑体"/>
+        </w:rPr>
         <w:t xml:space="preserve"> S </w:t>
       </w:r>
       <w:r>
         <w:rPr>
-          <w:rFonts w:hint="eastAsia"/>
+          <w:rFonts w:hint="eastAsia" w:eastAsia="黑体"/>
         </w:rPr>
         <w:t xml:space="preserve">接节点②；</w:t>
       </w:r>
@@ -926,38 +1068,50 @@
         </m:sSub>
       </m:oMath>
       <w:r>
+        <w:rPr>
+          <w:rFonts w:eastAsia="黑体"/>
+        </w:rPr>
         <w:t xml:space="preserve"> </w:t>
       </w:r>
       <w:r>
         <w:rPr>
-          <w:rFonts w:hint="eastAsia"/>
+          <w:rFonts w:hint="eastAsia" w:eastAsia="黑体"/>
         </w:rPr>
         <w:t xml:space="preserve">的栅极</w:t>
       </w:r>
       <w:r>
+        <w:rPr>
+          <w:rFonts w:eastAsia="黑体"/>
+        </w:rPr>
         <w:t xml:space="preserve"> G </w:t>
       </w:r>
       <w:r>
         <w:rPr>
-          <w:rFonts w:hint="eastAsia"/>
+          <w:rFonts w:hint="eastAsia" w:eastAsia="黑体"/>
         </w:rPr>
         <w:t xml:space="preserve">接驱动信号、漏极</w:t>
       </w:r>
       <w:r>
+        <w:rPr>
+          <w:rFonts w:eastAsia="黑体"/>
+        </w:rPr>
         <w:t xml:space="preserve"> D </w:t>
       </w:r>
       <w:r>
         <w:rPr>
-          <w:rFonts w:hint="eastAsia"/>
+          <w:rFonts w:hint="eastAsia" w:eastAsia="黑体"/>
         </w:rPr>
         <w:t xml:space="preserve">接节点②、源极</w:t>
       </w:r>
       <w:r>
+        <w:rPr>
+          <w:rFonts w:eastAsia="黑体"/>
+        </w:rPr>
         <w:t xml:space="preserve"> S </w:t>
       </w:r>
       <w:r>
         <w:rPr>
-          <w:rFonts w:hint="eastAsia"/>
+          <w:rFonts w:hint="eastAsia" w:eastAsia="黑体"/>
         </w:rPr>
         <w:t xml:space="preserve">接节点⑤；</w:t>
       </w:r>
@@ -976,38 +1130,50 @@
         </m:sSub>
       </m:oMath>
       <w:r>
+        <w:rPr>
+          <w:rFonts w:eastAsia="黑体"/>
+        </w:rPr>
         <w:t xml:space="preserve"> </w:t>
       </w:r>
       <w:r>
         <w:rPr>
-          <w:rFonts w:hint="eastAsia"/>
+          <w:rFonts w:hint="eastAsia" w:eastAsia="黑体"/>
         </w:rPr>
         <w:t xml:space="preserve">的栅极</w:t>
       </w:r>
       <w:r>
+        <w:rPr>
+          <w:rFonts w:eastAsia="黑体"/>
+        </w:rPr>
         <w:t xml:space="preserve"> G </w:t>
       </w:r>
       <w:r>
         <w:rPr>
-          <w:rFonts w:hint="eastAsia"/>
+          <w:rFonts w:hint="eastAsia" w:eastAsia="黑体"/>
         </w:rPr>
         <w:t xml:space="preserve">接驱动信号、漏极</w:t>
       </w:r>
       <w:r>
+        <w:rPr>
+          <w:rFonts w:eastAsia="黑体"/>
+        </w:rPr>
         <w:t xml:space="preserve"> D </w:t>
       </w:r>
       <w:r>
         <w:rPr>
-          <w:rFonts w:hint="eastAsia"/>
+          <w:rFonts w:hint="eastAsia" w:eastAsia="黑体"/>
         </w:rPr>
         <w:t xml:space="preserve">接节点④、源极</w:t>
       </w:r>
       <w:r>
+        <w:rPr>
+          <w:rFonts w:eastAsia="黑体"/>
+        </w:rPr>
         <w:t xml:space="preserve"> S </w:t>
       </w:r>
       <w:r>
         <w:rPr>
-          <w:rFonts w:hint="eastAsia"/>
+          <w:rFonts w:hint="eastAsia" w:eastAsia="黑体"/>
         </w:rPr>
         <w:t xml:space="preserve">接节点③；</w:t>
       </w:r>
@@ -1026,38 +1192,50 @@
         </m:sSub>
       </m:oMath>
       <w:r>
+        <w:rPr>
+          <w:rFonts w:eastAsia="黑体"/>
+        </w:rPr>
         <w:t xml:space="preserve"> </w:t>
       </w:r>
       <w:r>
         <w:rPr>
-          <w:rFonts w:hint="eastAsia"/>
+          <w:rFonts w:hint="eastAsia" w:eastAsia="黑体"/>
         </w:rPr>
         <w:t xml:space="preserve">的栅极</w:t>
       </w:r>
       <w:r>
+        <w:rPr>
+          <w:rFonts w:eastAsia="黑体"/>
+        </w:rPr>
         <w:t xml:space="preserve"> G </w:t>
       </w:r>
       <w:r>
         <w:rPr>
-          <w:rFonts w:hint="eastAsia"/>
+          <w:rFonts w:hint="eastAsia" w:eastAsia="黑体"/>
         </w:rPr>
         <w:t xml:space="preserve">接驱动信号、漏极</w:t>
       </w:r>
       <w:r>
+        <w:rPr>
+          <w:rFonts w:eastAsia="黑体"/>
+        </w:rPr>
         <w:t xml:space="preserve"> D </w:t>
       </w:r>
       <w:r>
         <w:rPr>
-          <w:rFonts w:hint="eastAsia"/>
+          <w:rFonts w:hint="eastAsia" w:eastAsia="黑体"/>
         </w:rPr>
         <w:t xml:space="preserve">接节点③、源极</w:t>
       </w:r>
       <w:r>
+        <w:rPr>
+          <w:rFonts w:eastAsia="黑体"/>
+        </w:rPr>
         <w:t xml:space="preserve"> S </w:t>
       </w:r>
       <w:r>
         <w:rPr>
-          <w:rFonts w:hint="eastAsia"/>
+          <w:rFonts w:hint="eastAsia" w:eastAsia="黑体"/>
         </w:rPr>
         <w:t xml:space="preserve">接节点⑤；</w:t>
       </w:r>
@@ -1067,11 +1245,14 @@
         </m:r>
       </m:oMath>
       <w:r>
+        <w:rPr>
+          <w:rFonts w:eastAsia="黑体"/>
+        </w:rPr>
         <w:t xml:space="preserve"> </w:t>
       </w:r>
       <w:r>
         <w:rPr>
-          <w:rFonts w:hint="eastAsia"/>
+          <w:rFonts w:hint="eastAsia" w:eastAsia="黑体"/>
         </w:rPr>
         <w:t xml:space="preserve">一端接节点②、另一端接节点③；</w:t>
       </w:r>
@@ -1093,11 +1274,14 @@
         </m:sSub>
       </m:oMath>
       <w:r>
+        <w:rPr>
+          <w:rFonts w:eastAsia="黑体"/>
+        </w:rPr>
         <w:t xml:space="preserve"> </w:t>
       </w:r>
       <w:r>
         <w:rPr>
-          <w:rFonts w:hint="eastAsia"/>
+          <w:rFonts w:hint="eastAsia" w:eastAsia="黑体"/>
         </w:rPr>
         <w:t xml:space="preserve">一端接节点①、另一端接节点⑤；</w:t>
       </w:r>
@@ -1122,11 +1306,14 @@
         </m:sSub>
       </m:oMath>
       <w:r>
+        <w:rPr>
+          <w:rFonts w:eastAsia="黑体"/>
+        </w:rPr>
         <w:t xml:space="preserve"> </w:t>
       </w:r>
       <w:r>
         <w:rPr>
-          <w:rFonts w:hint="eastAsia"/>
+          <w:rFonts w:hint="eastAsia" w:eastAsia="黑体"/>
         </w:rPr>
         <w:t xml:space="preserve">一端接节点④、另一端接节点⑤。</w:t>
       </w:r>
@@ -1135,7 +1322,7 @@
       <w:pPr/>
       <w:r>
         <w:rPr>
-          <w:rFonts w:hint="eastAsia"/>
+          <w:rFonts w:hint="eastAsia" w:eastAsia="黑体"/>
         </w:rPr>
         <w:t xml:space="preserve">由此构成”输入侧半桥（</w:t>
       </w:r>
@@ -1154,6 +1341,9 @@
         </m:sSub>
       </m:oMath>
       <w:r>
+        <w:rPr>
+          <w:rFonts w:eastAsia="黑体"/>
+        </w:rPr>
         <w:t xml:space="preserve">、</w:t>
       </w:r>
       <m:oMath>
@@ -1172,7 +1362,7 @@
       </m:oMath>
       <w:r>
         <w:rPr>
-          <w:rFonts w:hint="eastAsia"/>
+          <w:rFonts w:hint="eastAsia" w:eastAsia="黑体"/>
         </w:rPr>
         <w:t xml:space="preserve">）与输出侧半桥（</w:t>
       </w:r>
@@ -1191,6 +1381,9 @@
         </m:sSub>
       </m:oMath>
       <w:r>
+        <w:rPr>
+          <w:rFonts w:eastAsia="黑体"/>
+        </w:rPr>
         <w:t xml:space="preserve">、</w:t>
       </w:r>
       <m:oMath>
@@ -1209,11 +1402,14 @@
       </m:oMath>
       <w:r>
         <w:rPr>
-          <w:rFonts w:hint="eastAsia"/>
+          <w:rFonts w:hint="eastAsia" w:eastAsia="黑体"/>
         </w:rPr>
         <w:t xml:space="preserve">）经电感</w:t>
       </w:r>
       <w:r>
+        <w:rPr>
+          <w:rFonts w:eastAsia="黑体"/>
+        </w:rPr>
         <w:t xml:space="preserve"> </w:t>
       </w:r>
       <m:oMath>
@@ -1222,42 +1418,57 @@
         </m:r>
       </m:oMath>
       <w:r>
+        <w:rPr>
+          <w:rFonts w:eastAsia="黑体"/>
+        </w:rPr>
         <w:t xml:space="preserve"> </w:t>
       </w:r>
       <w:r>
         <w:rPr>
-          <w:rFonts w:hint="eastAsia"/>
+          <w:rFonts w:hint="eastAsia" w:eastAsia="黑体"/>
         </w:rPr>
         <w:t xml:space="preserve">跨接在各自桥臂中点之间”的四开关</w:t>
       </w:r>
       <w:r>
+        <w:rPr>
+          <w:rFonts w:eastAsia="黑体"/>
+        </w:rPr>
         <w:t xml:space="preserve"> Buck-Boost </w:t>
       </w:r>
       <w:r>
         <w:rPr>
-          <w:rFonts w:hint="eastAsia"/>
+          <w:rFonts w:hint="eastAsia" w:eastAsia="黑体"/>
         </w:rPr>
         <w:t xml:space="preserve">组态，四个开关均受控以双向传输能量，按</w:t>
       </w:r>
       <w:r>
+        <w:rPr>
+          <w:rFonts w:eastAsia="黑体"/>
+        </w:rPr>
         <w:t xml:space="preserve"> Buck </w:t>
       </w:r>
       <w:r>
         <w:rPr>
-          <w:rFonts w:hint="eastAsia"/>
+          <w:rFonts w:hint="eastAsia" w:eastAsia="黑体"/>
         </w:rPr>
         <w:t xml:space="preserve">模式、Boost</w:t>
       </w:r>
       <w:r>
+        <w:rPr>
+          <w:rFonts w:eastAsia="黑体"/>
+        </w:rPr>
         <w:t xml:space="preserve"> </w:t>
       </w:r>
       <w:r>
         <w:rPr>
-          <w:rFonts w:hint="eastAsia"/>
+          <w:rFonts w:hint="eastAsia" w:eastAsia="黑体"/>
         </w:rPr>
         <w:t xml:space="preserve">模式或过渡模式切换使输出电压</w:t>
       </w:r>
       <w:r>
+        <w:rPr>
+          <w:rFonts w:eastAsia="黑体"/>
+        </w:rPr>
         <w:t xml:space="preserve"> </w:t>
       </w:r>
       <m:oMath>
@@ -1275,15 +1486,21 @@
         </m:sSub>
       </m:oMath>
       <w:r>
+        <w:rPr>
+          <w:rFonts w:eastAsia="黑体"/>
+        </w:rPr>
         <w:t xml:space="preserve"> </w:t>
       </w:r>
       <w:r>
         <w:rPr>
-          <w:rFonts w:hint="eastAsia"/>
+          <w:rFonts w:hint="eastAsia" w:eastAsia="黑体"/>
         </w:rPr>
         <w:t xml:space="preserve">可高于、等于或低于输入</w:t>
       </w:r>
       <w:r>
+        <w:rPr>
+          <w:rFonts w:eastAsia="黑体"/>
+        </w:rPr>
         <w:t xml:space="preserve"> </w:t>
       </w:r>
       <m:oMath>
@@ -1305,7 +1522,7 @@
       </m:oMath>
       <w:r>
         <w:rPr>
-          <w:rFonts w:hint="eastAsia"/>
+          <w:rFonts w:hint="eastAsia" w:eastAsia="黑体"/>
         </w:rPr>
         <w:t xml:space="preserve">，广泛用于电池供电中输入电压宽范围波动的单向升降压场合。</w:t>
       </w:r>
@@ -1318,7 +1535,7 @@
       </w:pPr>
       <w:r>
         <w:rPr>
-          <w:rFonts w:hint="eastAsia"/>
+          <w:rFonts w:hint="eastAsia" w:eastAsia="黑体"/>
         </w:rPr>
         <w:t xml:space="preserve">工作原理</w:t>
       </w:r>
@@ -1329,34 +1546,43 @@
       </w:pPr>
       <w:r>
         <w:rPr>
-          <w:rFonts w:hint="eastAsia"/>
+          <w:rFonts w:hint="eastAsia" w:eastAsia="黑体"/>
         </w:rPr>
         <w:t xml:space="preserve">电路在</w:t>
       </w:r>
       <w:r>
+        <w:rPr>
+          <w:rFonts w:eastAsia="黑体"/>
+        </w:rPr>
         <w:t xml:space="preserve"> Buck </w:t>
       </w:r>
       <w:r>
         <w:rPr>
-          <w:rFonts w:hint="eastAsia"/>
+          <w:rFonts w:hint="eastAsia" w:eastAsia="黑体"/>
         </w:rPr>
         <w:t xml:space="preserve">模式、Boost</w:t>
       </w:r>
       <w:r>
+        <w:rPr>
+          <w:rFonts w:eastAsia="黑体"/>
+        </w:rPr>
         <w:t xml:space="preserve"> </w:t>
       </w:r>
       <w:r>
         <w:rPr>
-          <w:rFonts w:hint="eastAsia"/>
+          <w:rFonts w:hint="eastAsia" w:eastAsia="黑体"/>
         </w:rPr>
         <w:t xml:space="preserve">模式及</w:t>
       </w:r>
       <w:r>
+        <w:rPr>
+          <w:rFonts w:eastAsia="黑体"/>
+        </w:rPr>
         <w:t xml:space="preserve"> Buck-Boost </w:t>
       </w:r>
       <w:r>
         <w:rPr>
-          <w:rFonts w:hint="eastAsia"/>
+          <w:rFonts w:hint="eastAsia" w:eastAsia="黑体"/>
         </w:rPr>
         <w:t xml:space="preserve">过渡模式间切换：</w:t>
       </w:r>
@@ -1396,11 +1622,14 @@
         </m:sSub>
       </m:oMath>
       <w:r>
+        <w:rPr>
+          <w:rFonts w:eastAsia="黑体"/>
+        </w:rPr>
         <w:t xml:space="preserve"> </w:t>
       </w:r>
       <w:r>
         <w:rPr>
-          <w:rFonts w:hint="eastAsia"/>
+          <w:rFonts w:hint="eastAsia" w:eastAsia="黑体"/>
         </w:rPr>
         <w:t xml:space="preserve">时工作于降压，</w:t>
       </w:r>
@@ -1440,11 +1669,14 @@
         </m:sSub>
       </m:oMath>
       <w:r>
+        <w:rPr>
+          <w:rFonts w:eastAsia="黑体"/>
+        </w:rPr>
         <w:t xml:space="preserve"> </w:t>
       </w:r>
       <w:r>
         <w:rPr>
-          <w:rFonts w:hint="eastAsia"/>
+          <w:rFonts w:hint="eastAsia" w:eastAsia="黑体"/>
         </w:rPr>
         <w:t xml:space="preserve">时工作于升压，两者接近时进入四管同时开关的混合模式以实现平滑过渡。通过控制各开关占空比分配，电感在一个周期内交替连接输入与输出，将能量从输入传向输出。</w:t>
       </w:r>
@@ -1457,7 +1689,7 @@
       </w:pPr>
       <w:r>
         <w:rPr>
-          <w:rFonts w:hint="eastAsia"/>
+          <w:rFonts w:hint="eastAsia" w:eastAsia="黑体"/>
         </w:rPr>
         <w:t xml:space="preserve">关键计算公式</w:t>
       </w:r>
@@ -1470,11 +1702,14 @@
         </w:numPr>
       </w:pPr>
       <w:r>
+        <w:rPr>
+          <w:rFonts w:eastAsia="黑体"/>
+        </w:rPr>
         <w:t xml:space="preserve">Buck </w:t>
       </w:r>
       <w:r>
         <w:rPr>
-          <w:rFonts w:hint="eastAsia"/>
+          <w:rFonts w:hint="eastAsia" w:eastAsia="黑体"/>
         </w:rPr>
         <w:t xml:space="preserve">模式（</w:t>
       </w:r>
@@ -1515,25 +1750,31 @@
       </m:oMath>
       <w:r>
         <w:rPr>
-          <w:rFonts w:hint="eastAsia"/>
+          <w:rFonts w:hint="eastAsia" w:eastAsia="黑体"/>
         </w:rPr>
         <w:t xml:space="preserve">，Q3</w:t>
       </w:r>
       <w:r>
+        <w:rPr>
+          <w:rFonts w:eastAsia="黑体"/>
+        </w:rPr>
         <w:t xml:space="preserve"> </w:t>
       </w:r>
       <w:r>
         <w:rPr>
-          <w:rFonts w:hint="eastAsia"/>
+          <w:rFonts w:hint="eastAsia" w:eastAsia="黑体"/>
         </w:rPr>
         <w:t xml:space="preserve">常通、Q4</w:t>
       </w:r>
       <w:r>
+        <w:rPr>
+          <w:rFonts w:eastAsia="黑体"/>
+        </w:rPr>
         <w:t xml:space="preserve"> </w:t>
       </w:r>
       <w:r>
         <w:rPr>
-          <w:rFonts w:hint="eastAsia"/>
+          <w:rFonts w:hint="eastAsia" w:eastAsia="黑体"/>
         </w:rPr>
         <w:t xml:space="preserve">常断）：</w:t>
       </w:r>
@@ -1619,11 +1860,14 @@
         </w:numPr>
       </w:pPr>
       <w:r>
+        <w:rPr>
+          <w:rFonts w:eastAsia="黑体"/>
+        </w:rPr>
         <w:t xml:space="preserve">Boost </w:t>
       </w:r>
       <w:r>
         <w:rPr>
-          <w:rFonts w:hint="eastAsia"/>
+          <w:rFonts w:hint="eastAsia" w:eastAsia="黑体"/>
         </w:rPr>
         <w:t xml:space="preserve">模式（</w:t>
       </w:r>
@@ -1664,25 +1908,31 @@
       </m:oMath>
       <w:r>
         <w:rPr>
-          <w:rFonts w:hint="eastAsia"/>
+          <w:rFonts w:hint="eastAsia" w:eastAsia="黑体"/>
         </w:rPr>
         <w:t xml:space="preserve">，Q1</w:t>
       </w:r>
       <w:r>
+        <w:rPr>
+          <w:rFonts w:eastAsia="黑体"/>
+        </w:rPr>
         <w:t xml:space="preserve"> </w:t>
       </w:r>
       <w:r>
         <w:rPr>
-          <w:rFonts w:hint="eastAsia"/>
+          <w:rFonts w:hint="eastAsia" w:eastAsia="黑体"/>
         </w:rPr>
         <w:t xml:space="preserve">常通、Q2</w:t>
       </w:r>
       <w:r>
+        <w:rPr>
+          <w:rFonts w:eastAsia="黑体"/>
+        </w:rPr>
         <w:t xml:space="preserve"> </w:t>
       </w:r>
       <w:r>
         <w:rPr>
-          <w:rFonts w:hint="eastAsia"/>
+          <w:rFonts w:hint="eastAsia" w:eastAsia="黑体"/>
         </w:rPr>
         <w:t xml:space="preserve">常断）：</w:t>
       </w:r>
@@ -1784,7 +2034,7 @@
       </w:pPr>
       <w:r>
         <w:rPr>
-          <w:rFonts w:hint="eastAsia"/>
+          <w:rFonts w:hint="eastAsia" w:eastAsia="黑体"/>
         </w:rPr>
         <w:t xml:space="preserve">统一关系（过渡区，用两占空比）：</w:t>
       </w:r>
@@ -1880,11 +2130,14 @@
       </w:pPr>
       <w:r>
         <w:rPr>
-          <w:rFonts w:hint="eastAsia"/>
+          <w:rFonts w:hint="eastAsia" w:eastAsia="黑体"/>
         </w:rPr>
         <w:t xml:space="preserve">其中</w:t>
       </w:r>
       <w:r>
+        <w:rPr>
+          <w:rFonts w:eastAsia="黑体"/>
+        </w:rPr>
         <w:t xml:space="preserve"> </w:t>
       </w:r>
       <m:oMath>
@@ -1893,6 +2146,9 @@
         </m:r>
       </m:oMath>
       <w:r>
+        <w:rPr>
+          <w:rFonts w:eastAsia="黑体"/>
+        </w:rPr>
         <w:t xml:space="preserve">、</w:t>
       </w:r>
       <m:oMath>
@@ -1913,11 +2169,14 @@
         </m:sSup>
       </m:oMath>
       <w:r>
+        <w:rPr>
+          <w:rFonts w:eastAsia="黑体"/>
+        </w:rPr>
         <w:t xml:space="preserve"> </w:t>
       </w:r>
       <w:r>
         <w:rPr>
-          <w:rFonts w:hint="eastAsia"/>
+          <w:rFonts w:hint="eastAsia" w:eastAsia="黑体"/>
         </w:rPr>
         <w:t xml:space="preserve">为输入/输出两侧有效占空比。</w:t>
       </w:r>
@@ -1931,16 +2190,19 @@
       </w:pPr>
       <w:r>
         <w:rPr>
-          <w:rFonts w:hint="eastAsia"/>
+          <w:rFonts w:hint="eastAsia" w:eastAsia="黑体"/>
         </w:rPr>
         <w:t xml:space="preserve">电感电流纹波（Buck</w:t>
       </w:r>
       <w:r>
+        <w:rPr>
+          <w:rFonts w:eastAsia="黑体"/>
+        </w:rPr>
         <w:t xml:space="preserve"> </w:t>
       </w:r>
       <w:r>
         <w:rPr>
-          <w:rFonts w:hint="eastAsia"/>
+          <w:rFonts w:hint="eastAsia" w:eastAsia="黑体"/>
         </w:rPr>
         <w:t xml:space="preserve">模式近似）：</w:t>
       </w:r>
@@ -2084,16 +2346,19 @@
       </w:pPr>
       <w:r>
         <w:rPr>
-          <w:rFonts w:hint="eastAsia"/>
+          <w:rFonts w:hint="eastAsia" w:eastAsia="黑体"/>
         </w:rPr>
         <w:t xml:space="preserve">电感电流纹波（Boost</w:t>
       </w:r>
       <w:r>
+        <w:rPr>
+          <w:rFonts w:eastAsia="黑体"/>
+        </w:rPr>
         <w:t xml:space="preserve"> </w:t>
       </w:r>
       <w:r>
         <w:rPr>
-          <w:rFonts w:hint="eastAsia"/>
+          <w:rFonts w:hint="eastAsia" w:eastAsia="黑体"/>
         </w:rPr>
         <w:t xml:space="preserve">模式近似）：</w:t>
       </w:r>
@@ -2229,7 +2494,7 @@
             </w:pPr>
             <w:r>
               <w:rPr>
-                <w:rFonts w:hint="eastAsia"/>
+                <w:rFonts w:hint="eastAsia" w:eastAsia="黑体"/>
               </w:rPr>
               <w:t xml:space="preserve">符号</w:t>
             </w:r>
@@ -2243,7 +2508,7 @@
             </w:pPr>
             <w:r>
               <w:rPr>
-                <w:rFonts w:hint="eastAsia"/>
+                <w:rFonts w:hint="eastAsia" w:eastAsia="黑体"/>
               </w:rPr>
               <w:t xml:space="preserve">含义</w:t>
             </w:r>
@@ -2257,7 +2522,7 @@
             </w:pPr>
             <w:r>
               <w:rPr>
-                <w:rFonts w:hint="eastAsia"/>
+                <w:rFonts w:hint="eastAsia" w:eastAsia="黑体"/>
               </w:rPr>
               <w:t xml:space="preserve">单位</w:t>
             </w:r>
@@ -2289,6 +2554,9 @@
               </m:sSub>
             </m:oMath>
             <w:r>
+              <w:rPr>
+                <w:rFonts w:eastAsia="黑体"/>
+              </w:rPr>
               <w:t xml:space="preserve">​</w:t>
             </w:r>
           </w:p>
@@ -2301,7 +2569,7 @@
             </w:pPr>
             <w:r>
               <w:rPr>
-                <w:rFonts w:hint="eastAsia"/>
+                <w:rFonts w:hint="eastAsia" w:eastAsia="黑体"/>
               </w:rPr>
               <w:t xml:space="preserve">输入电压</w:t>
             </w:r>
@@ -2314,6 +2582,9 @@
               <w:pStyle w:val="Compact"/>
             </w:pPr>
             <w:r>
+              <w:rPr>
+                <w:rFonts w:eastAsia="黑体"/>
+              </w:rPr>
               <w:t xml:space="preserve">V</w:t>
             </w:r>
           </w:p>
@@ -2341,6 +2612,9 @@
               </m:sSub>
             </m:oMath>
             <w:r>
+              <w:rPr>
+                <w:rFonts w:eastAsia="黑体"/>
+              </w:rPr>
               <w:t xml:space="preserve">​</w:t>
             </w:r>
           </w:p>
@@ -2353,7 +2627,7 @@
             </w:pPr>
             <w:r>
               <w:rPr>
-                <w:rFonts w:hint="eastAsia"/>
+                <w:rFonts w:hint="eastAsia" w:eastAsia="黑体"/>
               </w:rPr>
               <w:t xml:space="preserve">输出电压</w:t>
             </w:r>
@@ -2366,6 +2640,9 @@
               <w:pStyle w:val="Compact"/>
             </w:pPr>
             <w:r>
+              <w:rPr>
+                <w:rFonts w:eastAsia="黑体"/>
+              </w:rPr>
               <w:t xml:space="preserve">V</w:t>
             </w:r>
           </w:p>
@@ -2402,6 +2679,9 @@
               </m:sSub>
             </m:oMath>
             <w:r>
+              <w:rPr>
+                <w:rFonts w:eastAsia="黑体"/>
+              </w:rPr>
               <w:t xml:space="preserve">​</w:t>
             </w:r>
           </w:p>
@@ -2413,11 +2693,14 @@
               <w:pStyle w:val="Compact"/>
             </w:pPr>
             <w:r>
+              <w:rPr>
+                <w:rFonts w:eastAsia="黑体"/>
+              </w:rPr>
               <w:t xml:space="preserve">Buck </w:t>
             </w:r>
             <w:r>
               <w:rPr>
-                <w:rFonts w:hint="eastAsia"/>
+                <w:rFonts w:hint="eastAsia" w:eastAsia="黑体"/>
               </w:rPr>
               <w:t xml:space="preserve">占空比</w:t>
             </w:r>
@@ -2430,6 +2713,9 @@
               <w:pStyle w:val="Compact"/>
             </w:pPr>
             <w:r>
+              <w:rPr>
+                <w:rFonts w:eastAsia="黑体"/>
+              </w:rPr>
               <w:t xml:space="preserve">—</w:t>
             </w:r>
           </w:p>
@@ -2469,6 +2755,9 @@
               </m:sSub>
             </m:oMath>
             <w:r>
+              <w:rPr>
+                <w:rFonts w:eastAsia="黑体"/>
+              </w:rPr>
               <w:t xml:space="preserve">​</w:t>
             </w:r>
           </w:p>
@@ -2480,11 +2769,14 @@
               <w:pStyle w:val="Compact"/>
             </w:pPr>
             <w:r>
+              <w:rPr>
+                <w:rFonts w:eastAsia="黑体"/>
+              </w:rPr>
               <w:t xml:space="preserve">Boost </w:t>
             </w:r>
             <w:r>
               <w:rPr>
-                <w:rFonts w:hint="eastAsia"/>
+                <w:rFonts w:hint="eastAsia" w:eastAsia="黑体"/>
               </w:rPr>
               <w:t xml:space="preserve">占空比</w:t>
             </w:r>
@@ -2497,6 +2789,9 @@
               <w:pStyle w:val="Compact"/>
             </w:pPr>
             <w:r>
+              <w:rPr>
+                <w:rFonts w:eastAsia="黑体"/>
+              </w:rPr>
               <w:t xml:space="preserve">—</w:t>
             </w:r>
           </w:p>
@@ -2515,6 +2810,9 @@
               </m:r>
             </m:oMath>
             <w:r>
+              <w:rPr>
+                <w:rFonts w:eastAsia="黑体"/>
+              </w:rPr>
               <w:t xml:space="preserve">​</w:t>
             </w:r>
           </w:p>
@@ -2527,7 +2825,7 @@
             </w:pPr>
             <w:r>
               <w:rPr>
-                <w:rFonts w:hint="eastAsia"/>
+                <w:rFonts w:hint="eastAsia" w:eastAsia="黑体"/>
               </w:rPr>
               <w:t xml:space="preserve">电感</w:t>
             </w:r>
@@ -2540,6 +2838,9 @@
               <w:pStyle w:val="Compact"/>
             </w:pPr>
             <w:r>
+              <w:rPr>
+                <w:rFonts w:eastAsia="黑体"/>
+              </w:rPr>
               <w:t xml:space="preserve">H</w:t>
             </w:r>
           </w:p>
@@ -2570,6 +2871,9 @@
               </m:sSub>
             </m:oMath>
             <w:r>
+              <w:rPr>
+                <w:rFonts w:eastAsia="黑体"/>
+              </w:rPr>
               <w:t xml:space="preserve">​</w:t>
             </w:r>
           </w:p>
@@ -2582,7 +2886,7 @@
             </w:pPr>
             <w:r>
               <w:rPr>
-                <w:rFonts w:hint="eastAsia"/>
+                <w:rFonts w:hint="eastAsia" w:eastAsia="黑体"/>
               </w:rPr>
               <w:t xml:space="preserve">开关频率</w:t>
             </w:r>
@@ -2595,6 +2899,9 @@
               <w:pStyle w:val="Compact"/>
             </w:pPr>
             <w:r>
+              <w:rPr>
+                <w:rFonts w:eastAsia="黑体"/>
+              </w:rPr>
               <w:t xml:space="preserve">Hz</w:t>
             </w:r>
           </w:p>
@@ -2628,6 +2935,9 @@
               </m:sSub>
             </m:oMath>
             <w:r>
+              <w:rPr>
+                <w:rFonts w:eastAsia="黑体"/>
+              </w:rPr>
               <w:t xml:space="preserve">​</w:t>
             </w:r>
           </w:p>
@@ -2640,7 +2950,7 @@
             </w:pPr>
             <w:r>
               <w:rPr>
-                <w:rFonts w:hint="eastAsia"/>
+                <w:rFonts w:hint="eastAsia" w:eastAsia="黑体"/>
               </w:rPr>
               <w:t xml:space="preserve">电感纹波电流</w:t>
             </w:r>
@@ -2653,6 +2963,9 @@
               <w:pStyle w:val="Compact"/>
             </w:pPr>
             <w:r>
+              <w:rPr>
+                <w:rFonts w:eastAsia="黑体"/>
+              </w:rPr>
               <w:t xml:space="preserve">A</w:t>
             </w:r>
           </w:p>
@@ -2667,7 +2980,7 @@
       </w:pPr>
       <w:r>
         <w:rPr>
-          <w:rFonts w:hint="eastAsia"/>
+          <w:rFonts w:hint="eastAsia" w:eastAsia="黑体"/>
         </w:rPr>
         <w:t xml:space="preserve">元件调整影响</w:t>
       </w:r>
@@ -2682,21 +2995,27 @@
       </w:pPr>
       <w:r>
         <w:rPr>
-          <w:rFonts w:hint="eastAsia"/>
+          <w:rFonts w:hint="eastAsia" w:eastAsia="黑体"/>
           <w:b/>
           <w:bCs/>
         </w:rPr>
         <w:t xml:space="preserve">四个开关均低导通电阻</w:t>
       </w:r>
       <w:r>
+        <w:rPr>
+          <w:rFonts w:eastAsia="黑体"/>
+        </w:rPr>
         <w:t xml:space="preserve"> </w:t>
       </w:r>
       <w:r>
+        <w:rPr>
+          <w:rFonts w:eastAsia="黑体"/>
+        </w:rPr>
         <w:t xml:space="preserve">→ </w:t>
       </w:r>
       <w:r>
         <w:rPr>
-          <w:rFonts w:hint="eastAsia"/>
+          <w:rFonts w:hint="eastAsia" w:eastAsia="黑体"/>
         </w:rPr>
         <w:t xml:space="preserve">效率高；但四管架构下每个周期能量路径元件多，损耗环节多。</w:t>
       </w:r>
@@ -2716,6 +3035,7 @@
       </m:oMath>
       <w:r>
         <w:rPr>
+          <w:rFonts w:eastAsia="黑体"/>
           <w:b/>
           <w:bCs/>
         </w:rPr>
@@ -2723,20 +3043,27 @@
       </w:r>
       <w:r>
         <w:rPr>
+          <w:rFonts w:eastAsia="黑体"/>
           <w:b/>
           <w:bCs/>
         </w:rPr>
         <w:t xml:space="preserve">↑</w:t>
       </w:r>
       <w:r>
+        <w:rPr>
+          <w:rFonts w:eastAsia="黑体"/>
+        </w:rPr>
         <w:t xml:space="preserve"> </w:t>
       </w:r>
       <w:r>
+        <w:rPr>
+          <w:rFonts w:eastAsia="黑体"/>
+        </w:rPr>
         <w:t xml:space="preserve">→ </w:t>
       </w:r>
       <w:r>
         <w:rPr>
-          <w:rFonts w:hint="eastAsia"/>
+          <w:rFonts w:hint="eastAsia" w:eastAsia="黑体"/>
         </w:rPr>
         <w:t xml:space="preserve">纹波减小，但体积增大，四开关下电感需兼顾两种工作模式。</w:t>
       </w:r>
@@ -2751,21 +3078,27 @@
       </w:pPr>
       <w:r>
         <w:rPr>
-          <w:rFonts w:hint="eastAsia"/>
+          <w:rFonts w:hint="eastAsia" w:eastAsia="黑体"/>
           <w:b/>
           <w:bCs/>
         </w:rPr>
         <w:t xml:space="preserve">占空比过渡策略</w:t>
       </w:r>
       <w:r>
+        <w:rPr>
+          <w:rFonts w:eastAsia="黑体"/>
+        </w:rPr>
         <w:t xml:space="preserve"> </w:t>
       </w:r>
       <w:r>
+        <w:rPr>
+          <w:rFonts w:eastAsia="黑体"/>
+        </w:rPr>
         <w:t xml:space="preserve">→ </w:t>
       </w:r>
       <w:r>
         <w:rPr>
-          <w:rFonts w:hint="eastAsia"/>
+          <w:rFonts w:hint="eastAsia" w:eastAsia="黑体"/>
         </w:rPr>
         <w:t xml:space="preserve">平滑切换可避免输入/输出纹波与噪声尖峰，硬切会带来较大扰动。</w:t>
       </w:r>
@@ -2797,6 +3130,7 @@
       </m:oMath>
       <w:r>
         <w:rPr>
+          <w:rFonts w:eastAsia="黑体"/>
           <w:b/>
           <w:bCs/>
         </w:rPr>
@@ -2804,20 +3138,27 @@
       </w:r>
       <w:r>
         <w:rPr>
+          <w:rFonts w:eastAsia="黑体"/>
           <w:b/>
           <w:bCs/>
         </w:rPr>
         <w:t xml:space="preserve">↑</w:t>
       </w:r>
       <w:r>
+        <w:rPr>
+          <w:rFonts w:eastAsia="黑体"/>
+        </w:rPr>
         <w:t xml:space="preserve"> </w:t>
       </w:r>
       <w:r>
+        <w:rPr>
+          <w:rFonts w:eastAsia="黑体"/>
+        </w:rPr>
         <w:t xml:space="preserve">→ </w:t>
       </w:r>
       <w:r>
         <w:rPr>
-          <w:rFonts w:hint="eastAsia"/>
+          <w:rFonts w:hint="eastAsia" w:eastAsia="黑体"/>
         </w:rPr>
         <w:t xml:space="preserve">磁件与电容减小，四管开关损耗比例升高。</w:t>
       </w:r>
@@ -2832,7 +3173,7 @@
       </w:pPr>
       <w:r>
         <w:rPr>
-          <w:rFonts w:hint="eastAsia"/>
+          <w:rFonts w:hint="eastAsia" w:eastAsia="黑体"/>
           <w:b/>
           <w:bCs/>
         </w:rPr>
@@ -2840,6 +3181,7 @@
       </w:r>
       <w:r>
         <w:rPr>
+          <w:rFonts w:eastAsia="黑体"/>
           <w:b/>
           <w:bCs/>
         </w:rPr>
@@ -2847,21 +3189,27 @@
       </w:r>
       <w:r>
         <w:rPr>
-          <w:rFonts w:hint="eastAsia"/>
+          <w:rFonts w:hint="eastAsia" w:eastAsia="黑体"/>
           <w:b/>
           <w:bCs/>
         </w:rPr>
         <w:t xml:space="preserve">MOSFET）</w:t>
       </w:r>
       <w:r>
+        <w:rPr>
+          <w:rFonts w:eastAsia="黑体"/>
+        </w:rPr>
         <w:t xml:space="preserve"> </w:t>
       </w:r>
       <w:r>
+        <w:rPr>
+          <w:rFonts w:eastAsia="黑体"/>
+        </w:rPr>
         <w:t xml:space="preserve">→ </w:t>
       </w:r>
       <w:r>
         <w:rPr>
-          <w:rFonts w:hint="eastAsia"/>
+          <w:rFonts w:hint="eastAsia" w:eastAsia="黑体"/>
         </w:rPr>
         <w:t xml:space="preserve">效率高于含二极管的方案，但需四路驱动与死区控制。</w:t>
       </w:r>
@@ -2874,7 +3222,7 @@
       </w:pPr>
       <w:r>
         <w:rPr>
-          <w:rFonts w:hint="eastAsia"/>
+          <w:rFonts w:hint="eastAsia" w:eastAsia="黑体"/>
         </w:rPr>
         <w:t xml:space="preserve">典型参数示例</w:t>
       </w:r>
@@ -2888,11 +3236,14 @@
         </w:numPr>
       </w:pPr>
       <w:r>
+        <w:rPr>
+          <w:rFonts w:eastAsia="黑体"/>
+        </w:rPr>
         <w:t xml:space="preserve">Buck </w:t>
       </w:r>
       <w:r>
         <w:rPr>
-          <w:rFonts w:hint="eastAsia"/>
+          <w:rFonts w:hint="eastAsia" w:eastAsia="黑体"/>
         </w:rPr>
         <w:t xml:space="preserve">模式：</w:t>
       </w:r>
@@ -2933,6 +3284,9 @@
         </m:r>
       </m:oMath>
       <w:r>
+        <w:rPr>
+          <w:rFonts w:eastAsia="黑体"/>
+        </w:rPr>
         <w:t xml:space="preserve">、</w:t>
       </w:r>
       <m:oMath>
@@ -2969,12 +3323,21 @@
         </m:r>
       </m:oMath>
       <w:r>
+        <w:rPr>
+          <w:rFonts w:eastAsia="黑体"/>
+        </w:rPr>
         <w:t xml:space="preserve"> </w:t>
       </w:r>
       <w:r>
+        <w:rPr>
+          <w:rFonts w:eastAsia="黑体"/>
+        </w:rPr>
         <w:t xml:space="preserve">→</w:t>
       </w:r>
       <w:r>
+        <w:rPr>
+          <w:rFonts w:eastAsia="黑体"/>
+        </w:rPr>
         <w:t xml:space="preserve"> </w:t>
       </w:r>
       <m:oMath>
@@ -3028,6 +3391,9 @@
         </m:r>
       </m:oMath>
       <w:r>
+        <w:rPr>
+          <w:rFonts w:eastAsia="黑体"/>
+        </w:rPr>
         <w:t xml:space="preserve">。</w:t>
       </w:r>
     </w:p>
@@ -3040,11 +3406,14 @@
         </w:numPr>
       </w:pPr>
       <w:r>
+        <w:rPr>
+          <w:rFonts w:eastAsia="黑体"/>
+        </w:rPr>
         <w:t xml:space="preserve">Boost </w:t>
       </w:r>
       <w:r>
         <w:rPr>
-          <w:rFonts w:hint="eastAsia"/>
+          <w:rFonts w:hint="eastAsia" w:eastAsia="黑体"/>
         </w:rPr>
         <w:t xml:space="preserve">模式：</w:t>
       </w:r>
@@ -3085,6 +3454,9 @@
         </m:r>
       </m:oMath>
       <w:r>
+        <w:rPr>
+          <w:rFonts w:eastAsia="黑体"/>
+        </w:rPr>
         <w:t xml:space="preserve">、</w:t>
       </w:r>
       <m:oMath>
@@ -3121,12 +3493,21 @@
         </m:r>
       </m:oMath>
       <w:r>
+        <w:rPr>
+          <w:rFonts w:eastAsia="黑体"/>
+        </w:rPr>
         <w:t xml:space="preserve"> </w:t>
       </w:r>
       <w:r>
+        <w:rPr>
+          <w:rFonts w:eastAsia="黑体"/>
+        </w:rPr>
         <w:t xml:space="preserve">→</w:t>
       </w:r>
       <w:r>
+        <w:rPr>
+          <w:rFonts w:eastAsia="黑体"/>
+        </w:rPr>
         <w:t xml:space="preserve"> </w:t>
       </w:r>
       <m:oMath>
@@ -3192,6 +3573,9 @@
         </m:r>
       </m:oMath>
       <w:r>
+        <w:rPr>
+          <w:rFonts w:eastAsia="黑体"/>
+        </w:rPr>
         <w:t xml:space="preserve">。</w:t>
       </w:r>
     </w:p>
@@ -3203,7 +3587,7 @@
       </w:pPr>
       <w:r>
         <w:rPr>
-          <w:rFonts w:hint="eastAsia"/>
+          <w:rFonts w:hint="eastAsia" w:eastAsia="黑体"/>
         </w:rPr>
         <w:t xml:space="preserve">常见器件型号</w:t>
       </w:r>
@@ -3218,7 +3602,7 @@
       </w:pPr>
       <w:r>
         <w:rPr>
-          <w:rFonts w:hint="eastAsia"/>
+          <w:rFonts w:hint="eastAsia" w:eastAsia="黑体"/>
         </w:rPr>
         <w:t xml:space="preserve">常用：按需选型</w:t>
       </w:r>
@@ -3233,16 +3617,19 @@
       </w:pPr>
       <w:r>
         <w:rPr>
-          <w:rFonts w:hint="eastAsia"/>
+          <w:rFonts w:hint="eastAsia" w:eastAsia="黑体"/>
         </w:rPr>
         <w:t xml:space="preserve">四开关</w:t>
       </w:r>
       <w:r>
+        <w:rPr>
+          <w:rFonts w:eastAsia="黑体"/>
+        </w:rPr>
         <w:t xml:space="preserve"> Buck-Boost </w:t>
       </w:r>
       <w:r>
         <w:rPr>
-          <w:rFonts w:hint="eastAsia"/>
+          <w:rFonts w:hint="eastAsia" w:eastAsia="黑体"/>
         </w:rPr>
         <w:t xml:space="preserve">控制器：LT8390、LT8705、TPS55288。</w:t>
       </w:r>
@@ -3255,7 +3642,7 @@
       </w:pPr>
       <w:r>
         <w:rPr>
-          <w:rFonts w:hint="eastAsia"/>
+          <w:rFonts w:hint="eastAsia" w:eastAsia="黑体"/>
         </w:rPr>
         <w:t xml:space="preserve">注意事项</w:t>
       </w:r>
@@ -3270,20 +3657,26 @@
       </w:pPr>
       <w:r>
         <w:rPr>
-          <w:rFonts w:hint="eastAsia"/>
+          <w:rFonts w:hint="eastAsia" w:eastAsia="黑体"/>
         </w:rPr>
         <w:t xml:space="preserve">需要四路互补驱动与复杂死区/时序控制，实现门槛高于普通</w:t>
       </w:r>
       <w:r>
+        <w:rPr>
+          <w:rFonts w:eastAsia="黑体"/>
+        </w:rPr>
         <w:t xml:space="preserve"> Buck </w:t>
       </w:r>
       <w:r>
         <w:rPr>
-          <w:rFonts w:hint="eastAsia"/>
+          <w:rFonts w:hint="eastAsia" w:eastAsia="黑体"/>
         </w:rPr>
         <w:t xml:space="preserve">或</w:t>
       </w:r>
       <w:r>
+        <w:rPr>
+          <w:rFonts w:eastAsia="黑体"/>
+        </w:rPr>
         <w:t xml:space="preserve"> Boost。</w:t>
       </w:r>
     </w:p>
@@ -3297,7 +3690,7 @@
       </w:pPr>
       <w:r>
         <w:rPr>
-          <w:rFonts w:hint="eastAsia"/>
+          <w:rFonts w:hint="eastAsia" w:eastAsia="黑体"/>
         </w:rPr>
         <w:t xml:space="preserve">模式切换区（</w:t>
       </w:r>
@@ -3338,7 +3731,7 @@
       </m:oMath>
       <w:r>
         <w:rPr>
-          <w:rFonts w:hint="eastAsia"/>
+          <w:rFonts w:hint="eastAsia" w:eastAsia="黑体"/>
         </w:rPr>
         <w:t xml:space="preserve">）是设计难点，需专门的过渡算法避免失控。</w:t>
       </w:r>
@@ -3353,7 +3746,7 @@
       </w:pPr>
       <w:r>
         <w:rPr>
-          <w:rFonts w:hint="eastAsia"/>
+          <w:rFonts w:hint="eastAsia" w:eastAsia="黑体"/>
         </w:rPr>
         <w:t xml:space="preserve">若无需反极性，可保证输出正电压；若接反极性需求需注意整流安排。</w:t>
       </w:r>
@@ -3368,7 +3761,7 @@
       </w:pPr>
       <w:r>
         <w:rPr>
-          <w:rFonts w:hint="eastAsia"/>
+          <w:rFonts w:hint="eastAsia" w:eastAsia="黑体"/>
         </w:rPr>
         <w:t xml:space="preserve">注意输入输出两端都存在续流，需评估各管的电压与电流应力。</w:t>
       </w:r>
@@ -3381,7 +3774,7 @@
       </w:pPr>
       <w:r>
         <w:rPr>
-          <w:rFonts w:hint="eastAsia"/>
+          <w:rFonts w:hint="eastAsia" w:eastAsia="黑体"/>
         </w:rPr>
         <w:t xml:space="preserve">参考资料</w:t>
       </w:r>
@@ -3395,20 +3788,26 @@
         </w:numPr>
       </w:pPr>
       <w:r>
+        <w:rPr>
+          <w:rFonts w:eastAsia="黑体"/>
+        </w:rPr>
         <w:t xml:space="preserve">ADI LT8390 / LT8705 </w:t>
       </w:r>
       <w:r>
         <w:rPr>
-          <w:rFonts w:hint="eastAsia"/>
+          <w:rFonts w:hint="eastAsia" w:eastAsia="黑体"/>
         </w:rPr>
         <w:t xml:space="preserve">数据手册（四开关</w:t>
       </w:r>
       <w:r>
+        <w:rPr>
+          <w:rFonts w:eastAsia="黑体"/>
+        </w:rPr>
         <w:t xml:space="preserve"> </w:t>
       </w:r>
       <w:r>
         <w:rPr>
-          <w:rFonts w:hint="eastAsia"/>
+          <w:rFonts w:hint="eastAsia" w:eastAsia="黑体"/>
         </w:rPr>
         <w:t xml:space="preserve">Buck-Boost）。</w:t>
       </w:r>
@@ -3422,11 +3821,14 @@
         </w:numPr>
       </w:pPr>
       <w:r>
+        <w:rPr>
+          <w:rFonts w:eastAsia="黑体"/>
+        </w:rPr>
         <w:t xml:space="preserve">TI TPS55288 </w:t>
       </w:r>
       <w:r>
         <w:rPr>
-          <w:rFonts w:hint="eastAsia"/>
+          <w:rFonts w:hint="eastAsia" w:eastAsia="黑体"/>
         </w:rPr>
         <w:t xml:space="preserve">数据手册。</w:t>
       </w:r>
@@ -3440,6 +3842,9 @@
         </w:numPr>
       </w:pPr>
       <w:r>
+        <w:rPr>
+          <w:rFonts w:eastAsia="黑体"/>
+        </w:rPr>
         <w:t xml:space="preserve">Wikipedia: Buck–boost converter。</w:t>
       </w:r>
     </w:p>
@@ -3452,11 +3857,11 @@
       </w:pPr>
       <w:r>
         <w:rPr>
-          <w:rFonts w:ascii="Times New Roman" w:hAnsi="Times New Roman"/>
+          <w:rFonts w:ascii="Times New Roman" w:hAnsi="Times New Roman" w:eastAsia="黑体"/>
           <w:color w:val="555555"/>
           <w:sz w:val="21"/>
         </w:rPr>
-        <w:t>材料收集者：杜文杰</w:t>
+        <w:t>材料收集者：杜文杰，WX手机：19519196569，QQ:3478827729</w:t>
       </w:r>
     </w:p>
     <w:sectPr>
@@ -3476,7 +3881,7 @@
 </file>
 
 <file path=word/footer1.xml><?xml version="1.0" encoding="utf-8"?>
-<w:ftr xmlns:m="http://schemas.openxmlformats.org/officeDocument/2006/math" xmlns:mc="http://schemas.openxmlformats.org/markup-compatibility/2006" xmlns:mo="http://schemas.microsoft.com/office/mac/office/2008/main" xmlns:mv="urn:schemas-microsoft-com:mac:vml" xmlns:o="urn:schemas-microsoft-com:office:office" xmlns:r="http://schemas.openxmlformats.org/officeDocument/2006/relationships" xmlns:v="urn:schemas-microsoft-com:vml" xmlns:w10="urn:schemas-microsoft-com:office:word" xmlns:w14="http://schemas.microsoft.com/office/word/2010/wordml" xmlns:w="http://schemas.openxmlformats.org/wordprocessingml/2006/main" xmlns:wne="http://schemas.microsoft.com/office/word/2006/wordml" xmlns:wp14="http://schemas.microsoft.com/office/word/2010/wordprocessingDrawing" xmlns:wp="http://schemas.openxmlformats.org/drawingml/2006/wordprocessingDrawing" xmlns:wpc="http://schemas.microsoft.com/office/word/2010/wordprocessingCanvas" xmlns:wpg="http://schemas.microsoft.com/office/word/2010/wordprocessingGroup" xmlns:wpi="http://schemas.microsoft.com/office/word/2010/wordprocessingInk" xmlns:wps="http://schemas.microsoft.com/office/word/2010/wordprocessingShape" mc:Ignorable="w14 wp14">
+<w:ftr xmlns:mc="http://schemas.openxmlformats.org/markup-compatibility/2006" xmlns:w="http://schemas.openxmlformats.org/wordprocessingml/2006/main" xmlns:m="http://schemas.openxmlformats.org/officeDocument/2006/math" xmlns:mo="http://schemas.microsoft.com/office/mac/office/2008/main" xmlns:mv="urn:schemas-microsoft-com:mac:vml" xmlns:o="urn:schemas-microsoft-com:office:office" xmlns:r="http://schemas.openxmlformats.org/officeDocument/2006/relationships" xmlns:v="urn:schemas-microsoft-com:vml" xmlns:w10="urn:schemas-microsoft-com:office:word" xmlns:w14="http://schemas.microsoft.com/office/word/2010/wordml" xmlns:wne="http://schemas.microsoft.com/office/word/2006/wordml" xmlns:wp14="http://schemas.microsoft.com/office/word/2010/wordprocessingDrawing" xmlns:wp="http://schemas.openxmlformats.org/drawingml/2006/wordprocessingDrawing" xmlns:wpc="http://schemas.microsoft.com/office/word/2010/wordprocessingCanvas" xmlns:wpg="http://schemas.microsoft.com/office/word/2010/wordprocessingGroup" xmlns:wpi="http://schemas.microsoft.com/office/word/2010/wordprocessingInk" xmlns:wps="http://schemas.microsoft.com/office/word/2010/wordprocessingShape" mc:Ignorable="w14 wp14">
   <w:p>
     <w:pPr>
       <w:pStyle w:val="Footer"/>
@@ -3484,12 +3889,14 @@
     </w:pPr>
     <w:r>
       <w:rPr>
+        <w:rFonts w:eastAsia="黑体"/>
         <w:sz w:val="18"/>
       </w:rPr>
       <w:t xml:space="preserve">第 </w:t>
     </w:r>
     <w:r>
       <w:rPr>
+        <w:rFonts w:eastAsia="黑体"/>
         <w:sz w:val="18"/>
       </w:rPr>
       <w:fldChar w:fldCharType="begin"/>
@@ -3498,6 +3905,7 @@
     </w:r>
     <w:r>
       <w:rPr>
+        <w:rFonts w:eastAsia="黑体"/>
         <w:sz w:val="18"/>
       </w:rPr>
       <w:t xml:space="preserve"> 页</w:t>
@@ -3511,6 +3919,9 @@
   <w:footnote w:type="continuationSeparator" w:id="0">
     <w:p>
       <w:r>
+        <w:rPr>
+          <w:rFonts w:eastAsia="黑体"/>
+        </w:rPr>
         <w:continuationSeparator/>
       </w:r>
     </w:p>
@@ -3518,6 +3929,9 @@
   <w:footnote w:type="separator" w:id="-1">
     <w:p>
       <w:r>
+        <w:rPr>
+          <w:rFonts w:eastAsia="黑体"/>
+        </w:rPr>
         <w:separator/>
       </w:r>
     </w:p>
@@ -3526,7 +3940,7 @@
 </file>
 
 <file path=word/header1.xml><?xml version="1.0" encoding="utf-8"?>
-<w:hdr xmlns:m="http://schemas.openxmlformats.org/officeDocument/2006/math" xmlns:mc="http://schemas.openxmlformats.org/markup-compatibility/2006" xmlns:mo="http://schemas.microsoft.com/office/mac/office/2008/main" xmlns:mv="urn:schemas-microsoft-com:mac:vml" xmlns:o="urn:schemas-microsoft-com:office:office" xmlns:r="http://schemas.openxmlformats.org/officeDocument/2006/relationships" xmlns:v="urn:schemas-microsoft-com:vml" xmlns:w10="urn:schemas-microsoft-com:office:word" xmlns:w14="http://schemas.microsoft.com/office/word/2010/wordml" xmlns:w="http://schemas.openxmlformats.org/wordprocessingml/2006/main" xmlns:wne="http://schemas.microsoft.com/office/word/2006/wordml" xmlns:wp14="http://schemas.microsoft.com/office/word/2010/wordprocessingDrawing" xmlns:wp="http://schemas.openxmlformats.org/drawingml/2006/wordprocessingDrawing" xmlns:wpc="http://schemas.microsoft.com/office/word/2010/wordprocessingCanvas" xmlns:wpg="http://schemas.microsoft.com/office/word/2010/wordprocessingGroup" xmlns:wpi="http://schemas.microsoft.com/office/word/2010/wordprocessingInk" xmlns:wps="http://schemas.microsoft.com/office/word/2010/wordprocessingShape" mc:Ignorable="w14 wp14">
+<w:hdr xmlns:mc="http://schemas.openxmlformats.org/markup-compatibility/2006" xmlns:w="http://schemas.openxmlformats.org/wordprocessingml/2006/main" xmlns:m="http://schemas.openxmlformats.org/officeDocument/2006/math" xmlns:mo="http://schemas.microsoft.com/office/mac/office/2008/main" xmlns:mv="urn:schemas-microsoft-com:mac:vml" xmlns:o="urn:schemas-microsoft-com:office:office" xmlns:r="http://schemas.openxmlformats.org/officeDocument/2006/relationships" xmlns:v="urn:schemas-microsoft-com:vml" xmlns:w10="urn:schemas-microsoft-com:office:word" xmlns:w14="http://schemas.microsoft.com/office/word/2010/wordml" xmlns:wne="http://schemas.microsoft.com/office/word/2006/wordml" xmlns:wp14="http://schemas.microsoft.com/office/word/2010/wordprocessingDrawing" xmlns:wp="http://schemas.openxmlformats.org/drawingml/2006/wordprocessingDrawing" xmlns:wpc="http://schemas.microsoft.com/office/word/2010/wordprocessingCanvas" xmlns:wpg="http://schemas.microsoft.com/office/word/2010/wordprocessingGroup" xmlns:wpi="http://schemas.microsoft.com/office/word/2010/wordprocessingInk" xmlns:wps="http://schemas.microsoft.com/office/word/2010/wordprocessingShape" mc:Ignorable="w14 wp14">
   <w:p>
     <w:pPr>
       <w:pStyle w:val="Header"/>
@@ -3534,7 +3948,7 @@
     </w:pPr>
     <w:r>
       <w:rPr>
-        <w:rFonts w:ascii="Times New Roman" w:hAnsi="Times New Roman"/>
+        <w:rFonts w:ascii="Times New Roman" w:hAnsi="Times New Roman" w:eastAsia="黑体"/>
         <w:sz w:val="18"/>
         <w:rFonts w:eastAsia="黑体"/>
         <w:rFonts w:eastAsia="黑体"/>
@@ -3546,7 +3960,7 @@
 </file>
 
 <file path=word/numbering.xml><?xml version="1.0" encoding="utf-8"?>
-<w:numbering xmlns:m="http://schemas.openxmlformats.org/officeDocument/2006/math" xmlns:mc="http://schemas.openxmlformats.org/markup-compatibility/2006" xmlns:mo="http://schemas.microsoft.com/office/mac/office/2008/main" xmlns:mv="urn:schemas-microsoft-com:mac:vml" xmlns:o="urn:schemas-microsoft-com:office:office" xmlns:r="http://schemas.openxmlformats.org/officeDocument/2006/relationships" xmlns:v="urn:schemas-microsoft-com:vml" xmlns:w="http://schemas.openxmlformats.org/wordprocessingml/2006/main" xmlns:w10="urn:schemas-microsoft-com:office:word" xmlns:w14="http://schemas.microsoft.com/office/word/2010/wordml" xmlns:wne="http://schemas.microsoft.com/office/word/2006/wordml" xmlns:wp="http://schemas.openxmlformats.org/drawingml/2006/wordprocessingDrawing" xmlns:wp14="http://schemas.microsoft.com/office/word/2010/wordprocessingDrawing" xmlns:wpc="http://schemas.microsoft.com/office/word/2010/wordprocessingCanvas" xmlns:wpg="http://schemas.microsoft.com/office/word/2010/wordprocessingGroup" xmlns:wpi="http://schemas.microsoft.com/office/word/2010/wordprocessingInk" xmlns:wps="http://schemas.microsoft.com/office/word/2010/wordprocessingShape" mc:Ignorable="w14 wp14">
+<w:numbering xmlns:mc="http://schemas.openxmlformats.org/markup-compatibility/2006" xmlns:w="http://schemas.openxmlformats.org/wordprocessingml/2006/main" xmlns:m="http://schemas.openxmlformats.org/officeDocument/2006/math" xmlns:mo="http://schemas.microsoft.com/office/mac/office/2008/main" xmlns:mv="urn:schemas-microsoft-com:mac:vml" xmlns:o="urn:schemas-microsoft-com:office:office" xmlns:r="http://schemas.openxmlformats.org/officeDocument/2006/relationships" xmlns:v="urn:schemas-microsoft-com:vml" xmlns:w10="urn:schemas-microsoft-com:office:word" xmlns:w14="http://schemas.microsoft.com/office/word/2010/wordml" xmlns:wne="http://schemas.microsoft.com/office/word/2006/wordml" xmlns:wp="http://schemas.openxmlformats.org/drawingml/2006/wordprocessingDrawing" xmlns:wp14="http://schemas.microsoft.com/office/word/2010/wordprocessingDrawing" xmlns:wpc="http://schemas.microsoft.com/office/word/2010/wordprocessingCanvas" xmlns:wpg="http://schemas.microsoft.com/office/word/2010/wordprocessingGroup" xmlns:wpi="http://schemas.microsoft.com/office/word/2010/wordprocessingInk" xmlns:wps="http://schemas.microsoft.com/office/word/2010/wordprocessingShape" mc:Ignorable="w14 wp14">
   <w:abstractNum w:abstractNumId="0">
     <w:nsid w:val="FFFFFF7C"/>
     <w:multiLevelType w:val="singleLevel"/>
@@ -3633,7 +4047,7 @@
         <w:ind w:hanging="360" w:left="1440"/>
       </w:pPr>
       <w:rPr>
-        <w:rFonts w:ascii="Symbol" w:hAnsi="Symbol" w:hint="default"/>
+        <w:rFonts w:ascii="Symbol" w:hAnsi="Symbol" w:hint="default" w:eastAsia="黑体"/>
       </w:rPr>
     </w:lvl>
   </w:abstractNum>
@@ -3654,7 +4068,7 @@
         <w:ind w:hanging="360" w:left="1080"/>
       </w:pPr>
       <w:rPr>
-        <w:rFonts w:ascii="Symbol" w:hAnsi="Symbol" w:hint="default"/>
+        <w:rFonts w:ascii="Symbol" w:hAnsi="Symbol" w:hint="default" w:eastAsia="黑体"/>
       </w:rPr>
     </w:lvl>
   </w:abstractNum>
@@ -3675,7 +4089,7 @@
         <w:ind w:hanging="360" w:left="720"/>
       </w:pPr>
       <w:rPr>
-        <w:rFonts w:ascii="Symbol" w:hAnsi="Symbol" w:hint="default"/>
+        <w:rFonts w:ascii="Symbol" w:hAnsi="Symbol" w:hint="default" w:eastAsia="黑体"/>
       </w:rPr>
     </w:lvl>
   </w:abstractNum>
@@ -3714,7 +4128,7 @@
         <w:ind w:hanging="360" w:left="360"/>
       </w:pPr>
       <w:rPr>
-        <w:rFonts w:ascii="Symbol" w:hAnsi="Symbol" w:hint="default"/>
+        <w:rFonts w:ascii="Symbol" w:hAnsi="Symbol" w:hint="default" w:eastAsia="黑体"/>
       </w:rPr>
     </w:lvl>
   </w:abstractNum>
@@ -3805,7 +4219,7 @@
         <w:ind w:left="720" w:hanging="360"/>
       </w:pPr>
       <w:rPr>
-        <w:rFonts w:ascii="Symbol" w:hAnsi="Symbol" w:cs="Symbol" w:hint="default"/>
+        <w:rFonts w:ascii="Symbol" w:hAnsi="Symbol" w:cs="Symbol" w:hint="default" w:eastAsia="黑体"/>
       </w:rPr>
     </w:lvl>
     <w:lvl w:ilvl="1">
@@ -3816,7 +4230,7 @@
         <w:ind w:left="1440" w:hanging="360"/>
       </w:pPr>
       <w:rPr>
-        <w:rFonts w:ascii="Courier New" w:hAnsi="Courier New" w:cs="Courier New" w:hint="default"/>
+        <w:rFonts w:ascii="Courier New" w:hAnsi="Courier New" w:cs="Courier New" w:hint="default" w:eastAsia="黑体"/>
       </w:rPr>
     </w:lvl>
     <w:lvl w:ilvl="2">
@@ -3827,7 +4241,7 @@
         <w:ind w:left="2160" w:hanging="360"/>
       </w:pPr>
       <w:rPr>
-        <w:rFonts w:ascii="Wingdings" w:hAnsi="Wingdings" w:cs="Wingdings" w:hint="default"/>
+        <w:rFonts w:ascii="Wingdings" w:hAnsi="Wingdings" w:cs="Wingdings" w:hint="default" w:eastAsia="黑体"/>
       </w:rPr>
     </w:lvl>
     <w:lvl w:ilvl="3">
@@ -3838,7 +4252,7 @@
         <w:ind w:left="2880" w:hanging="360"/>
       </w:pPr>
       <w:rPr>
-        <w:rFonts w:ascii="Symbol" w:hAnsi="Symbol" w:cs="Symbol" w:hint="default"/>
+        <w:rFonts w:ascii="Symbol" w:hAnsi="Symbol" w:cs="Symbol" w:hint="default" w:eastAsia="黑体"/>
       </w:rPr>
     </w:lvl>
     <w:lvl w:ilvl="4">
@@ -3849,7 +4263,7 @@
         <w:ind w:left="3600" w:hanging="360"/>
       </w:pPr>
       <w:rPr>
-        <w:rFonts w:ascii="Courier New" w:hAnsi="Courier New" w:cs="Courier New" w:hint="default"/>
+        <w:rFonts w:ascii="Courier New" w:hAnsi="Courier New" w:cs="Courier New" w:hint="default" w:eastAsia="黑体"/>
       </w:rPr>
     </w:lvl>
     <w:lvl w:ilvl="5">
@@ -3860,7 +4274,7 @@
         <w:ind w:left="4320" w:hanging="360"/>
       </w:pPr>
       <w:rPr>
-        <w:rFonts w:ascii="Wingdings" w:hAnsi="Wingdings" w:cs="Wingdings" w:hint="default"/>
+        <w:rFonts w:ascii="Wingdings" w:hAnsi="Wingdings" w:cs="Wingdings" w:hint="default" w:eastAsia="黑体"/>
       </w:rPr>
     </w:lvl>
     <w:lvl w:ilvl="6">
@@ -3871,7 +4285,7 @@
         <w:ind w:left="5040" w:hanging="360"/>
       </w:pPr>
       <w:rPr>
-        <w:rFonts w:ascii="Symbol" w:hAnsi="Symbol" w:cs="Symbol" w:hint="default"/>
+        <w:rFonts w:ascii="Symbol" w:hAnsi="Symbol" w:cs="Symbol" w:hint="default" w:eastAsia="黑体"/>
       </w:rPr>
     </w:lvl>
     <w:lvl w:ilvl="7">
@@ -3882,7 +4296,7 @@
         <w:ind w:left="5760" w:hanging="360"/>
       </w:pPr>
       <w:rPr>
-        <w:rFonts w:ascii="Courier New" w:hAnsi="Courier New" w:cs="Courier New" w:hint="default"/>
+        <w:rFonts w:ascii="Courier New" w:hAnsi="Courier New" w:cs="Courier New" w:hint="default" w:eastAsia="黑体"/>
       </w:rPr>
     </w:lvl>
     <w:lvl w:ilvl="8">
@@ -3893,7 +4307,7 @@
         <w:ind w:left="6480" w:hanging="360"/>
       </w:pPr>
       <w:rPr>
-        <w:rFonts w:ascii="Wingdings" w:hAnsi="Wingdings" w:cs="Wingdings" w:hint="default"/>
+        <w:rFonts w:ascii="Wingdings" w:hAnsi="Wingdings" w:cs="Wingdings" w:hint="default" w:eastAsia="黑体"/>
       </w:rPr>
     </w:lvl>
   </w:abstractNum>
@@ -3949,11 +4363,11 @@
 </file>
 
 <file path=word/styles.xml><?xml version="1.0" encoding="utf-8"?>
-<w:styles xmlns:mc="http://schemas.openxmlformats.org/markup-compatibility/2006" xmlns:r="http://schemas.openxmlformats.org/officeDocument/2006/relationships" xmlns:w="http://schemas.openxmlformats.org/wordprocessingml/2006/main" xmlns:w14="http://schemas.microsoft.com/office/word/2010/wordml" mc:Ignorable="w14">
+<w:styles xmlns:mc="http://schemas.openxmlformats.org/markup-compatibility/2006" xmlns:w="http://schemas.openxmlformats.org/wordprocessingml/2006/main" xmlns:r="http://schemas.openxmlformats.org/officeDocument/2006/relationships" xmlns:w14="http://schemas.microsoft.com/office/word/2010/wordml" mc:Ignorable="w14">
   <w:docDefaults>
     <w:rPrDefault>
       <w:rPr>
-        <w:rFonts w:asciiTheme="minorHAnsi" w:cstheme="minorBidi" w:eastAsiaTheme="minorEastAsia" w:hAnsiTheme="minorHAnsi"/>
+        <w:rFonts w:asciiTheme="minorHAnsi" w:cstheme="minorBidi" w:hAnsiTheme="minorHAnsi" w:eastAsia="黑体"/>
         <w:sz w:val="22"/>
         <w:szCs w:val="22"/>
         <w:lang w:bidi="ar-SA" w:eastAsia="en-US" w:val="en-US"/>
@@ -4175,7 +4589,7 @@
       <w:outlineLvl w:val="0"/>
     </w:pPr>
     <w:rPr>
-      <w:rFonts w:ascii="Times New Roman" w:asciiTheme="majorHAnsi" w:cstheme="majorBidi" w:eastAsia="黑体" w:eastAsiaTheme="majorEastAsia" w:hAnsi="Times New Roman" w:hAnsiTheme="majorHAnsi"/>
+      <w:rFonts w:ascii="Times New Roman" w:asciiTheme="majorHAnsi" w:cstheme="majorBidi" w:eastAsia="黑体" w:hAnsi="Times New Roman" w:hAnsiTheme="majorHAnsi"/>
       <w:b/>
       <w:bCs/>
       <w:color w:val="1F3864"/>
@@ -4199,7 +4613,7 @@
       <w:outlineLvl w:val="1"/>
     </w:pPr>
     <w:rPr>
-      <w:rFonts w:ascii="Times New Roman" w:asciiTheme="majorHAnsi" w:cstheme="majorBidi" w:eastAsia="黑体" w:eastAsiaTheme="majorEastAsia" w:hAnsi="Times New Roman" w:hAnsiTheme="majorHAnsi"/>
+      <w:rFonts w:ascii="Times New Roman" w:asciiTheme="majorHAnsi" w:cstheme="majorBidi" w:eastAsia="黑体" w:hAnsi="Times New Roman" w:hAnsiTheme="majorHAnsi"/>
       <w:b/>
       <w:bCs/>
       <w:color w:val="2E4E7E"/>
@@ -4223,7 +4637,7 @@
       <w:outlineLvl w:val="2"/>
     </w:pPr>
     <w:rPr>
-      <w:rFonts w:ascii="Times New Roman" w:asciiTheme="majorHAnsi" w:cstheme="majorBidi" w:eastAsia="黑体" w:eastAsiaTheme="majorEastAsia" w:hAnsi="Times New Roman" w:hAnsiTheme="majorHAnsi"/>
+      <w:rFonts w:ascii="Times New Roman" w:asciiTheme="majorHAnsi" w:cstheme="majorBidi" w:eastAsia="黑体" w:hAnsi="Times New Roman" w:hAnsiTheme="majorHAnsi"/>
       <w:b/>
       <w:bCs/>
       <w:color w:val="2E4E7E"/>
@@ -4247,7 +4661,7 @@
       <w:outlineLvl w:val="3"/>
     </w:pPr>
     <w:rPr>
-      <w:rFonts w:ascii="Times New Roman" w:asciiTheme="majorHAnsi" w:cstheme="majorBidi" w:eastAsia="黑体" w:eastAsiaTheme="majorEastAsia" w:hAnsi="Times New Roman" w:hAnsiTheme="majorHAnsi"/>
+      <w:rFonts w:ascii="Times New Roman" w:asciiTheme="majorHAnsi" w:cstheme="majorBidi" w:eastAsia="黑体" w:hAnsi="Times New Roman" w:hAnsiTheme="majorHAnsi"/>
       <w:b/>
       <w:bCs/>
       <w:i/>
@@ -4273,7 +4687,7 @@
       <w:outlineLvl w:val="4"/>
     </w:pPr>
     <w:rPr>
-      <w:rFonts w:ascii="Times New Roman" w:asciiTheme="majorHAnsi" w:cstheme="majorBidi" w:eastAsia="黑体" w:eastAsiaTheme="majorEastAsia" w:hAnsi="Times New Roman" w:hAnsiTheme="majorHAnsi"/>
+      <w:rFonts w:ascii="Times New Roman" w:asciiTheme="majorHAnsi" w:cstheme="majorBidi" w:eastAsia="黑体" w:hAnsi="Times New Roman" w:hAnsiTheme="majorHAnsi"/>
       <w:b/>
       <w:color w:val="333333"/>
       <w:sz w:val="22"/>
@@ -4296,7 +4710,7 @@
       <w:outlineLvl w:val="5"/>
     </w:pPr>
     <w:rPr>
-      <w:rFonts w:asciiTheme="majorHAnsi" w:cstheme="majorBidi" w:eastAsiaTheme="majorEastAsia" w:hAnsiTheme="majorHAnsi"/>
+      <w:rFonts w:asciiTheme="majorHAnsi" w:cstheme="majorBidi" w:hAnsiTheme="majorHAnsi" w:eastAsia="黑体"/>
       <w:i/>
       <w:iCs/>
       <w:color w:themeColor="accent1" w:themeShade="7F" w:val="243F60"/>
@@ -4319,7 +4733,7 @@
       <w:outlineLvl w:val="6"/>
     </w:pPr>
     <w:rPr>
-      <w:rFonts w:asciiTheme="majorHAnsi" w:cstheme="majorBidi" w:eastAsiaTheme="majorEastAsia" w:hAnsiTheme="majorHAnsi"/>
+      <w:rFonts w:asciiTheme="majorHAnsi" w:cstheme="majorBidi" w:hAnsiTheme="majorHAnsi" w:eastAsia="黑体"/>
       <w:i/>
       <w:iCs/>
       <w:color w:themeColor="text1" w:themeTint="BF" w:val="404040"/>
@@ -4342,7 +4756,7 @@
       <w:outlineLvl w:val="7"/>
     </w:pPr>
     <w:rPr>
-      <w:rFonts w:asciiTheme="majorHAnsi" w:cstheme="majorBidi" w:eastAsiaTheme="majorEastAsia" w:hAnsiTheme="majorHAnsi"/>
+      <w:rFonts w:asciiTheme="majorHAnsi" w:cstheme="majorBidi" w:hAnsiTheme="majorHAnsi" w:eastAsia="黑体"/>
       <w:color w:themeColor="accent1" w:val="4F81BD"/>
       <w:sz w:val="20"/>
       <w:szCs w:val="20"/>
@@ -4365,7 +4779,7 @@
       <w:outlineLvl w:val="8"/>
     </w:pPr>
     <w:rPr>
-      <w:rFonts w:asciiTheme="majorHAnsi" w:cstheme="majorBidi" w:eastAsiaTheme="majorEastAsia" w:hAnsiTheme="majorHAnsi"/>
+      <w:rFonts w:asciiTheme="majorHAnsi" w:cstheme="majorBidi" w:hAnsiTheme="majorHAnsi" w:eastAsia="黑体"/>
       <w:i/>
       <w:iCs/>
       <w:color w:themeColor="text1" w:themeTint="BF" w:val="404040"/>
@@ -4416,7 +4830,7 @@
     <w:uiPriority w:val="9"/>
     <w:rsid w:val="00FC693F"/>
     <w:rPr>
-      <w:rFonts w:asciiTheme="majorHAnsi" w:cstheme="majorBidi" w:eastAsiaTheme="majorEastAsia" w:hAnsiTheme="majorHAnsi"/>
+      <w:rFonts w:asciiTheme="majorHAnsi" w:cstheme="majorBidi" w:hAnsiTheme="majorHAnsi" w:eastAsia="黑体"/>
       <w:b/>
       <w:bCs/>
       <w:color w:themeColor="accent1" w:themeShade="BF" w:val="365F91"/>
@@ -4431,7 +4845,7 @@
     <w:uiPriority w:val="9"/>
     <w:rsid w:val="00FC693F"/>
     <w:rPr>
-      <w:rFonts w:asciiTheme="majorHAnsi" w:cstheme="majorBidi" w:eastAsiaTheme="majorEastAsia" w:hAnsiTheme="majorHAnsi"/>
+      <w:rFonts w:asciiTheme="majorHAnsi" w:cstheme="majorBidi" w:hAnsiTheme="majorHAnsi" w:eastAsia="黑体"/>
       <w:b/>
       <w:bCs/>
       <w:color w:themeColor="accent1" w:val="4F81BD"/>
@@ -4446,7 +4860,7 @@
     <w:uiPriority w:val="9"/>
     <w:rsid w:val="00FC693F"/>
     <w:rPr>
-      <w:rFonts w:asciiTheme="majorHAnsi" w:cstheme="majorBidi" w:eastAsiaTheme="majorEastAsia" w:hAnsiTheme="majorHAnsi"/>
+      <w:rFonts w:asciiTheme="majorHAnsi" w:cstheme="majorBidi" w:hAnsiTheme="majorHAnsi" w:eastAsia="黑体"/>
       <w:b/>
       <w:bCs/>
       <w:color w:themeColor="accent1" w:val="4F81BD"/>
@@ -4469,7 +4883,7 @@
       <w:contextualSpacing/>
     </w:pPr>
     <w:rPr>
-      <w:rFonts w:ascii="Times New Roman" w:asciiTheme="majorHAnsi" w:cstheme="majorBidi" w:eastAsia="黑体" w:eastAsiaTheme="majorEastAsia" w:hAnsi="Times New Roman" w:hAnsiTheme="majorHAnsi"/>
+      <w:rFonts w:ascii="Times New Roman" w:asciiTheme="majorHAnsi" w:cstheme="majorBidi" w:eastAsia="黑体" w:hAnsi="Times New Roman" w:hAnsiTheme="majorHAnsi"/>
       <w:b/>
       <w:color w:val="1F3864"/>
       <w:spacing w:val="5"/>
@@ -4485,7 +4899,7 @@
     <w:uiPriority w:val="10"/>
     <w:rsid w:val="00FC693F"/>
     <w:rPr>
-      <w:rFonts w:asciiTheme="majorHAnsi" w:cstheme="majorBidi" w:eastAsiaTheme="majorEastAsia" w:hAnsiTheme="majorHAnsi"/>
+      <w:rFonts w:asciiTheme="majorHAnsi" w:cstheme="majorBidi" w:hAnsiTheme="majorHAnsi" w:eastAsia="黑体"/>
       <w:color w:themeColor="text2" w:themeShade="BF" w:val="17365D"/>
       <w:spacing w:val="5"/>
       <w:kern w:val="28"/>
@@ -4507,7 +4921,7 @@
       </w:numPr>
     </w:pPr>
     <w:rPr>
-      <w:rFonts w:asciiTheme="majorHAnsi" w:cstheme="majorBidi" w:eastAsiaTheme="majorEastAsia" w:hAnsiTheme="majorHAnsi"/>
+      <w:rFonts w:asciiTheme="majorHAnsi" w:cstheme="majorBidi" w:hAnsiTheme="majorHAnsi" w:eastAsia="黑体"/>
       <w:i/>
       <w:iCs/>
       <w:color w:themeColor="accent1" w:val="4F81BD"/>
@@ -4523,7 +4937,7 @@
     <w:uiPriority w:val="11"/>
     <w:rsid w:val="00FC693F"/>
     <w:rPr>
-      <w:rFonts w:asciiTheme="majorHAnsi" w:cstheme="majorBidi" w:eastAsiaTheme="majorEastAsia" w:hAnsiTheme="majorHAnsi"/>
+      <w:rFonts w:asciiTheme="majorHAnsi" w:cstheme="majorBidi" w:hAnsiTheme="majorHAnsi" w:eastAsia="黑体"/>
       <w:i/>
       <w:iCs/>
       <w:color w:themeColor="accent1" w:val="4F81BD"/>
@@ -4590,6 +5004,7 @@
       <w:spacing w:after="120"/>
     </w:pPr>
     <w:rPr>
+      <w:rFonts w:eastAsia="黑体"/>
       <w:sz w:val="16"/>
       <w:szCs w:val="16"/>
     </w:rPr>
@@ -4601,6 +5016,7 @@
     <w:uiPriority w:val="99"/>
     <w:rsid w:val="00AA1D8D"/>
     <w:rPr>
+      <w:rFonts w:eastAsia="黑体"/>
       <w:sz w:val="16"/>
       <w:szCs w:val="16"/>
     </w:rPr>
@@ -4770,7 +5186,7 @@
       </w:tabs>
     </w:pPr>
     <w:rPr>
-      <w:rFonts w:ascii="Courier" w:hAnsi="Courier"/>
+      <w:rFonts w:ascii="Courier" w:hAnsi="Courier" w:eastAsia="黑体"/>
       <w:sz w:val="20"/>
       <w:szCs w:val="20"/>
     </w:rPr>
@@ -4782,7 +5198,7 @@
     <w:uiPriority w:val="99"/>
     <w:rsid w:val="0029639D"/>
     <w:rPr>
-      <w:rFonts w:ascii="Courier" w:hAnsi="Courier"/>
+      <w:rFonts w:ascii="Courier" w:hAnsi="Courier" w:eastAsia="黑体"/>
       <w:sz w:val="20"/>
       <w:szCs w:val="20"/>
     </w:rPr>
@@ -4818,6 +5234,7 @@
     <w:uiPriority w:val="29"/>
     <w:rsid w:val="00FC693F"/>
     <w:rPr>
+      <w:rFonts w:eastAsia="黑体"/>
       <w:i/>
       <w:iCs/>
       <w:color w:themeColor="text1" w:val="000000"/>
@@ -4831,7 +5248,7 @@
     <w:semiHidden/>
     <w:rsid w:val="00FC693F"/>
     <w:rPr>
-      <w:rFonts w:asciiTheme="majorHAnsi" w:cstheme="majorBidi" w:eastAsiaTheme="majorEastAsia" w:hAnsiTheme="majorHAnsi"/>
+      <w:rFonts w:asciiTheme="majorHAnsi" w:cstheme="majorBidi" w:hAnsiTheme="majorHAnsi" w:eastAsia="黑体"/>
       <w:b/>
       <w:bCs/>
       <w:i/>
@@ -4847,7 +5264,7 @@
     <w:semiHidden/>
     <w:rsid w:val="00FC693F"/>
     <w:rPr>
-      <w:rFonts w:asciiTheme="majorHAnsi" w:cstheme="majorBidi" w:eastAsiaTheme="majorEastAsia" w:hAnsiTheme="majorHAnsi"/>
+      <w:rFonts w:asciiTheme="majorHAnsi" w:cstheme="majorBidi" w:hAnsiTheme="majorHAnsi" w:eastAsia="黑体"/>
       <w:color w:themeColor="accent1" w:themeShade="7F" w:val="243F60"/>
     </w:rPr>
   </w:style>
@@ -4859,7 +5276,7 @@
     <w:semiHidden/>
     <w:rsid w:val="00FC693F"/>
     <w:rPr>
-      <w:rFonts w:asciiTheme="majorHAnsi" w:cstheme="majorBidi" w:eastAsiaTheme="majorEastAsia" w:hAnsiTheme="majorHAnsi"/>
+      <w:rFonts w:asciiTheme="majorHAnsi" w:cstheme="majorBidi" w:hAnsiTheme="majorHAnsi" w:eastAsia="黑体"/>
       <w:i/>
       <w:iCs/>
       <w:color w:themeColor="accent1" w:themeShade="7F" w:val="243F60"/>
@@ -4873,7 +5290,7 @@
     <w:semiHidden/>
     <w:rsid w:val="00FC693F"/>
     <w:rPr>
-      <w:rFonts w:asciiTheme="majorHAnsi" w:cstheme="majorBidi" w:eastAsiaTheme="majorEastAsia" w:hAnsiTheme="majorHAnsi"/>
+      <w:rFonts w:asciiTheme="majorHAnsi" w:cstheme="majorBidi" w:hAnsiTheme="majorHAnsi" w:eastAsia="黑体"/>
       <w:i/>
       <w:iCs/>
       <w:color w:themeColor="text1" w:themeTint="BF" w:val="404040"/>
@@ -4887,7 +5304,7 @@
     <w:semiHidden/>
     <w:rsid w:val="00FC693F"/>
     <w:rPr>
-      <w:rFonts w:asciiTheme="majorHAnsi" w:cstheme="majorBidi" w:eastAsiaTheme="majorEastAsia" w:hAnsiTheme="majorHAnsi"/>
+      <w:rFonts w:asciiTheme="majorHAnsi" w:cstheme="majorBidi" w:hAnsiTheme="majorHAnsi" w:eastAsia="黑体"/>
       <w:color w:themeColor="accent1" w:val="4F81BD"/>
       <w:sz w:val="20"/>
       <w:szCs w:val="20"/>
@@ -4901,7 +5318,7 @@
     <w:semiHidden/>
     <w:rsid w:val="00FC693F"/>
     <w:rPr>
-      <w:rFonts w:asciiTheme="majorHAnsi" w:cstheme="majorBidi" w:eastAsiaTheme="majorEastAsia" w:hAnsiTheme="majorHAnsi"/>
+      <w:rFonts w:asciiTheme="majorHAnsi" w:cstheme="majorBidi" w:hAnsiTheme="majorHAnsi" w:eastAsia="黑体"/>
       <w:i/>
       <w:iCs/>
       <w:color w:themeColor="text1" w:themeTint="BF" w:val="404040"/>
@@ -4922,6 +5339,7 @@
       <w:spacing w:line="240" w:lineRule="auto"/>
     </w:pPr>
     <w:rPr>
+      <w:rFonts w:eastAsia="黑体"/>
       <w:b/>
       <w:bCs/>
       <w:color w:themeColor="accent1" w:val="4F81BD"/>
@@ -4936,6 +5354,7 @@
     <w:qFormat/>
     <w:rsid w:val="00FC693F"/>
     <w:rPr>
+      <w:rFonts w:eastAsia="黑体"/>
       <w:b/>
       <w:bCs/>
     </w:rPr>
@@ -4947,6 +5366,7 @@
     <w:qFormat/>
     <w:rsid w:val="00FC693F"/>
     <w:rPr>
+      <w:rFonts w:eastAsia="黑体"/>
       <w:i/>
       <w:iCs/>
     </w:rPr>
@@ -4967,6 +5387,7 @@
       <w:ind w:left="936" w:right="936"/>
     </w:pPr>
     <w:rPr>
+      <w:rFonts w:eastAsia="黑体"/>
       <w:b/>
       <w:bCs/>
       <w:i/>
@@ -4981,6 +5402,7 @@
     <w:uiPriority w:val="30"/>
     <w:rsid w:val="00FC693F"/>
     <w:rPr>
+      <w:rFonts w:eastAsia="黑体"/>
       <w:b/>
       <w:bCs/>
       <w:i/>
@@ -4995,6 +5417,7 @@
     <w:qFormat/>
     <w:rsid w:val="00FC693F"/>
     <w:rPr>
+      <w:rFonts w:eastAsia="黑体"/>
       <w:i/>
       <w:iCs/>
       <w:color w:themeColor="text1" w:themeTint="7F" w:val="808080"/>
@@ -5007,6 +5430,7 @@
     <w:qFormat/>
     <w:rsid w:val="00FC693F"/>
     <w:rPr>
+      <w:rFonts w:eastAsia="黑体"/>
       <w:b/>
       <w:bCs/>
       <w:i/>
@@ -5021,6 +5445,7 @@
     <w:qFormat/>
     <w:rsid w:val="00FC693F"/>
     <w:rPr>
+      <w:rFonts w:eastAsia="黑体"/>
       <w:smallCaps/>
       <w:color w:themeColor="accent2" w:val="C0504D"/>
       <w:u w:val="single"/>
@@ -5033,6 +5458,7 @@
     <w:qFormat/>
     <w:rsid w:val="00FC693F"/>
     <w:rPr>
+      <w:rFonts w:eastAsia="黑体"/>
       <w:b/>
       <w:bCs/>
       <w:smallCaps/>
@@ -5048,6 +5474,7 @@
     <w:qFormat/>
     <w:rsid w:val="00FC693F"/>
     <w:rPr>
+      <w:rFonts w:eastAsia="黑体"/>
       <w:b/>
       <w:bCs/>
       <w:smallCaps/>
@@ -5102,6 +5529,7 @@
       <w:spacing w:after="0" w:line="240" w:lineRule="auto"/>
     </w:pPr>
     <w:rPr>
+      <w:rFonts w:eastAsia="黑体"/>
       <w:color w:themeColor="text1" w:themeShade="BF" w:val="000000"/>
     </w:rPr>
     <w:tblPr>
@@ -5124,6 +5552,7 @@
         <w:spacing w:after="0" w:before="0" w:line="240" w:lineRule="auto"/>
       </w:pPr>
       <w:rPr>
+        <w:rFonts w:eastAsia="黑体"/>
         <w:b/>
         <w:bCs/>
       </w:rPr>
@@ -5144,6 +5573,7 @@
         <w:spacing w:after="0" w:before="0" w:line="240" w:lineRule="auto"/>
       </w:pPr>
       <w:rPr>
+        <w:rFonts w:eastAsia="黑体"/>
         <w:b/>
         <w:bCs/>
       </w:rPr>
@@ -5161,12 +5591,14 @@
     </w:tblStylePr>
     <w:tblStylePr w:type="firstCol">
       <w:rPr>
+        <w:rFonts w:eastAsia="黑体"/>
         <w:b/>
         <w:bCs/>
       </w:rPr>
     </w:tblStylePr>
     <w:tblStylePr w:type="lastCol">
       <w:rPr>
+        <w:rFonts w:eastAsia="黑体"/>
         <w:b/>
         <w:bCs/>
       </w:rPr>
@@ -5205,6 +5637,7 @@
       <w:spacing w:after="0" w:line="240" w:lineRule="auto"/>
     </w:pPr>
     <w:rPr>
+      <w:rFonts w:eastAsia="黑体"/>
       <w:color w:themeColor="accent1" w:themeShade="BF" w:val="365F91"/>
     </w:rPr>
     <w:tblPr>
@@ -5227,6 +5660,7 @@
         <w:spacing w:after="0" w:before="0" w:line="240" w:lineRule="auto"/>
       </w:pPr>
       <w:rPr>
+        <w:rFonts w:eastAsia="黑体"/>
         <w:b/>
         <w:bCs/>
       </w:rPr>
@@ -5247,6 +5681,7 @@
         <w:spacing w:after="0" w:before="0" w:line="240" w:lineRule="auto"/>
       </w:pPr>
       <w:rPr>
+        <w:rFonts w:eastAsia="黑体"/>
         <w:b/>
         <w:bCs/>
       </w:rPr>
@@ -5264,12 +5699,14 @@
     </w:tblStylePr>
     <w:tblStylePr w:type="firstCol">
       <w:rPr>
+        <w:rFonts w:eastAsia="黑体"/>
         <w:b/>
         <w:bCs/>
       </w:rPr>
     </w:tblStylePr>
     <w:tblStylePr w:type="lastCol">
       <w:rPr>
+        <w:rFonts w:eastAsia="黑体"/>
         <w:b/>
         <w:bCs/>
       </w:rPr>
@@ -5308,6 +5745,7 @@
       <w:spacing w:after="0" w:line="240" w:lineRule="auto"/>
     </w:pPr>
     <w:rPr>
+      <w:rFonts w:eastAsia="黑体"/>
       <w:color w:themeColor="accent2" w:themeShade="BF" w:val="943634"/>
     </w:rPr>
     <w:tblPr>
@@ -5330,6 +5768,7 @@
         <w:spacing w:after="0" w:before="0" w:line="240" w:lineRule="auto"/>
       </w:pPr>
       <w:rPr>
+        <w:rFonts w:eastAsia="黑体"/>
         <w:b/>
         <w:bCs/>
       </w:rPr>
@@ -5350,6 +5789,7 @@
         <w:spacing w:after="0" w:before="0" w:line="240" w:lineRule="auto"/>
       </w:pPr>
       <w:rPr>
+        <w:rFonts w:eastAsia="黑体"/>
         <w:b/>
         <w:bCs/>
       </w:rPr>
@@ -5367,12 +5807,14 @@
     </w:tblStylePr>
     <w:tblStylePr w:type="firstCol">
       <w:rPr>
+        <w:rFonts w:eastAsia="黑体"/>
         <w:b/>
         <w:bCs/>
       </w:rPr>
     </w:tblStylePr>
     <w:tblStylePr w:type="lastCol">
       <w:rPr>
+        <w:rFonts w:eastAsia="黑体"/>
         <w:b/>
         <w:bCs/>
       </w:rPr>
@@ -5411,6 +5853,7 @@
       <w:spacing w:after="0" w:line="240" w:lineRule="auto"/>
     </w:pPr>
     <w:rPr>
+      <w:rFonts w:eastAsia="黑体"/>
       <w:color w:themeColor="accent3" w:themeShade="BF" w:val="76923C"/>
     </w:rPr>
     <w:tblPr>
@@ -5433,6 +5876,7 @@
         <w:spacing w:after="0" w:before="0" w:line="240" w:lineRule="auto"/>
       </w:pPr>
       <w:rPr>
+        <w:rFonts w:eastAsia="黑体"/>
         <w:b/>
         <w:bCs/>
       </w:rPr>
@@ -5453,6 +5897,7 @@
         <w:spacing w:after="0" w:before="0" w:line="240" w:lineRule="auto"/>
       </w:pPr>
       <w:rPr>
+        <w:rFonts w:eastAsia="黑体"/>
         <w:b/>
         <w:bCs/>
       </w:rPr>
@@ -5470,12 +5915,14 @@
     </w:tblStylePr>
     <w:tblStylePr w:type="firstCol">
       <w:rPr>
+        <w:rFonts w:eastAsia="黑体"/>
         <w:b/>
         <w:bCs/>
       </w:rPr>
     </w:tblStylePr>
     <w:tblStylePr w:type="lastCol">
       <w:rPr>
+        <w:rFonts w:eastAsia="黑体"/>
         <w:b/>
         <w:bCs/>
       </w:rPr>
@@ -5514,6 +5961,7 @@
       <w:spacing w:after="0" w:line="240" w:lineRule="auto"/>
     </w:pPr>
     <w:rPr>
+      <w:rFonts w:eastAsia="黑体"/>
       <w:color w:themeColor="accent4" w:themeShade="BF" w:val="5F497A"/>
     </w:rPr>
     <w:tblPr>
@@ -5536,6 +5984,7 @@
         <w:spacing w:after="0" w:before="0" w:line="240" w:lineRule="auto"/>
       </w:pPr>
       <w:rPr>
+        <w:rFonts w:eastAsia="黑体"/>
         <w:b/>
         <w:bCs/>
       </w:rPr>
@@ -5556,6 +6005,7 @@
         <w:spacing w:after="0" w:before="0" w:line="240" w:lineRule="auto"/>
       </w:pPr>
       <w:rPr>
+        <w:rFonts w:eastAsia="黑体"/>
         <w:b/>
         <w:bCs/>
       </w:rPr>
@@ -5573,12 +6023,14 @@
     </w:tblStylePr>
     <w:tblStylePr w:type="firstCol">
       <w:rPr>
+        <w:rFonts w:eastAsia="黑体"/>
         <w:b/>
         <w:bCs/>
       </w:rPr>
     </w:tblStylePr>
     <w:tblStylePr w:type="lastCol">
       <w:rPr>
+        <w:rFonts w:eastAsia="黑体"/>
         <w:b/>
         <w:bCs/>
       </w:rPr>
@@ -5617,6 +6069,7 @@
       <w:spacing w:after="0" w:line="240" w:lineRule="auto"/>
     </w:pPr>
     <w:rPr>
+      <w:rFonts w:eastAsia="黑体"/>
       <w:color w:themeColor="accent5" w:themeShade="BF" w:val="31849B"/>
     </w:rPr>
     <w:tblPr>
@@ -5639,6 +6092,7 @@
         <w:spacing w:after="0" w:before="0" w:line="240" w:lineRule="auto"/>
       </w:pPr>
       <w:rPr>
+        <w:rFonts w:eastAsia="黑体"/>
         <w:b/>
         <w:bCs/>
       </w:rPr>
@@ -5659,6 +6113,7 @@
         <w:spacing w:after="0" w:before="0" w:line="240" w:lineRule="auto"/>
       </w:pPr>
       <w:rPr>
+        <w:rFonts w:eastAsia="黑体"/>
         <w:b/>
         <w:bCs/>
       </w:rPr>
@@ -5676,12 +6131,14 @@
     </w:tblStylePr>
     <w:tblStylePr w:type="firstCol">
       <w:rPr>
+        <w:rFonts w:eastAsia="黑体"/>
         <w:b/>
         <w:bCs/>
       </w:rPr>
     </w:tblStylePr>
     <w:tblStylePr w:type="lastCol">
       <w:rPr>
+        <w:rFonts w:eastAsia="黑体"/>
         <w:b/>
         <w:bCs/>
       </w:rPr>
@@ -5720,6 +6177,7 @@
       <w:spacing w:after="0" w:line="240" w:lineRule="auto"/>
     </w:pPr>
     <w:rPr>
+      <w:rFonts w:eastAsia="黑体"/>
       <w:color w:themeColor="accent6" w:themeShade="BF" w:val="E36C0A"/>
     </w:rPr>
     <w:tblPr>
@@ -5742,6 +6200,7 @@
         <w:spacing w:after="0" w:before="0" w:line="240" w:lineRule="auto"/>
       </w:pPr>
       <w:rPr>
+        <w:rFonts w:eastAsia="黑体"/>
         <w:b/>
         <w:bCs/>
       </w:rPr>
@@ -5762,6 +6221,7 @@
         <w:spacing w:after="0" w:before="0" w:line="240" w:lineRule="auto"/>
       </w:pPr>
       <w:rPr>
+        <w:rFonts w:eastAsia="黑体"/>
         <w:b/>
         <w:bCs/>
       </w:rPr>
@@ -5779,12 +6239,14 @@
     </w:tblStylePr>
     <w:tblStylePr w:type="firstCol">
       <w:rPr>
+        <w:rFonts w:eastAsia="黑体"/>
         <w:b/>
         <w:bCs/>
       </w:rPr>
     </w:tblStylePr>
     <w:tblStylePr w:type="lastCol">
       <w:rPr>
+        <w:rFonts w:eastAsia="黑体"/>
         <w:b/>
         <w:bCs/>
       </w:rPr>
@@ -5844,6 +6306,7 @@
         <w:spacing w:after="0" w:before="0" w:line="240" w:lineRule="auto"/>
       </w:pPr>
       <w:rPr>
+        <w:rFonts w:eastAsia="黑体"/>
         <w:b/>
         <w:bCs/>
         <w:color w:themeColor="background1" w:val="FFFFFF"/>
@@ -5858,6 +6321,7 @@
         <w:spacing w:after="0" w:before="0" w:line="240" w:lineRule="auto"/>
       </w:pPr>
       <w:rPr>
+        <w:rFonts w:eastAsia="黑体"/>
         <w:b/>
         <w:bCs/>
       </w:rPr>
@@ -5873,12 +6337,14 @@
     </w:tblStylePr>
     <w:tblStylePr w:type="firstCol">
       <w:rPr>
+        <w:rFonts w:eastAsia="黑体"/>
         <w:b/>
         <w:bCs/>
       </w:rPr>
     </w:tblStylePr>
     <w:tblStylePr w:type="lastCol">
       <w:rPr>
+        <w:rFonts w:eastAsia="黑体"/>
         <w:b/>
         <w:bCs/>
       </w:rPr>
@@ -5936,6 +6402,7 @@
         <w:spacing w:after="0" w:before="0" w:line="240" w:lineRule="auto"/>
       </w:pPr>
       <w:rPr>
+        <w:rFonts w:eastAsia="黑体"/>
         <w:b/>
         <w:bCs/>
         <w:color w:themeColor="background1" w:val="FFFFFF"/>
@@ -5950,6 +6417,7 @@
         <w:spacing w:after="0" w:before="0" w:line="240" w:lineRule="auto"/>
       </w:pPr>
       <w:rPr>
+        <w:rFonts w:eastAsia="黑体"/>
         <w:b/>
         <w:bCs/>
       </w:rPr>
@@ -5965,12 +6433,14 @@
     </w:tblStylePr>
     <w:tblStylePr w:type="firstCol">
       <w:rPr>
+        <w:rFonts w:eastAsia="黑体"/>
         <w:b/>
         <w:bCs/>
       </w:rPr>
     </w:tblStylePr>
     <w:tblStylePr w:type="lastCol">
       <w:rPr>
+        <w:rFonts w:eastAsia="黑体"/>
         <w:b/>
         <w:bCs/>
       </w:rPr>
@@ -6028,6 +6498,7 @@
         <w:spacing w:after="0" w:before="0" w:line="240" w:lineRule="auto"/>
       </w:pPr>
       <w:rPr>
+        <w:rFonts w:eastAsia="黑体"/>
         <w:b/>
         <w:bCs/>
         <w:color w:themeColor="background1" w:val="FFFFFF"/>
@@ -6042,6 +6513,7 @@
         <w:spacing w:after="0" w:before="0" w:line="240" w:lineRule="auto"/>
       </w:pPr>
       <w:rPr>
+        <w:rFonts w:eastAsia="黑体"/>
         <w:b/>
         <w:bCs/>
       </w:rPr>
@@ -6057,12 +6529,14 @@
     </w:tblStylePr>
     <w:tblStylePr w:type="firstCol">
       <w:rPr>
+        <w:rFonts w:eastAsia="黑体"/>
         <w:b/>
         <w:bCs/>
       </w:rPr>
     </w:tblStylePr>
     <w:tblStylePr w:type="lastCol">
       <w:rPr>
+        <w:rFonts w:eastAsia="黑体"/>
         <w:b/>
         <w:bCs/>
       </w:rPr>
@@ -6120,6 +6594,7 @@
         <w:spacing w:after="0" w:before="0" w:line="240" w:lineRule="auto"/>
       </w:pPr>
       <w:rPr>
+        <w:rFonts w:eastAsia="黑体"/>
         <w:b/>
         <w:bCs/>
         <w:color w:themeColor="background1" w:val="FFFFFF"/>
@@ -6134,6 +6609,7 @@
         <w:spacing w:after="0" w:before="0" w:line="240" w:lineRule="auto"/>
       </w:pPr>
       <w:rPr>
+        <w:rFonts w:eastAsia="黑体"/>
         <w:b/>
         <w:bCs/>
       </w:rPr>
@@ -6149,12 +6625,14 @@
     </w:tblStylePr>
     <w:tblStylePr w:type="firstCol">
       <w:rPr>
+        <w:rFonts w:eastAsia="黑体"/>
         <w:b/>
         <w:bCs/>
       </w:rPr>
     </w:tblStylePr>
     <w:tblStylePr w:type="lastCol">
       <w:rPr>
+        <w:rFonts w:eastAsia="黑体"/>
         <w:b/>
         <w:bCs/>
       </w:rPr>
@@ -6212,6 +6690,7 @@
         <w:spacing w:after="0" w:before="0" w:line="240" w:lineRule="auto"/>
       </w:pPr>
       <w:rPr>
+        <w:rFonts w:eastAsia="黑体"/>
         <w:b/>
         <w:bCs/>
         <w:color w:themeColor="background1" w:val="FFFFFF"/>
@@ -6226,6 +6705,7 @@
         <w:spacing w:after="0" w:before="0" w:line="240" w:lineRule="auto"/>
       </w:pPr>
       <w:rPr>
+        <w:rFonts w:eastAsia="黑体"/>
         <w:b/>
         <w:bCs/>
       </w:rPr>
@@ -6241,12 +6721,14 @@
     </w:tblStylePr>
     <w:tblStylePr w:type="firstCol">
       <w:rPr>
+        <w:rFonts w:eastAsia="黑体"/>
         <w:b/>
         <w:bCs/>
       </w:rPr>
     </w:tblStylePr>
     <w:tblStylePr w:type="lastCol">
       <w:rPr>
+        <w:rFonts w:eastAsia="黑体"/>
         <w:b/>
         <w:bCs/>
       </w:rPr>
@@ -6304,6 +6786,7 @@
         <w:spacing w:after="0" w:before="0" w:line="240" w:lineRule="auto"/>
       </w:pPr>
       <w:rPr>
+        <w:rFonts w:eastAsia="黑体"/>
         <w:b/>
         <w:bCs/>
         <w:color w:themeColor="background1" w:val="FFFFFF"/>
@@ -6318,6 +6801,7 @@
         <w:spacing w:after="0" w:before="0" w:line="240" w:lineRule="auto"/>
       </w:pPr>
       <w:rPr>
+        <w:rFonts w:eastAsia="黑体"/>
         <w:b/>
         <w:bCs/>
       </w:rPr>
@@ -6333,12 +6817,14 @@
     </w:tblStylePr>
     <w:tblStylePr w:type="firstCol">
       <w:rPr>
+        <w:rFonts w:eastAsia="黑体"/>
         <w:b/>
         <w:bCs/>
       </w:rPr>
     </w:tblStylePr>
     <w:tblStylePr w:type="lastCol">
       <w:rPr>
+        <w:rFonts w:eastAsia="黑体"/>
         <w:b/>
         <w:bCs/>
       </w:rPr>
@@ -6396,6 +6882,7 @@
         <w:spacing w:after="0" w:before="0" w:line="240" w:lineRule="auto"/>
       </w:pPr>
       <w:rPr>
+        <w:rFonts w:eastAsia="黑体"/>
         <w:b/>
         <w:bCs/>
         <w:color w:themeColor="background1" w:val="FFFFFF"/>
@@ -6410,6 +6897,7 @@
         <w:spacing w:after="0" w:before="0" w:line="240" w:lineRule="auto"/>
       </w:pPr>
       <w:rPr>
+        <w:rFonts w:eastAsia="黑体"/>
         <w:b/>
         <w:bCs/>
       </w:rPr>
@@ -6425,12 +6913,14 @@
     </w:tblStylePr>
     <w:tblStylePr w:type="firstCol">
       <w:rPr>
+        <w:rFonts w:eastAsia="黑体"/>
         <w:b/>
         <w:bCs/>
       </w:rPr>
     </w:tblStylePr>
     <w:tblStylePr w:type="lastCol">
       <w:rPr>
+        <w:rFonts w:eastAsia="黑体"/>
         <w:b/>
         <w:bCs/>
       </w:rPr>
@@ -6490,7 +6980,7 @@
         <w:spacing w:after="0" w:before="0" w:line="240" w:lineRule="auto"/>
       </w:pPr>
       <w:rPr>
-        <w:rFonts w:asciiTheme="majorHAnsi" w:cstheme="majorBidi" w:eastAsiaTheme="majorEastAsia" w:hAnsiTheme="majorHAnsi"/>
+        <w:rFonts w:asciiTheme="majorHAnsi" w:cstheme="majorBidi" w:hAnsiTheme="majorHAnsi" w:eastAsia="黑体"/>
         <w:b/>
         <w:bCs/>
       </w:rPr>
@@ -6511,7 +7001,7 @@
         <w:spacing w:after="0" w:before="0" w:line="240" w:lineRule="auto"/>
       </w:pPr>
       <w:rPr>
-        <w:rFonts w:asciiTheme="majorHAnsi" w:cstheme="majorBidi" w:eastAsiaTheme="majorEastAsia" w:hAnsiTheme="majorHAnsi"/>
+        <w:rFonts w:asciiTheme="majorHAnsi" w:cstheme="majorBidi" w:hAnsiTheme="majorHAnsi" w:eastAsia="黑体"/>
         <w:b/>
         <w:bCs/>
       </w:rPr>
@@ -6529,14 +7019,14 @@
     </w:tblStylePr>
     <w:tblStylePr w:type="firstCol">
       <w:rPr>
-        <w:rFonts w:asciiTheme="majorHAnsi" w:cstheme="majorBidi" w:eastAsiaTheme="majorEastAsia" w:hAnsiTheme="majorHAnsi"/>
+        <w:rFonts w:asciiTheme="majorHAnsi" w:cstheme="majorBidi" w:hAnsiTheme="majorHAnsi" w:eastAsia="黑体"/>
         <w:b/>
         <w:bCs/>
       </w:rPr>
     </w:tblStylePr>
     <w:tblStylePr w:type="lastCol">
       <w:rPr>
-        <w:rFonts w:asciiTheme="majorHAnsi" w:cstheme="majorBidi" w:eastAsiaTheme="majorEastAsia" w:hAnsiTheme="majorHAnsi"/>
+        <w:rFonts w:asciiTheme="majorHAnsi" w:cstheme="majorBidi" w:hAnsiTheme="majorHAnsi" w:eastAsia="黑体"/>
         <w:b/>
         <w:bCs/>
       </w:rPr>
@@ -6620,7 +7110,7 @@
         <w:spacing w:after="0" w:before="0" w:line="240" w:lineRule="auto"/>
       </w:pPr>
       <w:rPr>
-        <w:rFonts w:asciiTheme="majorHAnsi" w:cstheme="majorBidi" w:eastAsiaTheme="majorEastAsia" w:hAnsiTheme="majorHAnsi"/>
+        <w:rFonts w:asciiTheme="majorHAnsi" w:cstheme="majorBidi" w:hAnsiTheme="majorHAnsi" w:eastAsia="黑体"/>
         <w:b/>
         <w:bCs/>
       </w:rPr>
@@ -6641,7 +7131,7 @@
         <w:spacing w:after="0" w:before="0" w:line="240" w:lineRule="auto"/>
       </w:pPr>
       <w:rPr>
-        <w:rFonts w:asciiTheme="majorHAnsi" w:cstheme="majorBidi" w:eastAsiaTheme="majorEastAsia" w:hAnsiTheme="majorHAnsi"/>
+        <w:rFonts w:asciiTheme="majorHAnsi" w:cstheme="majorBidi" w:hAnsiTheme="majorHAnsi" w:eastAsia="黑体"/>
         <w:b/>
         <w:bCs/>
       </w:rPr>
@@ -6659,14 +7149,14 @@
     </w:tblStylePr>
     <w:tblStylePr w:type="firstCol">
       <w:rPr>
-        <w:rFonts w:asciiTheme="majorHAnsi" w:cstheme="majorBidi" w:eastAsiaTheme="majorEastAsia" w:hAnsiTheme="majorHAnsi"/>
+        <w:rFonts w:asciiTheme="majorHAnsi" w:cstheme="majorBidi" w:hAnsiTheme="majorHAnsi" w:eastAsia="黑体"/>
         <w:b/>
         <w:bCs/>
       </w:rPr>
     </w:tblStylePr>
     <w:tblStylePr w:type="lastCol">
       <w:rPr>
-        <w:rFonts w:asciiTheme="majorHAnsi" w:cstheme="majorBidi" w:eastAsiaTheme="majorEastAsia" w:hAnsiTheme="majorHAnsi"/>
+        <w:rFonts w:asciiTheme="majorHAnsi" w:cstheme="majorBidi" w:hAnsiTheme="majorHAnsi" w:eastAsia="黑体"/>
         <w:b/>
         <w:bCs/>
       </w:rPr>
@@ -6750,7 +7240,7 @@
         <w:spacing w:after="0" w:before="0" w:line="240" w:lineRule="auto"/>
       </w:pPr>
       <w:rPr>
-        <w:rFonts w:asciiTheme="majorHAnsi" w:cstheme="majorBidi" w:eastAsiaTheme="majorEastAsia" w:hAnsiTheme="majorHAnsi"/>
+        <w:rFonts w:asciiTheme="majorHAnsi" w:cstheme="majorBidi" w:hAnsiTheme="majorHAnsi" w:eastAsia="黑体"/>
         <w:b/>
         <w:bCs/>
       </w:rPr>
@@ -6771,7 +7261,7 @@
         <w:spacing w:after="0" w:before="0" w:line="240" w:lineRule="auto"/>
       </w:pPr>
       <w:rPr>
-        <w:rFonts w:asciiTheme="majorHAnsi" w:cstheme="majorBidi" w:eastAsiaTheme="majorEastAsia" w:hAnsiTheme="majorHAnsi"/>
+        <w:rFonts w:asciiTheme="majorHAnsi" w:cstheme="majorBidi" w:hAnsiTheme="majorHAnsi" w:eastAsia="黑体"/>
         <w:b/>
         <w:bCs/>
       </w:rPr>
@@ -6789,14 +7279,14 @@
     </w:tblStylePr>
     <w:tblStylePr w:type="firstCol">
       <w:rPr>
-        <w:rFonts w:asciiTheme="majorHAnsi" w:cstheme="majorBidi" w:eastAsiaTheme="majorEastAsia" w:hAnsiTheme="majorHAnsi"/>
+        <w:rFonts w:asciiTheme="majorHAnsi" w:cstheme="majorBidi" w:hAnsiTheme="majorHAnsi" w:eastAsia="黑体"/>
         <w:b/>
         <w:bCs/>
       </w:rPr>
     </w:tblStylePr>
     <w:tblStylePr w:type="lastCol">
       <w:rPr>
-        <w:rFonts w:asciiTheme="majorHAnsi" w:cstheme="majorBidi" w:eastAsiaTheme="majorEastAsia" w:hAnsiTheme="majorHAnsi"/>
+        <w:rFonts w:asciiTheme="majorHAnsi" w:cstheme="majorBidi" w:hAnsiTheme="majorHAnsi" w:eastAsia="黑体"/>
         <w:b/>
         <w:bCs/>
       </w:rPr>
@@ -6880,7 +7370,7 @@
         <w:spacing w:after="0" w:before="0" w:line="240" w:lineRule="auto"/>
       </w:pPr>
       <w:rPr>
-        <w:rFonts w:asciiTheme="majorHAnsi" w:cstheme="majorBidi" w:eastAsiaTheme="majorEastAsia" w:hAnsiTheme="majorHAnsi"/>
+        <w:rFonts w:asciiTheme="majorHAnsi" w:cstheme="majorBidi" w:hAnsiTheme="majorHAnsi" w:eastAsia="黑体"/>
         <w:b/>
         <w:bCs/>
       </w:rPr>
@@ -6901,7 +7391,7 @@
         <w:spacing w:after="0" w:before="0" w:line="240" w:lineRule="auto"/>
       </w:pPr>
       <w:rPr>
-        <w:rFonts w:asciiTheme="majorHAnsi" w:cstheme="majorBidi" w:eastAsiaTheme="majorEastAsia" w:hAnsiTheme="majorHAnsi"/>
+        <w:rFonts w:asciiTheme="majorHAnsi" w:cstheme="majorBidi" w:hAnsiTheme="majorHAnsi" w:eastAsia="黑体"/>
         <w:b/>
         <w:bCs/>
       </w:rPr>
@@ -6919,14 +7409,14 @@
     </w:tblStylePr>
     <w:tblStylePr w:type="firstCol">
       <w:rPr>
-        <w:rFonts w:asciiTheme="majorHAnsi" w:cstheme="majorBidi" w:eastAsiaTheme="majorEastAsia" w:hAnsiTheme="majorHAnsi"/>
+        <w:rFonts w:asciiTheme="majorHAnsi" w:cstheme="majorBidi" w:hAnsiTheme="majorHAnsi" w:eastAsia="黑体"/>
         <w:b/>
         <w:bCs/>
       </w:rPr>
     </w:tblStylePr>
     <w:tblStylePr w:type="lastCol">
       <w:rPr>
-        <w:rFonts w:asciiTheme="majorHAnsi" w:cstheme="majorBidi" w:eastAsiaTheme="majorEastAsia" w:hAnsiTheme="majorHAnsi"/>
+        <w:rFonts w:asciiTheme="majorHAnsi" w:cstheme="majorBidi" w:hAnsiTheme="majorHAnsi" w:eastAsia="黑体"/>
         <w:b/>
         <w:bCs/>
       </w:rPr>
@@ -7010,7 +7500,7 @@
         <w:spacing w:after="0" w:before="0" w:line="240" w:lineRule="auto"/>
       </w:pPr>
       <w:rPr>
-        <w:rFonts w:asciiTheme="majorHAnsi" w:cstheme="majorBidi" w:eastAsiaTheme="majorEastAsia" w:hAnsiTheme="majorHAnsi"/>
+        <w:rFonts w:asciiTheme="majorHAnsi" w:cstheme="majorBidi" w:hAnsiTheme="majorHAnsi" w:eastAsia="黑体"/>
         <w:b/>
         <w:bCs/>
       </w:rPr>
@@ -7031,7 +7521,7 @@
         <w:spacing w:after="0" w:before="0" w:line="240" w:lineRule="auto"/>
       </w:pPr>
       <w:rPr>
-        <w:rFonts w:asciiTheme="majorHAnsi" w:cstheme="majorBidi" w:eastAsiaTheme="majorEastAsia" w:hAnsiTheme="majorHAnsi"/>
+        <w:rFonts w:asciiTheme="majorHAnsi" w:cstheme="majorBidi" w:hAnsiTheme="majorHAnsi" w:eastAsia="黑体"/>
         <w:b/>
         <w:bCs/>
       </w:rPr>
@@ -7049,14 +7539,14 @@
     </w:tblStylePr>
     <w:tblStylePr w:type="firstCol">
       <w:rPr>
-        <w:rFonts w:asciiTheme="majorHAnsi" w:cstheme="majorBidi" w:eastAsiaTheme="majorEastAsia" w:hAnsiTheme="majorHAnsi"/>
+        <w:rFonts w:asciiTheme="majorHAnsi" w:cstheme="majorBidi" w:hAnsiTheme="majorHAnsi" w:eastAsia="黑体"/>
         <w:b/>
         <w:bCs/>
       </w:rPr>
     </w:tblStylePr>
     <w:tblStylePr w:type="lastCol">
       <w:rPr>
-        <w:rFonts w:asciiTheme="majorHAnsi" w:cstheme="majorBidi" w:eastAsiaTheme="majorEastAsia" w:hAnsiTheme="majorHAnsi"/>
+        <w:rFonts w:asciiTheme="majorHAnsi" w:cstheme="majorBidi" w:hAnsiTheme="majorHAnsi" w:eastAsia="黑体"/>
         <w:b/>
         <w:bCs/>
       </w:rPr>
@@ -7140,7 +7630,7 @@
         <w:spacing w:after="0" w:before="0" w:line="240" w:lineRule="auto"/>
       </w:pPr>
       <w:rPr>
-        <w:rFonts w:asciiTheme="majorHAnsi" w:cstheme="majorBidi" w:eastAsiaTheme="majorEastAsia" w:hAnsiTheme="majorHAnsi"/>
+        <w:rFonts w:asciiTheme="majorHAnsi" w:cstheme="majorBidi" w:hAnsiTheme="majorHAnsi" w:eastAsia="黑体"/>
         <w:b/>
         <w:bCs/>
       </w:rPr>
@@ -7161,7 +7651,7 @@
         <w:spacing w:after="0" w:before="0" w:line="240" w:lineRule="auto"/>
       </w:pPr>
       <w:rPr>
-        <w:rFonts w:asciiTheme="majorHAnsi" w:cstheme="majorBidi" w:eastAsiaTheme="majorEastAsia" w:hAnsiTheme="majorHAnsi"/>
+        <w:rFonts w:asciiTheme="majorHAnsi" w:cstheme="majorBidi" w:hAnsiTheme="majorHAnsi" w:eastAsia="黑体"/>
         <w:b/>
         <w:bCs/>
       </w:rPr>
@@ -7179,14 +7669,14 @@
     </w:tblStylePr>
     <w:tblStylePr w:type="firstCol">
       <w:rPr>
-        <w:rFonts w:asciiTheme="majorHAnsi" w:cstheme="majorBidi" w:eastAsiaTheme="majorEastAsia" w:hAnsiTheme="majorHAnsi"/>
+        <w:rFonts w:asciiTheme="majorHAnsi" w:cstheme="majorBidi" w:hAnsiTheme="majorHAnsi" w:eastAsia="黑体"/>
         <w:b/>
         <w:bCs/>
       </w:rPr>
     </w:tblStylePr>
     <w:tblStylePr w:type="lastCol">
       <w:rPr>
-        <w:rFonts w:asciiTheme="majorHAnsi" w:cstheme="majorBidi" w:eastAsiaTheme="majorEastAsia" w:hAnsiTheme="majorHAnsi"/>
+        <w:rFonts w:asciiTheme="majorHAnsi" w:cstheme="majorBidi" w:hAnsiTheme="majorHAnsi" w:eastAsia="黑体"/>
         <w:b/>
         <w:bCs/>
       </w:rPr>
@@ -7270,7 +7760,7 @@
         <w:spacing w:after="0" w:before="0" w:line="240" w:lineRule="auto"/>
       </w:pPr>
       <w:rPr>
-        <w:rFonts w:asciiTheme="majorHAnsi" w:cstheme="majorBidi" w:eastAsiaTheme="majorEastAsia" w:hAnsiTheme="majorHAnsi"/>
+        <w:rFonts w:asciiTheme="majorHAnsi" w:cstheme="majorBidi" w:hAnsiTheme="majorHAnsi" w:eastAsia="黑体"/>
         <w:b/>
         <w:bCs/>
       </w:rPr>
@@ -7291,7 +7781,7 @@
         <w:spacing w:after="0" w:before="0" w:line="240" w:lineRule="auto"/>
       </w:pPr>
       <w:rPr>
-        <w:rFonts w:asciiTheme="majorHAnsi" w:cstheme="majorBidi" w:eastAsiaTheme="majorEastAsia" w:hAnsiTheme="majorHAnsi"/>
+        <w:rFonts w:asciiTheme="majorHAnsi" w:cstheme="majorBidi" w:hAnsiTheme="majorHAnsi" w:eastAsia="黑体"/>
         <w:b/>
         <w:bCs/>
       </w:rPr>
@@ -7309,14 +7799,14 @@
     </w:tblStylePr>
     <w:tblStylePr w:type="firstCol">
       <w:rPr>
-        <w:rFonts w:asciiTheme="majorHAnsi" w:cstheme="majorBidi" w:eastAsiaTheme="majorEastAsia" w:hAnsiTheme="majorHAnsi"/>
+        <w:rFonts w:asciiTheme="majorHAnsi" w:cstheme="majorBidi" w:hAnsiTheme="majorHAnsi" w:eastAsia="黑体"/>
         <w:b/>
         <w:bCs/>
       </w:rPr>
     </w:tblStylePr>
     <w:tblStylePr w:type="lastCol">
       <w:rPr>
-        <w:rFonts w:asciiTheme="majorHAnsi" w:cstheme="majorBidi" w:eastAsiaTheme="majorEastAsia" w:hAnsiTheme="majorHAnsi"/>
+        <w:rFonts w:asciiTheme="majorHAnsi" w:cstheme="majorBidi" w:hAnsiTheme="majorHAnsi" w:eastAsia="黑体"/>
         <w:b/>
         <w:bCs/>
       </w:rPr>
@@ -7399,6 +7889,7 @@
         <w:spacing w:after="0" w:before="0" w:line="240" w:lineRule="auto"/>
       </w:pPr>
       <w:rPr>
+        <w:rFonts w:eastAsia="黑体"/>
         <w:b/>
         <w:bCs/>
         <w:color w:themeColor="background1" w:val="FFFFFF"/>
@@ -7421,6 +7912,7 @@
         <w:spacing w:after="0" w:before="0" w:line="240" w:lineRule="auto"/>
       </w:pPr>
       <w:rPr>
+        <w:rFonts w:eastAsia="黑体"/>
         <w:b/>
         <w:bCs/>
       </w:rPr>
@@ -7438,12 +7930,14 @@
     </w:tblStylePr>
     <w:tblStylePr w:type="firstCol">
       <w:rPr>
+        <w:rFonts w:eastAsia="黑体"/>
         <w:b/>
         <w:bCs/>
       </w:rPr>
     </w:tblStylePr>
     <w:tblStylePr w:type="lastCol">
       <w:rPr>
+        <w:rFonts w:eastAsia="黑体"/>
         <w:b/>
         <w:bCs/>
       </w:rPr>
@@ -7505,6 +7999,7 @@
         <w:spacing w:after="0" w:before="0" w:line="240" w:lineRule="auto"/>
       </w:pPr>
       <w:rPr>
+        <w:rFonts w:eastAsia="黑体"/>
         <w:b/>
         <w:bCs/>
         <w:color w:themeColor="background1" w:val="FFFFFF"/>
@@ -7527,6 +8022,7 @@
         <w:spacing w:after="0" w:before="0" w:line="240" w:lineRule="auto"/>
       </w:pPr>
       <w:rPr>
+        <w:rFonts w:eastAsia="黑体"/>
         <w:b/>
         <w:bCs/>
       </w:rPr>
@@ -7544,12 +8040,14 @@
     </w:tblStylePr>
     <w:tblStylePr w:type="firstCol">
       <w:rPr>
+        <w:rFonts w:eastAsia="黑体"/>
         <w:b/>
         <w:bCs/>
       </w:rPr>
     </w:tblStylePr>
     <w:tblStylePr w:type="lastCol">
       <w:rPr>
+        <w:rFonts w:eastAsia="黑体"/>
         <w:b/>
         <w:bCs/>
       </w:rPr>
@@ -7611,6 +8109,7 @@
         <w:spacing w:after="0" w:before="0" w:line="240" w:lineRule="auto"/>
       </w:pPr>
       <w:rPr>
+        <w:rFonts w:eastAsia="黑体"/>
         <w:b/>
         <w:bCs/>
         <w:color w:themeColor="background1" w:val="FFFFFF"/>
@@ -7633,6 +8132,7 @@
         <w:spacing w:after="0" w:before="0" w:line="240" w:lineRule="auto"/>
       </w:pPr>
       <w:rPr>
+        <w:rFonts w:eastAsia="黑体"/>
         <w:b/>
         <w:bCs/>
       </w:rPr>
@@ -7650,12 +8150,14 @@
     </w:tblStylePr>
     <w:tblStylePr w:type="firstCol">
       <w:rPr>
+        <w:rFonts w:eastAsia="黑体"/>
         <w:b/>
         <w:bCs/>
       </w:rPr>
     </w:tblStylePr>
     <w:tblStylePr w:type="lastCol">
       <w:rPr>
+        <w:rFonts w:eastAsia="黑体"/>
         <w:b/>
         <w:bCs/>
       </w:rPr>
@@ -7717,6 +8219,7 @@
         <w:spacing w:after="0" w:before="0" w:line="240" w:lineRule="auto"/>
       </w:pPr>
       <w:rPr>
+        <w:rFonts w:eastAsia="黑体"/>
         <w:b/>
         <w:bCs/>
         <w:color w:themeColor="background1" w:val="FFFFFF"/>
@@ -7739,6 +8242,7 @@
         <w:spacing w:after="0" w:before="0" w:line="240" w:lineRule="auto"/>
       </w:pPr>
       <w:rPr>
+        <w:rFonts w:eastAsia="黑体"/>
         <w:b/>
         <w:bCs/>
       </w:rPr>
@@ -7756,12 +8260,14 @@
     </w:tblStylePr>
     <w:tblStylePr w:type="firstCol">
       <w:rPr>
+        <w:rFonts w:eastAsia="黑体"/>
         <w:b/>
         <w:bCs/>
       </w:rPr>
     </w:tblStylePr>
     <w:tblStylePr w:type="lastCol">
       <w:rPr>
+        <w:rFonts w:eastAsia="黑体"/>
         <w:b/>
         <w:bCs/>
       </w:rPr>
@@ -7823,6 +8329,7 @@
         <w:spacing w:after="0" w:before="0" w:line="240" w:lineRule="auto"/>
       </w:pPr>
       <w:rPr>
+        <w:rFonts w:eastAsia="黑体"/>
         <w:b/>
         <w:bCs/>
         <w:color w:themeColor="background1" w:val="FFFFFF"/>
@@ -7845,6 +8352,7 @@
         <w:spacing w:after="0" w:before="0" w:line="240" w:lineRule="auto"/>
       </w:pPr>
       <w:rPr>
+        <w:rFonts w:eastAsia="黑体"/>
         <w:b/>
         <w:bCs/>
       </w:rPr>
@@ -7862,12 +8370,14 @@
     </w:tblStylePr>
     <w:tblStylePr w:type="firstCol">
       <w:rPr>
+        <w:rFonts w:eastAsia="黑体"/>
         <w:b/>
         <w:bCs/>
       </w:rPr>
     </w:tblStylePr>
     <w:tblStylePr w:type="lastCol">
       <w:rPr>
+        <w:rFonts w:eastAsia="黑体"/>
         <w:b/>
         <w:bCs/>
       </w:rPr>
@@ -7929,6 +8439,7 @@
         <w:spacing w:after="0" w:before="0" w:line="240" w:lineRule="auto"/>
       </w:pPr>
       <w:rPr>
+        <w:rFonts w:eastAsia="黑体"/>
         <w:b/>
         <w:bCs/>
         <w:color w:themeColor="background1" w:val="FFFFFF"/>
@@ -7951,6 +8462,7 @@
         <w:spacing w:after="0" w:before="0" w:line="240" w:lineRule="auto"/>
       </w:pPr>
       <w:rPr>
+        <w:rFonts w:eastAsia="黑体"/>
         <w:b/>
         <w:bCs/>
       </w:rPr>
@@ -7968,12 +8480,14 @@
     </w:tblStylePr>
     <w:tblStylePr w:type="firstCol">
       <w:rPr>
+        <w:rFonts w:eastAsia="黑体"/>
         <w:b/>
         <w:bCs/>
       </w:rPr>
     </w:tblStylePr>
     <w:tblStylePr w:type="lastCol">
       <w:rPr>
+        <w:rFonts w:eastAsia="黑体"/>
         <w:b/>
         <w:bCs/>
       </w:rPr>
@@ -8035,6 +8549,7 @@
         <w:spacing w:after="0" w:before="0" w:line="240" w:lineRule="auto"/>
       </w:pPr>
       <w:rPr>
+        <w:rFonts w:eastAsia="黑体"/>
         <w:b/>
         <w:bCs/>
         <w:color w:themeColor="background1" w:val="FFFFFF"/>
@@ -8057,6 +8572,7 @@
         <w:spacing w:after="0" w:before="0" w:line="240" w:lineRule="auto"/>
       </w:pPr>
       <w:rPr>
+        <w:rFonts w:eastAsia="黑体"/>
         <w:b/>
         <w:bCs/>
       </w:rPr>
@@ -8074,12 +8590,14 @@
     </w:tblStylePr>
     <w:tblStylePr w:type="firstCol">
       <w:rPr>
+        <w:rFonts w:eastAsia="黑体"/>
         <w:b/>
         <w:bCs/>
       </w:rPr>
     </w:tblStylePr>
     <w:tblStylePr w:type="lastCol">
       <w:rPr>
+        <w:rFonts w:eastAsia="黑体"/>
         <w:b/>
         <w:bCs/>
       </w:rPr>
@@ -8138,6 +8656,7 @@
         <w:spacing w:after="0" w:before="0" w:line="240" w:lineRule="auto"/>
       </w:pPr>
       <w:rPr>
+        <w:rFonts w:eastAsia="黑体"/>
         <w:b/>
         <w:bCs/>
         <w:color w:themeColor="background1" w:val="FFFFFF"/>
@@ -8160,6 +8679,7 @@
         <w:spacing w:after="0" w:before="0" w:line="240" w:lineRule="auto"/>
       </w:pPr>
       <w:rPr>
+        <w:rFonts w:eastAsia="黑体"/>
         <w:color w:val="auto"/>
       </w:rPr>
       <w:tblPr/>
@@ -8177,6 +8697,7 @@
     </w:tblStylePr>
     <w:tblStylePr w:type="firstCol">
       <w:rPr>
+        <w:rFonts w:eastAsia="黑体"/>
         <w:b/>
         <w:bCs/>
         <w:color w:themeColor="background1" w:val="FFFFFF"/>
@@ -8196,6 +8717,7 @@
     </w:tblStylePr>
     <w:tblStylePr w:type="lastCol">
       <w:rPr>
+        <w:rFonts w:eastAsia="黑体"/>
         <w:b/>
         <w:bCs/>
         <w:color w:themeColor="background1" w:val="FFFFFF"/>
@@ -8244,6 +8766,7 @@
     </w:tblStylePr>
     <w:tblStylePr w:type="nwCell">
       <w:rPr>
+        <w:rFonts w:eastAsia="黑体"/>
         <w:color w:themeColor="background1" w:val="FFFFFF"/>
       </w:rPr>
       <w:tblPr/>
@@ -8287,6 +8810,7 @@
         <w:spacing w:after="0" w:before="0" w:line="240" w:lineRule="auto"/>
       </w:pPr>
       <w:rPr>
+        <w:rFonts w:eastAsia="黑体"/>
         <w:b/>
         <w:bCs/>
         <w:color w:themeColor="background1" w:val="FFFFFF"/>
@@ -8309,6 +8833,7 @@
         <w:spacing w:after="0" w:before="0" w:line="240" w:lineRule="auto"/>
       </w:pPr>
       <w:rPr>
+        <w:rFonts w:eastAsia="黑体"/>
         <w:color w:val="auto"/>
       </w:rPr>
       <w:tblPr/>
@@ -8326,6 +8851,7 @@
     </w:tblStylePr>
     <w:tblStylePr w:type="firstCol">
       <w:rPr>
+        <w:rFonts w:eastAsia="黑体"/>
         <w:b/>
         <w:bCs/>
         <w:color w:themeColor="background1" w:val="FFFFFF"/>
@@ -8345,6 +8871,7 @@
     </w:tblStylePr>
     <w:tblStylePr w:type="lastCol">
       <w:rPr>
+        <w:rFonts w:eastAsia="黑体"/>
         <w:b/>
         <w:bCs/>
         <w:color w:themeColor="background1" w:val="FFFFFF"/>
@@ -8393,6 +8920,7 @@
     </w:tblStylePr>
     <w:tblStylePr w:type="nwCell">
       <w:rPr>
+        <w:rFonts w:eastAsia="黑体"/>
         <w:color w:themeColor="background1" w:val="FFFFFF"/>
       </w:rPr>
       <w:tblPr/>
@@ -8436,6 +8964,7 @@
         <w:spacing w:after="0" w:before="0" w:line="240" w:lineRule="auto"/>
       </w:pPr>
       <w:rPr>
+        <w:rFonts w:eastAsia="黑体"/>
         <w:b/>
         <w:bCs/>
         <w:color w:themeColor="background1" w:val="FFFFFF"/>
@@ -8458,6 +8987,7 @@
         <w:spacing w:after="0" w:before="0" w:line="240" w:lineRule="auto"/>
       </w:pPr>
       <w:rPr>
+        <w:rFonts w:eastAsia="黑体"/>
         <w:color w:val="auto"/>
       </w:rPr>
       <w:tblPr/>
@@ -8475,6 +9005,7 @@
     </w:tblStylePr>
     <w:tblStylePr w:type="firstCol">
       <w:rPr>
+        <w:rFonts w:eastAsia="黑体"/>
         <w:b/>
         <w:bCs/>
         <w:color w:themeColor="background1" w:val="FFFFFF"/>
@@ -8494,6 +9025,7 @@
     </w:tblStylePr>
     <w:tblStylePr w:type="lastCol">
       <w:rPr>
+        <w:rFonts w:eastAsia="黑体"/>
         <w:b/>
         <w:bCs/>
         <w:color w:themeColor="background1" w:val="FFFFFF"/>
@@ -8542,6 +9074,7 @@
     </w:tblStylePr>
     <w:tblStylePr w:type="nwCell">
       <w:rPr>
+        <w:rFonts w:eastAsia="黑体"/>
         <w:color w:themeColor="background1" w:val="FFFFFF"/>
       </w:rPr>
       <w:tblPr/>
@@ -8585,6 +9118,7 @@
         <w:spacing w:after="0" w:before="0" w:line="240" w:lineRule="auto"/>
       </w:pPr>
       <w:rPr>
+        <w:rFonts w:eastAsia="黑体"/>
         <w:b/>
         <w:bCs/>
         <w:color w:themeColor="background1" w:val="FFFFFF"/>
@@ -8607,6 +9141,7 @@
         <w:spacing w:after="0" w:before="0" w:line="240" w:lineRule="auto"/>
       </w:pPr>
       <w:rPr>
+        <w:rFonts w:eastAsia="黑体"/>
         <w:color w:val="auto"/>
       </w:rPr>
       <w:tblPr/>
@@ -8624,6 +9159,7 @@
     </w:tblStylePr>
     <w:tblStylePr w:type="firstCol">
       <w:rPr>
+        <w:rFonts w:eastAsia="黑体"/>
         <w:b/>
         <w:bCs/>
         <w:color w:themeColor="background1" w:val="FFFFFF"/>
@@ -8643,6 +9179,7 @@
     </w:tblStylePr>
     <w:tblStylePr w:type="lastCol">
       <w:rPr>
+        <w:rFonts w:eastAsia="黑体"/>
         <w:b/>
         <w:bCs/>
         <w:color w:themeColor="background1" w:val="FFFFFF"/>
@@ -8691,6 +9228,7 @@
     </w:tblStylePr>
     <w:tblStylePr w:type="nwCell">
       <w:rPr>
+        <w:rFonts w:eastAsia="黑体"/>
         <w:color w:themeColor="background1" w:val="FFFFFF"/>
       </w:rPr>
       <w:tblPr/>
@@ -8734,6 +9272,7 @@
         <w:spacing w:after="0" w:before="0" w:line="240" w:lineRule="auto"/>
       </w:pPr>
       <w:rPr>
+        <w:rFonts w:eastAsia="黑体"/>
         <w:b/>
         <w:bCs/>
         <w:color w:themeColor="background1" w:val="FFFFFF"/>
@@ -8756,6 +9295,7 @@
         <w:spacing w:after="0" w:before="0" w:line="240" w:lineRule="auto"/>
       </w:pPr>
       <w:rPr>
+        <w:rFonts w:eastAsia="黑体"/>
         <w:color w:val="auto"/>
       </w:rPr>
       <w:tblPr/>
@@ -8773,6 +9313,7 @@
     </w:tblStylePr>
     <w:tblStylePr w:type="firstCol">
       <w:rPr>
+        <w:rFonts w:eastAsia="黑体"/>
         <w:b/>
         <w:bCs/>
         <w:color w:themeColor="background1" w:val="FFFFFF"/>
@@ -8792,6 +9333,7 @@
     </w:tblStylePr>
     <w:tblStylePr w:type="lastCol">
       <w:rPr>
+        <w:rFonts w:eastAsia="黑体"/>
         <w:b/>
         <w:bCs/>
         <w:color w:themeColor="background1" w:val="FFFFFF"/>
@@ -8840,6 +9382,7 @@
     </w:tblStylePr>
     <w:tblStylePr w:type="nwCell">
       <w:rPr>
+        <w:rFonts w:eastAsia="黑体"/>
         <w:color w:themeColor="background1" w:val="FFFFFF"/>
       </w:rPr>
       <w:tblPr/>
@@ -8883,6 +9426,7 @@
         <w:spacing w:after="0" w:before="0" w:line="240" w:lineRule="auto"/>
       </w:pPr>
       <w:rPr>
+        <w:rFonts w:eastAsia="黑体"/>
         <w:b/>
         <w:bCs/>
         <w:color w:themeColor="background1" w:val="FFFFFF"/>
@@ -8905,6 +9449,7 @@
         <w:spacing w:after="0" w:before="0" w:line="240" w:lineRule="auto"/>
       </w:pPr>
       <w:rPr>
+        <w:rFonts w:eastAsia="黑体"/>
         <w:color w:val="auto"/>
       </w:rPr>
       <w:tblPr/>
@@ -8922,6 +9467,7 @@
     </w:tblStylePr>
     <w:tblStylePr w:type="firstCol">
       <w:rPr>
+        <w:rFonts w:eastAsia="黑体"/>
         <w:b/>
         <w:bCs/>
         <w:color w:themeColor="background1" w:val="FFFFFF"/>
@@ -8941,6 +9487,7 @@
     </w:tblStylePr>
     <w:tblStylePr w:type="lastCol">
       <w:rPr>
+        <w:rFonts w:eastAsia="黑体"/>
         <w:b/>
         <w:bCs/>
         <w:color w:themeColor="background1" w:val="FFFFFF"/>
@@ -8989,6 +9536,7 @@
     </w:tblStylePr>
     <w:tblStylePr w:type="nwCell">
       <w:rPr>
+        <w:rFonts w:eastAsia="黑体"/>
         <w:color w:themeColor="background1" w:val="FFFFFF"/>
       </w:rPr>
       <w:tblPr/>
@@ -9032,6 +9580,7 @@
         <w:spacing w:after="0" w:before="0" w:line="240" w:lineRule="auto"/>
       </w:pPr>
       <w:rPr>
+        <w:rFonts w:eastAsia="黑体"/>
         <w:b/>
         <w:bCs/>
         <w:color w:themeColor="background1" w:val="FFFFFF"/>
@@ -9054,6 +9603,7 @@
         <w:spacing w:after="0" w:before="0" w:line="240" w:lineRule="auto"/>
       </w:pPr>
       <w:rPr>
+        <w:rFonts w:eastAsia="黑体"/>
         <w:color w:val="auto"/>
       </w:rPr>
       <w:tblPr/>
@@ -9071,6 +9621,7 @@
     </w:tblStylePr>
     <w:tblStylePr w:type="firstCol">
       <w:rPr>
+        <w:rFonts w:eastAsia="黑体"/>
         <w:b/>
         <w:bCs/>
         <w:color w:themeColor="background1" w:val="FFFFFF"/>
@@ -9090,6 +9641,7 @@
     </w:tblStylePr>
     <w:tblStylePr w:type="lastCol">
       <w:rPr>
+        <w:rFonts w:eastAsia="黑体"/>
         <w:b/>
         <w:bCs/>
         <w:color w:themeColor="background1" w:val="FFFFFF"/>
@@ -9138,6 +9690,7 @@
     </w:tblStylePr>
     <w:tblStylePr w:type="nwCell">
       <w:rPr>
+        <w:rFonts w:eastAsia="黑体"/>
         <w:color w:themeColor="background1" w:val="FFFFFF"/>
       </w:rPr>
       <w:tblPr/>
@@ -9162,6 +9715,7 @@
       <w:spacing w:after="0" w:line="240" w:lineRule="auto"/>
     </w:pPr>
     <w:rPr>
+      <w:rFonts w:eastAsia="黑体"/>
       <w:color w:themeColor="text1" w:val="000000"/>
     </w:rPr>
     <w:tblPr>
@@ -9181,7 +9735,7 @@
     </w:tblPr>
     <w:tblStylePr w:type="firstRow">
       <w:rPr>
-        <w:rFonts w:asciiTheme="majorHAnsi" w:cstheme="majorBidi" w:eastAsiaTheme="majorEastAsia" w:hAnsiTheme="majorHAnsi"/>
+        <w:rFonts w:asciiTheme="majorHAnsi" w:cstheme="majorBidi" w:hAnsiTheme="majorHAnsi" w:eastAsia="黑体"/>
       </w:rPr>
       <w:tblPr/>
       <w:tcPr>
@@ -9193,6 +9747,7 @@
     </w:tblStylePr>
     <w:tblStylePr w:type="lastRow">
       <w:rPr>
+        <w:rFonts w:eastAsia="黑体"/>
         <w:b/>
         <w:bCs/>
         <w:color w:themeColor="text2" w:val="1F497D"/>
@@ -9207,12 +9762,14 @@
     </w:tblStylePr>
     <w:tblStylePr w:type="firstCol">
       <w:rPr>
+        <w:rFonts w:eastAsia="黑体"/>
         <w:b/>
         <w:bCs/>
       </w:rPr>
     </w:tblStylePr>
     <w:tblStylePr w:type="lastCol">
       <w:rPr>
+        <w:rFonts w:eastAsia="黑体"/>
         <w:b/>
         <w:bCs/>
       </w:rPr>
@@ -9246,6 +9803,7 @@
       <w:spacing w:after="0" w:line="240" w:lineRule="auto"/>
     </w:pPr>
     <w:rPr>
+      <w:rFonts w:eastAsia="黑体"/>
       <w:color w:themeColor="text1" w:val="000000"/>
     </w:rPr>
     <w:tblPr>
@@ -9265,7 +9823,7 @@
     </w:tblPr>
     <w:tblStylePr w:type="firstRow">
       <w:rPr>
-        <w:rFonts w:asciiTheme="majorHAnsi" w:cstheme="majorBidi" w:eastAsiaTheme="majorEastAsia" w:hAnsiTheme="majorHAnsi"/>
+        <w:rFonts w:asciiTheme="majorHAnsi" w:cstheme="majorBidi" w:hAnsiTheme="majorHAnsi" w:eastAsia="黑体"/>
       </w:rPr>
       <w:tblPr/>
       <w:tcPr>
@@ -9277,6 +9835,7 @@
     </w:tblStylePr>
     <w:tblStylePr w:type="lastRow">
       <w:rPr>
+        <w:rFonts w:eastAsia="黑体"/>
         <w:b/>
         <w:bCs/>
         <w:color w:themeColor="text2" w:val="1F497D"/>
@@ -9291,12 +9850,14 @@
     </w:tblStylePr>
     <w:tblStylePr w:type="firstCol">
       <w:rPr>
+        <w:rFonts w:eastAsia="黑体"/>
         <w:b/>
         <w:bCs/>
       </w:rPr>
     </w:tblStylePr>
     <w:tblStylePr w:type="lastCol">
       <w:rPr>
+        <w:rFonts w:eastAsia="黑体"/>
         <w:b/>
         <w:bCs/>
       </w:rPr>
@@ -9330,6 +9891,7 @@
       <w:spacing w:after="0" w:line="240" w:lineRule="auto"/>
     </w:pPr>
     <w:rPr>
+      <w:rFonts w:eastAsia="黑体"/>
       <w:color w:themeColor="text1" w:val="000000"/>
     </w:rPr>
     <w:tblPr>
@@ -9349,7 +9911,7 @@
     </w:tblPr>
     <w:tblStylePr w:type="firstRow">
       <w:rPr>
-        <w:rFonts w:asciiTheme="majorHAnsi" w:cstheme="majorBidi" w:eastAsiaTheme="majorEastAsia" w:hAnsiTheme="majorHAnsi"/>
+        <w:rFonts w:asciiTheme="majorHAnsi" w:cstheme="majorBidi" w:hAnsiTheme="majorHAnsi" w:eastAsia="黑体"/>
       </w:rPr>
       <w:tblPr/>
       <w:tcPr>
@@ -9361,6 +9923,7 @@
     </w:tblStylePr>
     <w:tblStylePr w:type="lastRow">
       <w:rPr>
+        <w:rFonts w:eastAsia="黑体"/>
         <w:b/>
         <w:bCs/>
         <w:color w:themeColor="text2" w:val="1F497D"/>
@@ -9375,12 +9938,14 @@
     </w:tblStylePr>
     <w:tblStylePr w:type="firstCol">
       <w:rPr>
+        <w:rFonts w:eastAsia="黑体"/>
         <w:b/>
         <w:bCs/>
       </w:rPr>
     </w:tblStylePr>
     <w:tblStylePr w:type="lastCol">
       <w:rPr>
+        <w:rFonts w:eastAsia="黑体"/>
         <w:b/>
         <w:bCs/>
       </w:rPr>
@@ -9414,6 +9979,7 @@
       <w:spacing w:after="0" w:line="240" w:lineRule="auto"/>
     </w:pPr>
     <w:rPr>
+      <w:rFonts w:eastAsia="黑体"/>
       <w:color w:themeColor="text1" w:val="000000"/>
     </w:rPr>
     <w:tblPr>
@@ -9433,7 +9999,7 @@
     </w:tblPr>
     <w:tblStylePr w:type="firstRow">
       <w:rPr>
-        <w:rFonts w:asciiTheme="majorHAnsi" w:cstheme="majorBidi" w:eastAsiaTheme="majorEastAsia" w:hAnsiTheme="majorHAnsi"/>
+        <w:rFonts w:asciiTheme="majorHAnsi" w:cstheme="majorBidi" w:hAnsiTheme="majorHAnsi" w:eastAsia="黑体"/>
       </w:rPr>
       <w:tblPr/>
       <w:tcPr>
@@ -9445,6 +10011,7 @@
     </w:tblStylePr>
     <w:tblStylePr w:type="lastRow">
       <w:rPr>
+        <w:rFonts w:eastAsia="黑体"/>
         <w:b/>
         <w:bCs/>
         <w:color w:themeColor="text2" w:val="1F497D"/>
@@ -9459,12 +10026,14 @@
     </w:tblStylePr>
     <w:tblStylePr w:type="firstCol">
       <w:rPr>
+        <w:rFonts w:eastAsia="黑体"/>
         <w:b/>
         <w:bCs/>
       </w:rPr>
     </w:tblStylePr>
     <w:tblStylePr w:type="lastCol">
       <w:rPr>
+        <w:rFonts w:eastAsia="黑体"/>
         <w:b/>
         <w:bCs/>
       </w:rPr>
@@ -9498,6 +10067,7 @@
       <w:spacing w:after="0" w:line="240" w:lineRule="auto"/>
     </w:pPr>
     <w:rPr>
+      <w:rFonts w:eastAsia="黑体"/>
       <w:color w:themeColor="text1" w:val="000000"/>
     </w:rPr>
     <w:tblPr>
@@ -9517,7 +10087,7 @@
     </w:tblPr>
     <w:tblStylePr w:type="firstRow">
       <w:rPr>
-        <w:rFonts w:asciiTheme="majorHAnsi" w:cstheme="majorBidi" w:eastAsiaTheme="majorEastAsia" w:hAnsiTheme="majorHAnsi"/>
+        <w:rFonts w:asciiTheme="majorHAnsi" w:cstheme="majorBidi" w:hAnsiTheme="majorHAnsi" w:eastAsia="黑体"/>
       </w:rPr>
       <w:tblPr/>
       <w:tcPr>
@@ -9529,6 +10099,7 @@
     </w:tblStylePr>
     <w:tblStylePr w:type="lastRow">
       <w:rPr>
+        <w:rFonts w:eastAsia="黑体"/>
         <w:b/>
         <w:bCs/>
         <w:color w:themeColor="text2" w:val="1F497D"/>
@@ -9543,12 +10114,14 @@
     </w:tblStylePr>
     <w:tblStylePr w:type="firstCol">
       <w:rPr>
+        <w:rFonts w:eastAsia="黑体"/>
         <w:b/>
         <w:bCs/>
       </w:rPr>
     </w:tblStylePr>
     <w:tblStylePr w:type="lastCol">
       <w:rPr>
+        <w:rFonts w:eastAsia="黑体"/>
         <w:b/>
         <w:bCs/>
       </w:rPr>
@@ -9582,6 +10155,7 @@
       <w:spacing w:after="0" w:line="240" w:lineRule="auto"/>
     </w:pPr>
     <w:rPr>
+      <w:rFonts w:eastAsia="黑体"/>
       <w:color w:themeColor="text1" w:val="000000"/>
     </w:rPr>
     <w:tblPr>
@@ -9601,7 +10175,7 @@
     </w:tblPr>
     <w:tblStylePr w:type="firstRow">
       <w:rPr>
-        <w:rFonts w:asciiTheme="majorHAnsi" w:cstheme="majorBidi" w:eastAsiaTheme="majorEastAsia" w:hAnsiTheme="majorHAnsi"/>
+        <w:rFonts w:asciiTheme="majorHAnsi" w:cstheme="majorBidi" w:hAnsiTheme="majorHAnsi" w:eastAsia="黑体"/>
       </w:rPr>
       <w:tblPr/>
       <w:tcPr>
@@ -9613,6 +10187,7 @@
     </w:tblStylePr>
     <w:tblStylePr w:type="lastRow">
       <w:rPr>
+        <w:rFonts w:eastAsia="黑体"/>
         <w:b/>
         <w:bCs/>
         <w:color w:themeColor="text2" w:val="1F497D"/>
@@ -9627,12 +10202,14 @@
     </w:tblStylePr>
     <w:tblStylePr w:type="firstCol">
       <w:rPr>
+        <w:rFonts w:eastAsia="黑体"/>
         <w:b/>
         <w:bCs/>
       </w:rPr>
     </w:tblStylePr>
     <w:tblStylePr w:type="lastCol">
       <w:rPr>
+        <w:rFonts w:eastAsia="黑体"/>
         <w:b/>
         <w:bCs/>
       </w:rPr>
@@ -9666,6 +10243,7 @@
       <w:spacing w:after="0" w:line="240" w:lineRule="auto"/>
     </w:pPr>
     <w:rPr>
+      <w:rFonts w:eastAsia="黑体"/>
       <w:color w:themeColor="text1" w:val="000000"/>
     </w:rPr>
     <w:tblPr>
@@ -9685,7 +10263,7 @@
     </w:tblPr>
     <w:tblStylePr w:type="firstRow">
       <w:rPr>
-        <w:rFonts w:asciiTheme="majorHAnsi" w:cstheme="majorBidi" w:eastAsiaTheme="majorEastAsia" w:hAnsiTheme="majorHAnsi"/>
+        <w:rFonts w:asciiTheme="majorHAnsi" w:cstheme="majorBidi" w:hAnsiTheme="majorHAnsi" w:eastAsia="黑体"/>
       </w:rPr>
       <w:tblPr/>
       <w:tcPr>
@@ -9697,6 +10275,7 @@
     </w:tblStylePr>
     <w:tblStylePr w:type="lastRow">
       <w:rPr>
+        <w:rFonts w:eastAsia="黑体"/>
         <w:b/>
         <w:bCs/>
         <w:color w:themeColor="text2" w:val="1F497D"/>
@@ -9711,12 +10290,14 @@
     </w:tblStylePr>
     <w:tblStylePr w:type="firstCol">
       <w:rPr>
+        <w:rFonts w:eastAsia="黑体"/>
         <w:b/>
         <w:bCs/>
       </w:rPr>
     </w:tblStylePr>
     <w:tblStylePr w:type="lastCol">
       <w:rPr>
+        <w:rFonts w:eastAsia="黑体"/>
         <w:b/>
         <w:bCs/>
       </w:rPr>
@@ -9750,7 +10331,7 @@
       <w:spacing w:after="0" w:line="240" w:lineRule="auto"/>
     </w:pPr>
     <w:rPr>
-      <w:rFonts w:asciiTheme="majorHAnsi" w:cstheme="majorBidi" w:eastAsiaTheme="majorEastAsia" w:hAnsiTheme="majorHAnsi"/>
+      <w:rFonts w:asciiTheme="majorHAnsi" w:cstheme="majorBidi" w:hAnsiTheme="majorHAnsi" w:eastAsia="黑体"/>
       <w:color w:themeColor="text1" w:val="000000"/>
     </w:rPr>
     <w:tblPr>
@@ -9772,6 +10353,7 @@
     </w:tblPr>
     <w:tblStylePr w:type="firstRow">
       <w:rPr>
+        <w:rFonts w:eastAsia="黑体"/>
         <w:sz w:val="24"/>
         <w:szCs w:val="24"/>
       </w:rPr>
@@ -9878,7 +10460,7 @@
       <w:spacing w:after="0" w:line="240" w:lineRule="auto"/>
     </w:pPr>
     <w:rPr>
-      <w:rFonts w:asciiTheme="majorHAnsi" w:cstheme="majorBidi" w:eastAsiaTheme="majorEastAsia" w:hAnsiTheme="majorHAnsi"/>
+      <w:rFonts w:asciiTheme="majorHAnsi" w:cstheme="majorBidi" w:hAnsiTheme="majorHAnsi" w:eastAsia="黑体"/>
       <w:color w:themeColor="text1" w:val="000000"/>
     </w:rPr>
     <w:tblPr>
@@ -9900,6 +10482,7 @@
     </w:tblPr>
     <w:tblStylePr w:type="firstRow">
       <w:rPr>
+        <w:rFonts w:eastAsia="黑体"/>
         <w:sz w:val="24"/>
         <w:szCs w:val="24"/>
       </w:rPr>
@@ -10006,7 +10589,7 @@
       <w:spacing w:after="0" w:line="240" w:lineRule="auto"/>
     </w:pPr>
     <w:rPr>
-      <w:rFonts w:asciiTheme="majorHAnsi" w:cstheme="majorBidi" w:eastAsiaTheme="majorEastAsia" w:hAnsiTheme="majorHAnsi"/>
+      <w:rFonts w:asciiTheme="majorHAnsi" w:cstheme="majorBidi" w:hAnsiTheme="majorHAnsi" w:eastAsia="黑体"/>
       <w:color w:themeColor="text1" w:val="000000"/>
     </w:rPr>
     <w:tblPr>
@@ -10028,6 +10611,7 @@
     </w:tblPr>
     <w:tblStylePr w:type="firstRow">
       <w:rPr>
+        <w:rFonts w:eastAsia="黑体"/>
         <w:sz w:val="24"/>
         <w:szCs w:val="24"/>
       </w:rPr>
@@ -10134,7 +10718,7 @@
       <w:spacing w:after="0" w:line="240" w:lineRule="auto"/>
     </w:pPr>
     <w:rPr>
-      <w:rFonts w:asciiTheme="majorHAnsi" w:cstheme="majorBidi" w:eastAsiaTheme="majorEastAsia" w:hAnsiTheme="majorHAnsi"/>
+      <w:rFonts w:asciiTheme="majorHAnsi" w:cstheme="majorBidi" w:hAnsiTheme="majorHAnsi" w:eastAsia="黑体"/>
       <w:color w:themeColor="text1" w:val="000000"/>
     </w:rPr>
     <w:tblPr>
@@ -10156,6 +10740,7 @@
     </w:tblPr>
     <w:tblStylePr w:type="firstRow">
       <w:rPr>
+        <w:rFonts w:eastAsia="黑体"/>
         <w:sz w:val="24"/>
         <w:szCs w:val="24"/>
       </w:rPr>
@@ -10262,7 +10847,7 @@
       <w:spacing w:after="0" w:line="240" w:lineRule="auto"/>
     </w:pPr>
     <w:rPr>
-      <w:rFonts w:asciiTheme="majorHAnsi" w:cstheme="majorBidi" w:eastAsiaTheme="majorEastAsia" w:hAnsiTheme="majorHAnsi"/>
+      <w:rFonts w:asciiTheme="majorHAnsi" w:cstheme="majorBidi" w:hAnsiTheme="majorHAnsi" w:eastAsia="黑体"/>
       <w:color w:themeColor="text1" w:val="000000"/>
     </w:rPr>
     <w:tblPr>
@@ -10284,6 +10869,7 @@
     </w:tblPr>
     <w:tblStylePr w:type="firstRow">
       <w:rPr>
+        <w:rFonts w:eastAsia="黑体"/>
         <w:sz w:val="24"/>
         <w:szCs w:val="24"/>
       </w:rPr>
@@ -10390,7 +10976,7 @@
       <w:spacing w:after="0" w:line="240" w:lineRule="auto"/>
     </w:pPr>
     <w:rPr>
-      <w:rFonts w:asciiTheme="majorHAnsi" w:cstheme="majorBidi" w:eastAsiaTheme="majorEastAsia" w:hAnsiTheme="majorHAnsi"/>
+      <w:rFonts w:asciiTheme="majorHAnsi" w:cstheme="majorBidi" w:hAnsiTheme="majorHAnsi" w:eastAsia="黑体"/>
       <w:color w:themeColor="text1" w:val="000000"/>
     </w:rPr>
     <w:tblPr>
@@ -10412,6 +10998,7 @@
     </w:tblPr>
     <w:tblStylePr w:type="firstRow">
       <w:rPr>
+        <w:rFonts w:eastAsia="黑体"/>
         <w:sz w:val="24"/>
         <w:szCs w:val="24"/>
       </w:rPr>
@@ -10518,7 +11105,7 @@
       <w:spacing w:after="0" w:line="240" w:lineRule="auto"/>
     </w:pPr>
     <w:rPr>
-      <w:rFonts w:asciiTheme="majorHAnsi" w:cstheme="majorBidi" w:eastAsiaTheme="majorEastAsia" w:hAnsiTheme="majorHAnsi"/>
+      <w:rFonts w:asciiTheme="majorHAnsi" w:cstheme="majorBidi" w:hAnsiTheme="majorHAnsi" w:eastAsia="黑体"/>
       <w:color w:themeColor="text1" w:val="000000"/>
     </w:rPr>
     <w:tblPr>
@@ -10540,6 +11127,7 @@
     </w:tblPr>
     <w:tblStylePr w:type="firstRow">
       <w:rPr>
+        <w:rFonts w:eastAsia="黑体"/>
         <w:sz w:val="24"/>
         <w:szCs w:val="24"/>
       </w:rPr>
@@ -10669,12 +11257,14 @@
     </w:tcPr>
     <w:tblStylePr w:type="firstRow">
       <w:rPr>
+        <w:rFonts w:eastAsia="黑体"/>
         <w:b/>
         <w:bCs/>
       </w:rPr>
     </w:tblStylePr>
     <w:tblStylePr w:type="lastRow">
       <w:rPr>
+        <w:rFonts w:eastAsia="黑体"/>
         <w:b/>
         <w:bCs/>
       </w:rPr>
@@ -10687,12 +11277,14 @@
     </w:tblStylePr>
     <w:tblStylePr w:type="firstCol">
       <w:rPr>
+        <w:rFonts w:eastAsia="黑体"/>
         <w:b/>
         <w:bCs/>
       </w:rPr>
     </w:tblStylePr>
     <w:tblStylePr w:type="lastCol">
       <w:rPr>
+        <w:rFonts w:eastAsia="黑体"/>
         <w:b/>
         <w:bCs/>
       </w:rPr>
@@ -10742,12 +11334,14 @@
     </w:tcPr>
     <w:tblStylePr w:type="firstRow">
       <w:rPr>
+        <w:rFonts w:eastAsia="黑体"/>
         <w:b/>
         <w:bCs/>
       </w:rPr>
     </w:tblStylePr>
     <w:tblStylePr w:type="lastRow">
       <w:rPr>
+        <w:rFonts w:eastAsia="黑体"/>
         <w:b/>
         <w:bCs/>
       </w:rPr>
@@ -10760,12 +11354,14 @@
     </w:tblStylePr>
     <w:tblStylePr w:type="firstCol">
       <w:rPr>
+        <w:rFonts w:eastAsia="黑体"/>
         <w:b/>
         <w:bCs/>
       </w:rPr>
     </w:tblStylePr>
     <w:tblStylePr w:type="lastCol">
       <w:rPr>
+        <w:rFonts w:eastAsia="黑体"/>
         <w:b/>
         <w:bCs/>
       </w:rPr>
@@ -10815,12 +11411,14 @@
     </w:tcPr>
     <w:tblStylePr w:type="firstRow">
       <w:rPr>
+        <w:rFonts w:eastAsia="黑体"/>
         <w:b/>
         <w:bCs/>
       </w:rPr>
     </w:tblStylePr>
     <w:tblStylePr w:type="lastRow">
       <w:rPr>
+        <w:rFonts w:eastAsia="黑体"/>
         <w:b/>
         <w:bCs/>
       </w:rPr>
@@ -10833,12 +11431,14 @@
     </w:tblStylePr>
     <w:tblStylePr w:type="firstCol">
       <w:rPr>
+        <w:rFonts w:eastAsia="黑体"/>
         <w:b/>
         <w:bCs/>
       </w:rPr>
     </w:tblStylePr>
     <w:tblStylePr w:type="lastCol">
       <w:rPr>
+        <w:rFonts w:eastAsia="黑体"/>
         <w:b/>
         <w:bCs/>
       </w:rPr>
@@ -10888,12 +11488,14 @@
     </w:tcPr>
     <w:tblStylePr w:type="firstRow">
       <w:rPr>
+        <w:rFonts w:eastAsia="黑体"/>
         <w:b/>
         <w:bCs/>
       </w:rPr>
     </w:tblStylePr>
     <w:tblStylePr w:type="lastRow">
       <w:rPr>
+        <w:rFonts w:eastAsia="黑体"/>
         <w:b/>
         <w:bCs/>
       </w:rPr>
@@ -10906,12 +11508,14 @@
     </w:tblStylePr>
     <w:tblStylePr w:type="firstCol">
       <w:rPr>
+        <w:rFonts w:eastAsia="黑体"/>
         <w:b/>
         <w:bCs/>
       </w:rPr>
     </w:tblStylePr>
     <w:tblStylePr w:type="lastCol">
       <w:rPr>
+        <w:rFonts w:eastAsia="黑体"/>
         <w:b/>
         <w:bCs/>
       </w:rPr>
@@ -10961,12 +11565,14 @@
     </w:tcPr>
     <w:tblStylePr w:type="firstRow">
       <w:rPr>
+        <w:rFonts w:eastAsia="黑体"/>
         <w:b/>
         <w:bCs/>
       </w:rPr>
     </w:tblStylePr>
     <w:tblStylePr w:type="lastRow">
       <w:rPr>
+        <w:rFonts w:eastAsia="黑体"/>
         <w:b/>
         <w:bCs/>
       </w:rPr>
@@ -10979,12 +11585,14 @@
     </w:tblStylePr>
     <w:tblStylePr w:type="firstCol">
       <w:rPr>
+        <w:rFonts w:eastAsia="黑体"/>
         <w:b/>
         <w:bCs/>
       </w:rPr>
     </w:tblStylePr>
     <w:tblStylePr w:type="lastCol">
       <w:rPr>
+        <w:rFonts w:eastAsia="黑体"/>
         <w:b/>
         <w:bCs/>
       </w:rPr>
@@ -11034,12 +11642,14 @@
     </w:tcPr>
     <w:tblStylePr w:type="firstRow">
       <w:rPr>
+        <w:rFonts w:eastAsia="黑体"/>
         <w:b/>
         <w:bCs/>
       </w:rPr>
     </w:tblStylePr>
     <w:tblStylePr w:type="lastRow">
       <w:rPr>
+        <w:rFonts w:eastAsia="黑体"/>
         <w:b/>
         <w:bCs/>
       </w:rPr>
@@ -11052,12 +11662,14 @@
     </w:tblStylePr>
     <w:tblStylePr w:type="firstCol">
       <w:rPr>
+        <w:rFonts w:eastAsia="黑体"/>
         <w:b/>
         <w:bCs/>
       </w:rPr>
     </w:tblStylePr>
     <w:tblStylePr w:type="lastCol">
       <w:rPr>
+        <w:rFonts w:eastAsia="黑体"/>
         <w:b/>
         <w:bCs/>
       </w:rPr>
@@ -11107,12 +11719,14 @@
     </w:tcPr>
     <w:tblStylePr w:type="firstRow">
       <w:rPr>
+        <w:rFonts w:eastAsia="黑体"/>
         <w:b/>
         <w:bCs/>
       </w:rPr>
     </w:tblStylePr>
     <w:tblStylePr w:type="lastRow">
       <w:rPr>
+        <w:rFonts w:eastAsia="黑体"/>
         <w:b/>
         <w:bCs/>
       </w:rPr>
@@ -11125,12 +11739,14 @@
     </w:tblStylePr>
     <w:tblStylePr w:type="firstCol">
       <w:rPr>
+        <w:rFonts w:eastAsia="黑体"/>
         <w:b/>
         <w:bCs/>
       </w:rPr>
     </w:tblStylePr>
     <w:tblStylePr w:type="lastCol">
       <w:rPr>
+        <w:rFonts w:eastAsia="黑体"/>
         <w:b/>
         <w:bCs/>
       </w:rPr>
@@ -11157,7 +11773,7 @@
       <w:spacing w:after="0" w:line="240" w:lineRule="auto"/>
     </w:pPr>
     <w:rPr>
-      <w:rFonts w:asciiTheme="majorHAnsi" w:cstheme="majorBidi" w:eastAsiaTheme="majorEastAsia" w:hAnsiTheme="majorHAnsi"/>
+      <w:rFonts w:asciiTheme="majorHAnsi" w:cstheme="majorBidi" w:hAnsiTheme="majorHAnsi" w:eastAsia="黑体"/>
       <w:color w:themeColor="text1" w:val="000000"/>
     </w:rPr>
     <w:tblPr>
@@ -11184,6 +11800,7 @@
     </w:tcPr>
     <w:tblStylePr w:type="firstRow">
       <w:rPr>
+        <w:rFonts w:eastAsia="黑体"/>
         <w:b/>
         <w:bCs/>
         <w:color w:themeColor="text1" w:val="000000"/>
@@ -11195,6 +11812,7 @@
     </w:tblStylePr>
     <w:tblStylePr w:type="lastRow">
       <w:rPr>
+        <w:rFonts w:eastAsia="黑体"/>
         <w:b/>
         <w:bCs/>
         <w:color w:themeColor="text1" w:val="000000"/>
@@ -11214,6 +11832,7 @@
     </w:tblStylePr>
     <w:tblStylePr w:type="firstCol">
       <w:rPr>
+        <w:rFonts w:eastAsia="黑体"/>
         <w:b/>
         <w:bCs/>
         <w:color w:themeColor="text1" w:val="000000"/>
@@ -11233,6 +11852,7 @@
     </w:tblStylePr>
     <w:tblStylePr w:type="lastCol">
       <w:rPr>
+        <w:rFonts w:eastAsia="黑体"/>
         <w:b w:val="0"/>
         <w:bCs w:val="0"/>
         <w:color w:themeColor="text1" w:val="000000"/>
@@ -11282,7 +11902,7 @@
       <w:spacing w:after="0" w:line="240" w:lineRule="auto"/>
     </w:pPr>
     <w:rPr>
-      <w:rFonts w:asciiTheme="majorHAnsi" w:cstheme="majorBidi" w:eastAsiaTheme="majorEastAsia" w:hAnsiTheme="majorHAnsi"/>
+      <w:rFonts w:asciiTheme="majorHAnsi" w:cstheme="majorBidi" w:hAnsiTheme="majorHAnsi" w:eastAsia="黑体"/>
       <w:color w:themeColor="text1" w:val="000000"/>
     </w:rPr>
     <w:tblPr>
@@ -11309,6 +11929,7 @@
     </w:tcPr>
     <w:tblStylePr w:type="firstRow">
       <w:rPr>
+        <w:rFonts w:eastAsia="黑体"/>
         <w:b/>
         <w:bCs/>
         <w:color w:themeColor="text1" w:val="000000"/>
@@ -11320,6 +11941,7 @@
     </w:tblStylePr>
     <w:tblStylePr w:type="lastRow">
       <w:rPr>
+        <w:rFonts w:eastAsia="黑体"/>
         <w:b/>
         <w:bCs/>
         <w:color w:themeColor="text1" w:val="000000"/>
@@ -11339,6 +11961,7 @@
     </w:tblStylePr>
     <w:tblStylePr w:type="firstCol">
       <w:rPr>
+        <w:rFonts w:eastAsia="黑体"/>
         <w:b/>
         <w:bCs/>
         <w:color w:themeColor="text1" w:val="000000"/>
@@ -11358,6 +11981,7 @@
     </w:tblStylePr>
     <w:tblStylePr w:type="lastCol">
       <w:rPr>
+        <w:rFonts w:eastAsia="黑体"/>
         <w:b w:val="0"/>
         <w:bCs w:val="0"/>
         <w:color w:themeColor="text1" w:val="000000"/>
@@ -11407,7 +12031,7 @@
       <w:spacing w:after="0" w:line="240" w:lineRule="auto"/>
     </w:pPr>
     <w:rPr>
-      <w:rFonts w:asciiTheme="majorHAnsi" w:cstheme="majorBidi" w:eastAsiaTheme="majorEastAsia" w:hAnsiTheme="majorHAnsi"/>
+      <w:rFonts w:asciiTheme="majorHAnsi" w:cstheme="majorBidi" w:hAnsiTheme="majorHAnsi" w:eastAsia="黑体"/>
       <w:color w:themeColor="text1" w:val="000000"/>
     </w:rPr>
     <w:tblPr>
@@ -11434,6 +12058,7 @@
     </w:tcPr>
     <w:tblStylePr w:type="firstRow">
       <w:rPr>
+        <w:rFonts w:eastAsia="黑体"/>
         <w:b/>
         <w:bCs/>
         <w:color w:themeColor="text1" w:val="000000"/>
@@ -11445,6 +12070,7 @@
     </w:tblStylePr>
     <w:tblStylePr w:type="lastRow">
       <w:rPr>
+        <w:rFonts w:eastAsia="黑体"/>
         <w:b/>
         <w:bCs/>
         <w:color w:themeColor="text1" w:val="000000"/>
@@ -11464,6 +12090,7 @@
     </w:tblStylePr>
     <w:tblStylePr w:type="firstCol">
       <w:rPr>
+        <w:rFonts w:eastAsia="黑体"/>
         <w:b/>
         <w:bCs/>
         <w:color w:themeColor="text1" w:val="000000"/>
@@ -11483,6 +12110,7 @@
     </w:tblStylePr>
     <w:tblStylePr w:type="lastCol">
       <w:rPr>
+        <w:rFonts w:eastAsia="黑体"/>
         <w:b w:val="0"/>
         <w:bCs w:val="0"/>
         <w:color w:themeColor="text1" w:val="000000"/>
@@ -11532,7 +12160,7 @@
       <w:spacing w:after="0" w:line="240" w:lineRule="auto"/>
     </w:pPr>
     <w:rPr>
-      <w:rFonts w:asciiTheme="majorHAnsi" w:cstheme="majorBidi" w:eastAsiaTheme="majorEastAsia" w:hAnsiTheme="majorHAnsi"/>
+      <w:rFonts w:asciiTheme="majorHAnsi" w:cstheme="majorBidi" w:hAnsiTheme="majorHAnsi" w:eastAsia="黑体"/>
       <w:color w:themeColor="text1" w:val="000000"/>
     </w:rPr>
     <w:tblPr>
@@ -11559,6 +12187,7 @@
     </w:tcPr>
     <w:tblStylePr w:type="firstRow">
       <w:rPr>
+        <w:rFonts w:eastAsia="黑体"/>
         <w:b/>
         <w:bCs/>
         <w:color w:themeColor="text1" w:val="000000"/>
@@ -11570,6 +12199,7 @@
     </w:tblStylePr>
     <w:tblStylePr w:type="lastRow">
       <w:rPr>
+        <w:rFonts w:eastAsia="黑体"/>
         <w:b/>
         <w:bCs/>
         <w:color w:themeColor="text1" w:val="000000"/>
@@ -11589,6 +12219,7 @@
     </w:tblStylePr>
     <w:tblStylePr w:type="firstCol">
       <w:rPr>
+        <w:rFonts w:eastAsia="黑体"/>
         <w:b/>
         <w:bCs/>
         <w:color w:themeColor="text1" w:val="000000"/>
@@ -11608,6 +12239,7 @@
     </w:tblStylePr>
     <w:tblStylePr w:type="lastCol">
       <w:rPr>
+        <w:rFonts w:eastAsia="黑体"/>
         <w:b w:val="0"/>
         <w:bCs w:val="0"/>
         <w:color w:themeColor="text1" w:val="000000"/>
@@ -11657,7 +12289,7 @@
       <w:spacing w:after="0" w:line="240" w:lineRule="auto"/>
     </w:pPr>
     <w:rPr>
-      <w:rFonts w:asciiTheme="majorHAnsi" w:cstheme="majorBidi" w:eastAsiaTheme="majorEastAsia" w:hAnsiTheme="majorHAnsi"/>
+      <w:rFonts w:asciiTheme="majorHAnsi" w:cstheme="majorBidi" w:hAnsiTheme="majorHAnsi" w:eastAsia="黑体"/>
       <w:color w:themeColor="text1" w:val="000000"/>
     </w:rPr>
     <w:tblPr>
@@ -11684,6 +12316,7 @@
     </w:tcPr>
     <w:tblStylePr w:type="firstRow">
       <w:rPr>
+        <w:rFonts w:eastAsia="黑体"/>
         <w:b/>
         <w:bCs/>
         <w:color w:themeColor="text1" w:val="000000"/>
@@ -11695,6 +12328,7 @@
     </w:tblStylePr>
     <w:tblStylePr w:type="lastRow">
       <w:rPr>
+        <w:rFonts w:eastAsia="黑体"/>
         <w:b/>
         <w:bCs/>
         <w:color w:themeColor="text1" w:val="000000"/>
@@ -11714,6 +12348,7 @@
     </w:tblStylePr>
     <w:tblStylePr w:type="firstCol">
       <w:rPr>
+        <w:rFonts w:eastAsia="黑体"/>
         <w:b/>
         <w:bCs/>
         <w:color w:themeColor="text1" w:val="000000"/>
@@ -11733,6 +12368,7 @@
     </w:tblStylePr>
     <w:tblStylePr w:type="lastCol">
       <w:rPr>
+        <w:rFonts w:eastAsia="黑体"/>
         <w:b w:val="0"/>
         <w:bCs w:val="0"/>
         <w:color w:themeColor="text1" w:val="000000"/>
@@ -11782,7 +12418,7 @@
       <w:spacing w:after="0" w:line="240" w:lineRule="auto"/>
     </w:pPr>
     <w:rPr>
-      <w:rFonts w:asciiTheme="majorHAnsi" w:cstheme="majorBidi" w:eastAsiaTheme="majorEastAsia" w:hAnsiTheme="majorHAnsi"/>
+      <w:rFonts w:asciiTheme="majorHAnsi" w:cstheme="majorBidi" w:hAnsiTheme="majorHAnsi" w:eastAsia="黑体"/>
       <w:color w:themeColor="text1" w:val="000000"/>
     </w:rPr>
     <w:tblPr>
@@ -11809,6 +12445,7 @@
     </w:tcPr>
     <w:tblStylePr w:type="firstRow">
       <w:rPr>
+        <w:rFonts w:eastAsia="黑体"/>
         <w:b/>
         <w:bCs/>
         <w:color w:themeColor="text1" w:val="000000"/>
@@ -11820,6 +12457,7 @@
     </w:tblStylePr>
     <w:tblStylePr w:type="lastRow">
       <w:rPr>
+        <w:rFonts w:eastAsia="黑体"/>
         <w:b/>
         <w:bCs/>
         <w:color w:themeColor="text1" w:val="000000"/>
@@ -11839,6 +12477,7 @@
     </w:tblStylePr>
     <w:tblStylePr w:type="firstCol">
       <w:rPr>
+        <w:rFonts w:eastAsia="黑体"/>
         <w:b/>
         <w:bCs/>
         <w:color w:themeColor="text1" w:val="000000"/>
@@ -11858,6 +12497,7 @@
     </w:tblStylePr>
     <w:tblStylePr w:type="lastCol">
       <w:rPr>
+        <w:rFonts w:eastAsia="黑体"/>
         <w:b w:val="0"/>
         <w:bCs w:val="0"/>
         <w:color w:themeColor="text1" w:val="000000"/>
@@ -11907,7 +12547,7 @@
       <w:spacing w:after="0" w:line="240" w:lineRule="auto"/>
     </w:pPr>
     <w:rPr>
-      <w:rFonts w:asciiTheme="majorHAnsi" w:cstheme="majorBidi" w:eastAsiaTheme="majorEastAsia" w:hAnsiTheme="majorHAnsi"/>
+      <w:rFonts w:asciiTheme="majorHAnsi" w:cstheme="majorBidi" w:hAnsiTheme="majorHAnsi" w:eastAsia="黑体"/>
       <w:color w:themeColor="text1" w:val="000000"/>
     </w:rPr>
     <w:tblPr>
@@ -11934,6 +12574,7 @@
     </w:tcPr>
     <w:tblStylePr w:type="firstRow">
       <w:rPr>
+        <w:rFonts w:eastAsia="黑体"/>
         <w:b/>
         <w:bCs/>
         <w:color w:themeColor="text1" w:val="000000"/>
@@ -11945,6 +12586,7 @@
     </w:tblStylePr>
     <w:tblStylePr w:type="lastRow">
       <w:rPr>
+        <w:rFonts w:eastAsia="黑体"/>
         <w:b/>
         <w:bCs/>
         <w:color w:themeColor="text1" w:val="000000"/>
@@ -11964,6 +12606,7 @@
     </w:tblStylePr>
     <w:tblStylePr w:type="firstCol">
       <w:rPr>
+        <w:rFonts w:eastAsia="黑体"/>
         <w:b/>
         <w:bCs/>
         <w:color w:themeColor="text1" w:val="000000"/>
@@ -11983,6 +12626,7 @@
     </w:tblStylePr>
     <w:tblStylePr w:type="lastCol">
       <w:rPr>
+        <w:rFonts w:eastAsia="黑体"/>
         <w:b w:val="0"/>
         <w:bCs w:val="0"/>
         <w:color w:themeColor="text1" w:val="000000"/>
@@ -12055,6 +12699,7 @@
     </w:tcPr>
     <w:tblStylePr w:type="firstRow">
       <w:rPr>
+        <w:rFonts w:eastAsia="黑体"/>
         <w:b/>
         <w:bCs/>
         <w:i w:val="0"/>
@@ -12076,6 +12721,7 @@
     </w:tblStylePr>
     <w:tblStylePr w:type="lastRow">
       <w:rPr>
+        <w:rFonts w:eastAsia="黑体"/>
         <w:b/>
         <w:bCs/>
         <w:i w:val="0"/>
@@ -12097,6 +12743,7 @@
     </w:tblStylePr>
     <w:tblStylePr w:type="firstCol">
       <w:rPr>
+        <w:rFonts w:eastAsia="黑体"/>
         <w:b/>
         <w:bCs/>
         <w:i w:val="0"/>
@@ -12116,6 +12763,7 @@
     </w:tblStylePr>
     <w:tblStylePr w:type="lastCol">
       <w:rPr>
+        <w:rFonts w:eastAsia="黑体"/>
         <w:b/>
         <w:bCs/>
         <w:i w:val="0"/>
@@ -12196,6 +12844,7 @@
     </w:tcPr>
     <w:tblStylePr w:type="firstRow">
       <w:rPr>
+        <w:rFonts w:eastAsia="黑体"/>
         <w:b/>
         <w:bCs/>
         <w:i w:val="0"/>
@@ -12217,6 +12866,7 @@
     </w:tblStylePr>
     <w:tblStylePr w:type="lastRow">
       <w:rPr>
+        <w:rFonts w:eastAsia="黑体"/>
         <w:b/>
         <w:bCs/>
         <w:i w:val="0"/>
@@ -12238,6 +12888,7 @@
     </w:tblStylePr>
     <w:tblStylePr w:type="firstCol">
       <w:rPr>
+        <w:rFonts w:eastAsia="黑体"/>
         <w:b/>
         <w:bCs/>
         <w:i w:val="0"/>
@@ -12257,6 +12908,7 @@
     </w:tblStylePr>
     <w:tblStylePr w:type="lastCol">
       <w:rPr>
+        <w:rFonts w:eastAsia="黑体"/>
         <w:b/>
         <w:bCs/>
         <w:i w:val="0"/>
@@ -12337,6 +12989,7 @@
     </w:tcPr>
     <w:tblStylePr w:type="firstRow">
       <w:rPr>
+        <w:rFonts w:eastAsia="黑体"/>
         <w:b/>
         <w:bCs/>
         <w:i w:val="0"/>
@@ -12358,6 +13011,7 @@
     </w:tblStylePr>
     <w:tblStylePr w:type="lastRow">
       <w:rPr>
+        <w:rFonts w:eastAsia="黑体"/>
         <w:b/>
         <w:bCs/>
         <w:i w:val="0"/>
@@ -12379,6 +13033,7 @@
     </w:tblStylePr>
     <w:tblStylePr w:type="firstCol">
       <w:rPr>
+        <w:rFonts w:eastAsia="黑体"/>
         <w:b/>
         <w:bCs/>
         <w:i w:val="0"/>
@@ -12398,6 +13053,7 @@
     </w:tblStylePr>
     <w:tblStylePr w:type="lastCol">
       <w:rPr>
+        <w:rFonts w:eastAsia="黑体"/>
         <w:b/>
         <w:bCs/>
         <w:i w:val="0"/>
@@ -12478,6 +13134,7 @@
     </w:tcPr>
     <w:tblStylePr w:type="firstRow">
       <w:rPr>
+        <w:rFonts w:eastAsia="黑体"/>
         <w:b/>
         <w:bCs/>
         <w:i w:val="0"/>
@@ -12499,6 +13156,7 @@
     </w:tblStylePr>
     <w:tblStylePr w:type="lastRow">
       <w:rPr>
+        <w:rFonts w:eastAsia="黑体"/>
         <w:b/>
         <w:bCs/>
         <w:i w:val="0"/>
@@ -12520,6 +13178,7 @@
     </w:tblStylePr>
     <w:tblStylePr w:type="firstCol">
       <w:rPr>
+        <w:rFonts w:eastAsia="黑体"/>
         <w:b/>
         <w:bCs/>
         <w:i w:val="0"/>
@@ -12539,6 +13198,7 @@
     </w:tblStylePr>
     <w:tblStylePr w:type="lastCol">
       <w:rPr>
+        <w:rFonts w:eastAsia="黑体"/>
         <w:b/>
         <w:bCs/>
         <w:i w:val="0"/>
@@ -12619,6 +13279,7 @@
     </w:tcPr>
     <w:tblStylePr w:type="firstRow">
       <w:rPr>
+        <w:rFonts w:eastAsia="黑体"/>
         <w:b/>
         <w:bCs/>
         <w:i w:val="0"/>
@@ -12640,6 +13301,7 @@
     </w:tblStylePr>
     <w:tblStylePr w:type="lastRow">
       <w:rPr>
+        <w:rFonts w:eastAsia="黑体"/>
         <w:b/>
         <w:bCs/>
         <w:i w:val="0"/>
@@ -12661,6 +13323,7 @@
     </w:tblStylePr>
     <w:tblStylePr w:type="firstCol">
       <w:rPr>
+        <w:rFonts w:eastAsia="黑体"/>
         <w:b/>
         <w:bCs/>
         <w:i w:val="0"/>
@@ -12680,6 +13343,7 @@
     </w:tblStylePr>
     <w:tblStylePr w:type="lastCol">
       <w:rPr>
+        <w:rFonts w:eastAsia="黑体"/>
         <w:b/>
         <w:bCs/>
         <w:i w:val="0"/>
@@ -12760,6 +13424,7 @@
     </w:tcPr>
     <w:tblStylePr w:type="firstRow">
       <w:rPr>
+        <w:rFonts w:eastAsia="黑体"/>
         <w:b/>
         <w:bCs/>
         <w:i w:val="0"/>
@@ -12781,6 +13446,7 @@
     </w:tblStylePr>
     <w:tblStylePr w:type="lastRow">
       <w:rPr>
+        <w:rFonts w:eastAsia="黑体"/>
         <w:b/>
         <w:bCs/>
         <w:i w:val="0"/>
@@ -12802,6 +13468,7 @@
     </w:tblStylePr>
     <w:tblStylePr w:type="firstCol">
       <w:rPr>
+        <w:rFonts w:eastAsia="黑体"/>
         <w:b/>
         <w:bCs/>
         <w:i w:val="0"/>
@@ -12821,6 +13488,7 @@
     </w:tblStylePr>
     <w:tblStylePr w:type="lastCol">
       <w:rPr>
+        <w:rFonts w:eastAsia="黑体"/>
         <w:b/>
         <w:bCs/>
         <w:i w:val="0"/>
@@ -12901,6 +13569,7 @@
     </w:tcPr>
     <w:tblStylePr w:type="firstRow">
       <w:rPr>
+        <w:rFonts w:eastAsia="黑体"/>
         <w:b/>
         <w:bCs/>
         <w:i w:val="0"/>
@@ -12922,6 +13591,7 @@
     </w:tblStylePr>
     <w:tblStylePr w:type="lastRow">
       <w:rPr>
+        <w:rFonts w:eastAsia="黑体"/>
         <w:b/>
         <w:bCs/>
         <w:i w:val="0"/>
@@ -12943,6 +13613,7 @@
     </w:tblStylePr>
     <w:tblStylePr w:type="firstCol">
       <w:rPr>
+        <w:rFonts w:eastAsia="黑体"/>
         <w:b/>
         <w:bCs/>
         <w:i w:val="0"/>
@@ -12962,6 +13633,7 @@
     </w:tblStylePr>
     <w:tblStylePr w:type="lastCol">
       <w:rPr>
+        <w:rFonts w:eastAsia="黑体"/>
         <w:b/>
         <w:bCs/>
         <w:i w:val="0"/>
@@ -13019,6 +13691,7 @@
       <w:spacing w:after="0" w:line="240" w:lineRule="auto"/>
     </w:pPr>
     <w:rPr>
+      <w:rFonts w:eastAsia="黑体"/>
       <w:color w:themeColor="background1" w:val="FFFFFF"/>
     </w:rPr>
     <w:tblPr>
@@ -13037,6 +13710,7 @@
     </w:tcPr>
     <w:tblStylePr w:type="firstRow">
       <w:rPr>
+        <w:rFonts w:eastAsia="黑体"/>
         <w:b/>
         <w:bCs/>
       </w:rPr>
@@ -13133,6 +13807,7 @@
       <w:spacing w:after="0" w:line="240" w:lineRule="auto"/>
     </w:pPr>
     <w:rPr>
+      <w:rFonts w:eastAsia="黑体"/>
       <w:color w:themeColor="background1" w:val="FFFFFF"/>
     </w:rPr>
     <w:tblPr>
@@ -13151,6 +13826,7 @@
     </w:tcPr>
     <w:tblStylePr w:type="firstRow">
       <w:rPr>
+        <w:rFonts w:eastAsia="黑体"/>
         <w:b/>
         <w:bCs/>
       </w:rPr>
@@ -13247,6 +13923,7 @@
       <w:spacing w:after="0" w:line="240" w:lineRule="auto"/>
     </w:pPr>
     <w:rPr>
+      <w:rFonts w:eastAsia="黑体"/>
       <w:color w:themeColor="background1" w:val="FFFFFF"/>
     </w:rPr>
     <w:tblPr>
@@ -13265,6 +13942,7 @@
     </w:tcPr>
     <w:tblStylePr w:type="firstRow">
       <w:rPr>
+        <w:rFonts w:eastAsia="黑体"/>
         <w:b/>
         <w:bCs/>
       </w:rPr>
@@ -13361,6 +14039,7 @@
       <w:spacing w:after="0" w:line="240" w:lineRule="auto"/>
     </w:pPr>
     <w:rPr>
+      <w:rFonts w:eastAsia="黑体"/>
       <w:color w:themeColor="background1" w:val="FFFFFF"/>
     </w:rPr>
     <w:tblPr>
@@ -13379,6 +14058,7 @@
     </w:tcPr>
     <w:tblStylePr w:type="firstRow">
       <w:rPr>
+        <w:rFonts w:eastAsia="黑体"/>
         <w:b/>
         <w:bCs/>
       </w:rPr>
@@ -13475,6 +14155,7 @@
       <w:spacing w:after="0" w:line="240" w:lineRule="auto"/>
     </w:pPr>
     <w:rPr>
+      <w:rFonts w:eastAsia="黑体"/>
       <w:color w:themeColor="background1" w:val="FFFFFF"/>
     </w:rPr>
     <w:tblPr>
@@ -13493,6 +14174,7 @@
     </w:tcPr>
     <w:tblStylePr w:type="firstRow">
       <w:rPr>
+        <w:rFonts w:eastAsia="黑体"/>
         <w:b/>
         <w:bCs/>
       </w:rPr>
@@ -13589,6 +14271,7 @@
       <w:spacing w:after="0" w:line="240" w:lineRule="auto"/>
     </w:pPr>
     <w:rPr>
+      <w:rFonts w:eastAsia="黑体"/>
       <w:color w:themeColor="background1" w:val="FFFFFF"/>
     </w:rPr>
     <w:tblPr>
@@ -13607,6 +14290,7 @@
     </w:tcPr>
     <w:tblStylePr w:type="firstRow">
       <w:rPr>
+        <w:rFonts w:eastAsia="黑体"/>
         <w:b/>
         <w:bCs/>
       </w:rPr>
@@ -13703,6 +14387,7 @@
       <w:spacing w:after="0" w:line="240" w:lineRule="auto"/>
     </w:pPr>
     <w:rPr>
+      <w:rFonts w:eastAsia="黑体"/>
       <w:color w:themeColor="background1" w:val="FFFFFF"/>
     </w:rPr>
     <w:tblPr>
@@ -13721,6 +14406,7 @@
     </w:tcPr>
     <w:tblStylePr w:type="firstRow">
       <w:rPr>
+        <w:rFonts w:eastAsia="黑体"/>
         <w:b/>
         <w:bCs/>
       </w:rPr>
@@ -13817,6 +14503,7 @@
       <w:spacing w:after="0" w:line="240" w:lineRule="auto"/>
     </w:pPr>
     <w:rPr>
+      <w:rFonts w:eastAsia="黑体"/>
       <w:color w:themeColor="text1" w:val="000000"/>
     </w:rPr>
     <w:tblPr>
@@ -13843,6 +14530,7 @@
     </w:tcPr>
     <w:tblStylePr w:type="firstRow">
       <w:rPr>
+        <w:rFonts w:eastAsia="黑体"/>
         <w:b/>
         <w:bCs/>
       </w:rPr>
@@ -13861,6 +14549,7 @@
     </w:tblStylePr>
     <w:tblStylePr w:type="lastRow">
       <w:rPr>
+        <w:rFonts w:eastAsia="黑体"/>
         <w:b/>
         <w:bCs/>
         <w:color w:themeColor="background1" w:val="FFFFFF"/>
@@ -13875,6 +14564,7 @@
     </w:tblStylePr>
     <w:tblStylePr w:type="firstCol">
       <w:rPr>
+        <w:rFonts w:eastAsia="黑体"/>
         <w:color w:themeColor="background1" w:val="FFFFFF"/>
       </w:rPr>
       <w:tblPr/>
@@ -13892,6 +14582,7 @@
     </w:tblStylePr>
     <w:tblStylePr w:type="lastCol">
       <w:rPr>
+        <w:rFonts w:eastAsia="黑体"/>
         <w:color w:themeColor="background1" w:val="FFFFFF"/>
       </w:rPr>
       <w:tblPr/>
@@ -13921,11 +14612,13 @@
     </w:tblStylePr>
     <w:tblStylePr w:type="neCell">
       <w:rPr>
+        <w:rFonts w:eastAsia="黑体"/>
         <w:color w:themeColor="text1" w:val="000000"/>
       </w:rPr>
     </w:tblStylePr>
     <w:tblStylePr w:type="nwCell">
       <w:rPr>
+        <w:rFonts w:eastAsia="黑体"/>
         <w:color w:themeColor="text1" w:val="000000"/>
       </w:rPr>
     </w:tblStylePr>
@@ -13939,6 +14632,7 @@
       <w:spacing w:after="0" w:line="240" w:lineRule="auto"/>
     </w:pPr>
     <w:rPr>
+      <w:rFonts w:eastAsia="黑体"/>
       <w:color w:themeColor="text1" w:val="000000"/>
     </w:rPr>
     <w:tblPr>
@@ -13965,6 +14659,7 @@
     </w:tcPr>
     <w:tblStylePr w:type="firstRow">
       <w:rPr>
+        <w:rFonts w:eastAsia="黑体"/>
         <w:b/>
         <w:bCs/>
       </w:rPr>
@@ -13983,6 +14678,7 @@
     </w:tblStylePr>
     <w:tblStylePr w:type="lastRow">
       <w:rPr>
+        <w:rFonts w:eastAsia="黑体"/>
         <w:b/>
         <w:bCs/>
         <w:color w:themeColor="background1" w:val="FFFFFF"/>
@@ -13997,6 +14693,7 @@
     </w:tblStylePr>
     <w:tblStylePr w:type="firstCol">
       <w:rPr>
+        <w:rFonts w:eastAsia="黑体"/>
         <w:color w:themeColor="background1" w:val="FFFFFF"/>
       </w:rPr>
       <w:tblPr/>
@@ -14014,6 +14711,7 @@
     </w:tblStylePr>
     <w:tblStylePr w:type="lastCol">
       <w:rPr>
+        <w:rFonts w:eastAsia="黑体"/>
         <w:color w:themeColor="background1" w:val="FFFFFF"/>
       </w:rPr>
       <w:tblPr/>
@@ -14043,11 +14741,13 @@
     </w:tblStylePr>
     <w:tblStylePr w:type="neCell">
       <w:rPr>
+        <w:rFonts w:eastAsia="黑体"/>
         <w:color w:themeColor="text1" w:val="000000"/>
       </w:rPr>
     </w:tblStylePr>
     <w:tblStylePr w:type="nwCell">
       <w:rPr>
+        <w:rFonts w:eastAsia="黑体"/>
         <w:color w:themeColor="text1" w:val="000000"/>
       </w:rPr>
     </w:tblStylePr>
@@ -14061,6 +14761,7 @@
       <w:spacing w:after="0" w:line="240" w:lineRule="auto"/>
     </w:pPr>
     <w:rPr>
+      <w:rFonts w:eastAsia="黑体"/>
       <w:color w:themeColor="text1" w:val="000000"/>
     </w:rPr>
     <w:tblPr>
@@ -14087,6 +14788,7 @@
     </w:tcPr>
     <w:tblStylePr w:type="firstRow">
       <w:rPr>
+        <w:rFonts w:eastAsia="黑体"/>
         <w:b/>
         <w:bCs/>
       </w:rPr>
@@ -14105,6 +14807,7 @@
     </w:tblStylePr>
     <w:tblStylePr w:type="lastRow">
       <w:rPr>
+        <w:rFonts w:eastAsia="黑体"/>
         <w:b/>
         <w:bCs/>
         <w:color w:themeColor="background1" w:val="FFFFFF"/>
@@ -14119,6 +14822,7 @@
     </w:tblStylePr>
     <w:tblStylePr w:type="firstCol">
       <w:rPr>
+        <w:rFonts w:eastAsia="黑体"/>
         <w:color w:themeColor="background1" w:val="FFFFFF"/>
       </w:rPr>
       <w:tblPr/>
@@ -14136,6 +14840,7 @@
     </w:tblStylePr>
     <w:tblStylePr w:type="lastCol">
       <w:rPr>
+        <w:rFonts w:eastAsia="黑体"/>
         <w:color w:themeColor="background1" w:val="FFFFFF"/>
       </w:rPr>
       <w:tblPr/>
@@ -14165,11 +14870,13 @@
     </w:tblStylePr>
     <w:tblStylePr w:type="neCell">
       <w:rPr>
+        <w:rFonts w:eastAsia="黑体"/>
         <w:color w:themeColor="text1" w:val="000000"/>
       </w:rPr>
     </w:tblStylePr>
     <w:tblStylePr w:type="nwCell">
       <w:rPr>
+        <w:rFonts w:eastAsia="黑体"/>
         <w:color w:themeColor="text1" w:val="000000"/>
       </w:rPr>
     </w:tblStylePr>
@@ -14183,6 +14890,7 @@
       <w:spacing w:after="0" w:line="240" w:lineRule="auto"/>
     </w:pPr>
     <w:rPr>
+      <w:rFonts w:eastAsia="黑体"/>
       <w:color w:themeColor="text1" w:val="000000"/>
     </w:rPr>
     <w:tblPr>
@@ -14209,6 +14917,7 @@
     </w:tcPr>
     <w:tblStylePr w:type="firstRow">
       <w:rPr>
+        <w:rFonts w:eastAsia="黑体"/>
         <w:b/>
         <w:bCs/>
       </w:rPr>
@@ -14227,6 +14936,7 @@
     </w:tblStylePr>
     <w:tblStylePr w:type="lastRow">
       <w:rPr>
+        <w:rFonts w:eastAsia="黑体"/>
         <w:b/>
         <w:bCs/>
         <w:color w:themeColor="background1" w:val="FFFFFF"/>
@@ -14241,6 +14951,7 @@
     </w:tblStylePr>
     <w:tblStylePr w:type="firstCol">
       <w:rPr>
+        <w:rFonts w:eastAsia="黑体"/>
         <w:color w:themeColor="background1" w:val="FFFFFF"/>
       </w:rPr>
       <w:tblPr/>
@@ -14258,6 +14969,7 @@
     </w:tblStylePr>
     <w:tblStylePr w:type="lastCol">
       <w:rPr>
+        <w:rFonts w:eastAsia="黑体"/>
         <w:color w:themeColor="background1" w:val="FFFFFF"/>
       </w:rPr>
       <w:tblPr/>
@@ -14295,6 +15007,7 @@
       <w:spacing w:after="0" w:line="240" w:lineRule="auto"/>
     </w:pPr>
     <w:rPr>
+      <w:rFonts w:eastAsia="黑体"/>
       <w:color w:themeColor="text1" w:val="000000"/>
     </w:rPr>
     <w:tblPr>
@@ -14321,6 +15034,7 @@
     </w:tcPr>
     <w:tblStylePr w:type="firstRow">
       <w:rPr>
+        <w:rFonts w:eastAsia="黑体"/>
         <w:b/>
         <w:bCs/>
       </w:rPr>
@@ -14339,6 +15053,7 @@
     </w:tblStylePr>
     <w:tblStylePr w:type="lastRow">
       <w:rPr>
+        <w:rFonts w:eastAsia="黑体"/>
         <w:b/>
         <w:bCs/>
         <w:color w:themeColor="background1" w:val="FFFFFF"/>
@@ -14353,6 +15068,7 @@
     </w:tblStylePr>
     <w:tblStylePr w:type="firstCol">
       <w:rPr>
+        <w:rFonts w:eastAsia="黑体"/>
         <w:color w:themeColor="background1" w:val="FFFFFF"/>
       </w:rPr>
       <w:tblPr/>
@@ -14370,6 +15086,7 @@
     </w:tblStylePr>
     <w:tblStylePr w:type="lastCol">
       <w:rPr>
+        <w:rFonts w:eastAsia="黑体"/>
         <w:color w:themeColor="background1" w:val="FFFFFF"/>
       </w:rPr>
       <w:tblPr/>
@@ -14399,11 +15116,13 @@
     </w:tblStylePr>
     <w:tblStylePr w:type="neCell">
       <w:rPr>
+        <w:rFonts w:eastAsia="黑体"/>
         <w:color w:themeColor="text1" w:val="000000"/>
       </w:rPr>
     </w:tblStylePr>
     <w:tblStylePr w:type="nwCell">
       <w:rPr>
+        <w:rFonts w:eastAsia="黑体"/>
         <w:color w:themeColor="text1" w:val="000000"/>
       </w:rPr>
     </w:tblStylePr>
@@ -14417,6 +15136,7 @@
       <w:spacing w:after="0" w:line="240" w:lineRule="auto"/>
     </w:pPr>
     <w:rPr>
+      <w:rFonts w:eastAsia="黑体"/>
       <w:color w:themeColor="text1" w:val="000000"/>
     </w:rPr>
     <w:tblPr>
@@ -14443,6 +15163,7 @@
     </w:tcPr>
     <w:tblStylePr w:type="firstRow">
       <w:rPr>
+        <w:rFonts w:eastAsia="黑体"/>
         <w:b/>
         <w:bCs/>
       </w:rPr>
@@ -14461,6 +15182,7 @@
     </w:tblStylePr>
     <w:tblStylePr w:type="lastRow">
       <w:rPr>
+        <w:rFonts w:eastAsia="黑体"/>
         <w:b/>
         <w:bCs/>
         <w:color w:themeColor="background1" w:val="FFFFFF"/>
@@ -14475,6 +15197,7 @@
     </w:tblStylePr>
     <w:tblStylePr w:type="firstCol">
       <w:rPr>
+        <w:rFonts w:eastAsia="黑体"/>
         <w:color w:themeColor="background1" w:val="FFFFFF"/>
       </w:rPr>
       <w:tblPr/>
@@ -14492,6 +15215,7 @@
     </w:tblStylePr>
     <w:tblStylePr w:type="lastCol">
       <w:rPr>
+        <w:rFonts w:eastAsia="黑体"/>
         <w:color w:themeColor="background1" w:val="FFFFFF"/>
       </w:rPr>
       <w:tblPr/>
@@ -14521,11 +15245,13 @@
     </w:tblStylePr>
     <w:tblStylePr w:type="neCell">
       <w:rPr>
+        <w:rFonts w:eastAsia="黑体"/>
         <w:color w:themeColor="text1" w:val="000000"/>
       </w:rPr>
     </w:tblStylePr>
     <w:tblStylePr w:type="nwCell">
       <w:rPr>
+        <w:rFonts w:eastAsia="黑体"/>
         <w:color w:themeColor="text1" w:val="000000"/>
       </w:rPr>
     </w:tblStylePr>
@@ -14539,6 +15265,7 @@
       <w:spacing w:after="0" w:line="240" w:lineRule="auto"/>
     </w:pPr>
     <w:rPr>
+      <w:rFonts w:eastAsia="黑体"/>
       <w:color w:themeColor="text1" w:val="000000"/>
     </w:rPr>
     <w:tblPr>
@@ -14565,6 +15292,7 @@
     </w:tcPr>
     <w:tblStylePr w:type="firstRow">
       <w:rPr>
+        <w:rFonts w:eastAsia="黑体"/>
         <w:b/>
         <w:bCs/>
       </w:rPr>
@@ -14583,6 +15311,7 @@
     </w:tblStylePr>
     <w:tblStylePr w:type="lastRow">
       <w:rPr>
+        <w:rFonts w:eastAsia="黑体"/>
         <w:b/>
         <w:bCs/>
         <w:color w:themeColor="background1" w:val="FFFFFF"/>
@@ -14597,6 +15326,7 @@
     </w:tblStylePr>
     <w:tblStylePr w:type="firstCol">
       <w:rPr>
+        <w:rFonts w:eastAsia="黑体"/>
         <w:color w:themeColor="background1" w:val="FFFFFF"/>
       </w:rPr>
       <w:tblPr/>
@@ -14614,6 +15344,7 @@
     </w:tblStylePr>
     <w:tblStylePr w:type="lastCol">
       <w:rPr>
+        <w:rFonts w:eastAsia="黑体"/>
         <w:color w:themeColor="background1" w:val="FFFFFF"/>
       </w:rPr>
       <w:tblPr/>
@@ -14643,11 +15374,13 @@
     </w:tblStylePr>
     <w:tblStylePr w:type="neCell">
       <w:rPr>
+        <w:rFonts w:eastAsia="黑体"/>
         <w:color w:themeColor="text1" w:val="000000"/>
       </w:rPr>
     </w:tblStylePr>
     <w:tblStylePr w:type="nwCell">
       <w:rPr>
+        <w:rFonts w:eastAsia="黑体"/>
         <w:color w:themeColor="text1" w:val="000000"/>
       </w:rPr>
     </w:tblStylePr>
@@ -14661,6 +15394,7 @@
       <w:spacing w:after="0" w:line="240" w:lineRule="auto"/>
     </w:pPr>
     <w:rPr>
+      <w:rFonts w:eastAsia="黑体"/>
       <w:color w:themeColor="text1" w:val="000000"/>
     </w:rPr>
     <w:tblPr>
@@ -14679,6 +15413,7 @@
     </w:tcPr>
     <w:tblStylePr w:type="firstRow">
       <w:rPr>
+        <w:rFonts w:eastAsia="黑体"/>
         <w:b/>
         <w:bCs/>
         <w:color w:themeColor="background1" w:val="FFFFFF"/>
@@ -14693,6 +15428,7 @@
     </w:tblStylePr>
     <w:tblStylePr w:type="lastRow">
       <w:rPr>
+        <w:rFonts w:eastAsia="黑体"/>
         <w:b/>
         <w:bCs/>
         <w:color w:themeColor="accent2" w:themeShade="CC" w:val="9E3A38"/>
@@ -14707,12 +15443,14 @@
     </w:tblStylePr>
     <w:tblStylePr w:type="firstCol">
       <w:rPr>
+        <w:rFonts w:eastAsia="黑体"/>
         <w:b/>
         <w:bCs/>
       </w:rPr>
     </w:tblStylePr>
     <w:tblStylePr w:type="lastCol">
       <w:rPr>
+        <w:rFonts w:eastAsia="黑体"/>
         <w:b/>
         <w:bCs/>
       </w:rPr>
@@ -14747,6 +15485,7 @@
       <w:spacing w:after="0" w:line="240" w:lineRule="auto"/>
     </w:pPr>
     <w:rPr>
+      <w:rFonts w:eastAsia="黑体"/>
       <w:color w:themeColor="text1" w:val="000000"/>
     </w:rPr>
     <w:tblPr>
@@ -14765,6 +15504,7 @@
     </w:tcPr>
     <w:tblStylePr w:type="firstRow">
       <w:rPr>
+        <w:rFonts w:eastAsia="黑体"/>
         <w:b/>
         <w:bCs/>
         <w:color w:themeColor="background1" w:val="FFFFFF"/>
@@ -14779,6 +15519,7 @@
     </w:tblStylePr>
     <w:tblStylePr w:type="lastRow">
       <w:rPr>
+        <w:rFonts w:eastAsia="黑体"/>
         <w:b/>
         <w:bCs/>
         <w:color w:themeColor="accent2" w:themeShade="CC" w:val="9E3A38"/>
@@ -14793,12 +15534,14 @@
     </w:tblStylePr>
     <w:tblStylePr w:type="firstCol">
       <w:rPr>
+        <w:rFonts w:eastAsia="黑体"/>
         <w:b/>
         <w:bCs/>
       </w:rPr>
     </w:tblStylePr>
     <w:tblStylePr w:type="lastCol">
       <w:rPr>
+        <w:rFonts w:eastAsia="黑体"/>
         <w:b/>
         <w:bCs/>
       </w:rPr>
@@ -14833,6 +15576,7 @@
       <w:spacing w:after="0" w:line="240" w:lineRule="auto"/>
     </w:pPr>
     <w:rPr>
+      <w:rFonts w:eastAsia="黑体"/>
       <w:color w:themeColor="text1" w:val="000000"/>
     </w:rPr>
     <w:tblPr>
@@ -14851,6 +15595,7 @@
     </w:tcPr>
     <w:tblStylePr w:type="firstRow">
       <w:rPr>
+        <w:rFonts w:eastAsia="黑体"/>
         <w:b/>
         <w:bCs/>
         <w:color w:themeColor="background1" w:val="FFFFFF"/>
@@ -14865,6 +15610,7 @@
     </w:tblStylePr>
     <w:tblStylePr w:type="lastRow">
       <w:rPr>
+        <w:rFonts w:eastAsia="黑体"/>
         <w:b/>
         <w:bCs/>
         <w:color w:themeColor="accent2" w:themeShade="CC" w:val="9E3A38"/>
@@ -14879,12 +15625,14 @@
     </w:tblStylePr>
     <w:tblStylePr w:type="firstCol">
       <w:rPr>
+        <w:rFonts w:eastAsia="黑体"/>
         <w:b/>
         <w:bCs/>
       </w:rPr>
     </w:tblStylePr>
     <w:tblStylePr w:type="lastCol">
       <w:rPr>
+        <w:rFonts w:eastAsia="黑体"/>
         <w:b/>
         <w:bCs/>
       </w:rPr>
@@ -14919,6 +15667,7 @@
       <w:spacing w:after="0" w:line="240" w:lineRule="auto"/>
     </w:pPr>
     <w:rPr>
+      <w:rFonts w:eastAsia="黑体"/>
       <w:color w:themeColor="text1" w:val="000000"/>
     </w:rPr>
     <w:tblPr>
@@ -14937,6 +15686,7 @@
     </w:tcPr>
     <w:tblStylePr w:type="firstRow">
       <w:rPr>
+        <w:rFonts w:eastAsia="黑体"/>
         <w:b/>
         <w:bCs/>
         <w:color w:themeColor="background1" w:val="FFFFFF"/>
@@ -14951,6 +15701,7 @@
     </w:tblStylePr>
     <w:tblStylePr w:type="lastRow">
       <w:rPr>
+        <w:rFonts w:eastAsia="黑体"/>
         <w:b/>
         <w:bCs/>
         <w:color w:themeColor="accent4" w:themeShade="CC" w:val="664E82"/>
@@ -14965,12 +15716,14 @@
     </w:tblStylePr>
     <w:tblStylePr w:type="firstCol">
       <w:rPr>
+        <w:rFonts w:eastAsia="黑体"/>
         <w:b/>
         <w:bCs/>
       </w:rPr>
     </w:tblStylePr>
     <w:tblStylePr w:type="lastCol">
       <w:rPr>
+        <w:rFonts w:eastAsia="黑体"/>
         <w:b/>
         <w:bCs/>
       </w:rPr>
@@ -15005,6 +15758,7 @@
       <w:spacing w:after="0" w:line="240" w:lineRule="auto"/>
     </w:pPr>
     <w:rPr>
+      <w:rFonts w:eastAsia="黑体"/>
       <w:color w:themeColor="text1" w:val="000000"/>
     </w:rPr>
     <w:tblPr>
@@ -15023,6 +15777,7 @@
     </w:tcPr>
     <w:tblStylePr w:type="firstRow">
       <w:rPr>
+        <w:rFonts w:eastAsia="黑体"/>
         <w:b/>
         <w:bCs/>
         <w:color w:themeColor="background1" w:val="FFFFFF"/>
@@ -15037,6 +15792,7 @@
     </w:tblStylePr>
     <w:tblStylePr w:type="lastRow">
       <w:rPr>
+        <w:rFonts w:eastAsia="黑体"/>
         <w:b/>
         <w:bCs/>
         <w:color w:themeColor="accent3" w:themeShade="CC" w:val="7E9C40"/>
@@ -15051,12 +15807,14 @@
     </w:tblStylePr>
     <w:tblStylePr w:type="firstCol">
       <w:rPr>
+        <w:rFonts w:eastAsia="黑体"/>
         <w:b/>
         <w:bCs/>
       </w:rPr>
     </w:tblStylePr>
     <w:tblStylePr w:type="lastCol">
       <w:rPr>
+        <w:rFonts w:eastAsia="黑体"/>
         <w:b/>
         <w:bCs/>
       </w:rPr>
@@ -15091,6 +15849,7 @@
       <w:spacing w:after="0" w:line="240" w:lineRule="auto"/>
     </w:pPr>
     <w:rPr>
+      <w:rFonts w:eastAsia="黑体"/>
       <w:color w:themeColor="text1" w:val="000000"/>
     </w:rPr>
     <w:tblPr>
@@ -15109,6 +15868,7 @@
     </w:tcPr>
     <w:tblStylePr w:type="firstRow">
       <w:rPr>
+        <w:rFonts w:eastAsia="黑体"/>
         <w:b/>
         <w:bCs/>
         <w:color w:themeColor="background1" w:val="FFFFFF"/>
@@ -15123,6 +15883,7 @@
     </w:tblStylePr>
     <w:tblStylePr w:type="lastRow">
       <w:rPr>
+        <w:rFonts w:eastAsia="黑体"/>
         <w:b/>
         <w:bCs/>
         <w:color w:themeColor="accent6" w:themeShade="CC" w:val="F2730A"/>
@@ -15137,12 +15898,14 @@
     </w:tblStylePr>
     <w:tblStylePr w:type="firstCol">
       <w:rPr>
+        <w:rFonts w:eastAsia="黑体"/>
         <w:b/>
         <w:bCs/>
       </w:rPr>
     </w:tblStylePr>
     <w:tblStylePr w:type="lastCol">
       <w:rPr>
+        <w:rFonts w:eastAsia="黑体"/>
         <w:b/>
         <w:bCs/>
       </w:rPr>
@@ -15177,6 +15940,7 @@
       <w:spacing w:after="0" w:line="240" w:lineRule="auto"/>
     </w:pPr>
     <w:rPr>
+      <w:rFonts w:eastAsia="黑体"/>
       <w:color w:themeColor="text1" w:val="000000"/>
     </w:rPr>
     <w:tblPr>
@@ -15195,6 +15959,7 @@
     </w:tcPr>
     <w:tblStylePr w:type="firstRow">
       <w:rPr>
+        <w:rFonts w:eastAsia="黑体"/>
         <w:b/>
         <w:bCs/>
         <w:color w:themeColor="background1" w:val="FFFFFF"/>
@@ -15209,6 +15974,7 @@
     </w:tblStylePr>
     <w:tblStylePr w:type="lastRow">
       <w:rPr>
+        <w:rFonts w:eastAsia="黑体"/>
         <w:b/>
         <w:bCs/>
         <w:color w:themeColor="accent5" w:themeShade="CC" w:val="348DA5"/>
@@ -15223,12 +15989,14 @@
     </w:tblStylePr>
     <w:tblStylePr w:type="firstCol">
       <w:rPr>
+        <w:rFonts w:eastAsia="黑体"/>
         <w:b/>
         <w:bCs/>
       </w:rPr>
     </w:tblStylePr>
     <w:tblStylePr w:type="lastCol">
       <w:rPr>
+        <w:rFonts w:eastAsia="黑体"/>
         <w:b/>
         <w:bCs/>
       </w:rPr>
@@ -15263,6 +16031,7 @@
       <w:spacing w:after="0" w:line="240" w:lineRule="auto"/>
     </w:pPr>
     <w:rPr>
+      <w:rFonts w:eastAsia="黑体"/>
       <w:color w:themeColor="text1" w:val="000000"/>
     </w:rPr>
     <w:tblPr>
@@ -15284,6 +16053,7 @@
     </w:tcPr>
     <w:tblStylePr w:type="firstRow">
       <w:rPr>
+        <w:rFonts w:eastAsia="黑体"/>
         <w:b/>
         <w:bCs/>
       </w:rPr>
@@ -15294,6 +16064,7 @@
     </w:tblStylePr>
     <w:tblStylePr w:type="lastRow">
       <w:rPr>
+        <w:rFonts w:eastAsia="黑体"/>
         <w:b/>
         <w:bCs/>
         <w:color w:themeColor="text1" w:val="000000"/>
@@ -15305,6 +16076,7 @@
     </w:tblStylePr>
     <w:tblStylePr w:type="firstCol">
       <w:rPr>
+        <w:rFonts w:eastAsia="黑体"/>
         <w:color w:themeColor="background1" w:val="FFFFFF"/>
       </w:rPr>
       <w:tblPr/>
@@ -15314,6 +16086,7 @@
     </w:tblStylePr>
     <w:tblStylePr w:type="lastCol">
       <w:rPr>
+        <w:rFonts w:eastAsia="黑体"/>
         <w:color w:themeColor="background1" w:val="FFFFFF"/>
       </w:rPr>
       <w:tblPr/>
@@ -15343,6 +16116,7 @@
       <w:spacing w:after="0" w:line="240" w:lineRule="auto"/>
     </w:pPr>
     <w:rPr>
+      <w:rFonts w:eastAsia="黑体"/>
       <w:color w:themeColor="text1" w:val="000000"/>
     </w:rPr>
     <w:tblPr>
@@ -15364,6 +16138,7 @@
     </w:tcPr>
     <w:tblStylePr w:type="firstRow">
       <w:rPr>
+        <w:rFonts w:eastAsia="黑体"/>
         <w:b/>
         <w:bCs/>
       </w:rPr>
@@ -15374,6 +16149,7 @@
     </w:tblStylePr>
     <w:tblStylePr w:type="lastRow">
       <w:rPr>
+        <w:rFonts w:eastAsia="黑体"/>
         <w:b/>
         <w:bCs/>
         <w:color w:themeColor="text1" w:val="000000"/>
@@ -15385,6 +16161,7 @@
     </w:tblStylePr>
     <w:tblStylePr w:type="firstCol">
       <w:rPr>
+        <w:rFonts w:eastAsia="黑体"/>
         <w:color w:themeColor="background1" w:val="FFFFFF"/>
       </w:rPr>
       <w:tblPr/>
@@ -15394,6 +16171,7 @@
     </w:tblStylePr>
     <w:tblStylePr w:type="lastCol">
       <w:rPr>
+        <w:rFonts w:eastAsia="黑体"/>
         <w:color w:themeColor="background1" w:val="FFFFFF"/>
       </w:rPr>
       <w:tblPr/>
@@ -15423,6 +16201,7 @@
       <w:spacing w:after="0" w:line="240" w:lineRule="auto"/>
     </w:pPr>
     <w:rPr>
+      <w:rFonts w:eastAsia="黑体"/>
       <w:color w:themeColor="text1" w:val="000000"/>
     </w:rPr>
     <w:tblPr>
@@ -15444,6 +16223,7 @@
     </w:tcPr>
     <w:tblStylePr w:type="firstRow">
       <w:rPr>
+        <w:rFonts w:eastAsia="黑体"/>
         <w:b/>
         <w:bCs/>
       </w:rPr>
@@ -15454,6 +16234,7 @@
     </w:tblStylePr>
     <w:tblStylePr w:type="lastRow">
       <w:rPr>
+        <w:rFonts w:eastAsia="黑体"/>
         <w:b/>
         <w:bCs/>
         <w:color w:themeColor="text1" w:val="000000"/>
@@ -15465,6 +16246,7 @@
     </w:tblStylePr>
     <w:tblStylePr w:type="firstCol">
       <w:rPr>
+        <w:rFonts w:eastAsia="黑体"/>
         <w:color w:themeColor="background1" w:val="FFFFFF"/>
       </w:rPr>
       <w:tblPr/>
@@ -15474,6 +16256,7 @@
     </w:tblStylePr>
     <w:tblStylePr w:type="lastCol">
       <w:rPr>
+        <w:rFonts w:eastAsia="黑体"/>
         <w:color w:themeColor="background1" w:val="FFFFFF"/>
       </w:rPr>
       <w:tblPr/>
@@ -15503,6 +16286,7 @@
       <w:spacing w:after="0" w:line="240" w:lineRule="auto"/>
     </w:pPr>
     <w:rPr>
+      <w:rFonts w:eastAsia="黑体"/>
       <w:color w:themeColor="text1" w:val="000000"/>
     </w:rPr>
     <w:tblPr>
@@ -15524,6 +16308,7 @@
     </w:tcPr>
     <w:tblStylePr w:type="firstRow">
       <w:rPr>
+        <w:rFonts w:eastAsia="黑体"/>
         <w:b/>
         <w:bCs/>
       </w:rPr>
@@ -15534,6 +16319,7 @@
     </w:tblStylePr>
     <w:tblStylePr w:type="lastRow">
       <w:rPr>
+        <w:rFonts w:eastAsia="黑体"/>
         <w:b/>
         <w:bCs/>
         <w:color w:themeColor="text1" w:val="000000"/>
@@ -15545,6 +16331,7 @@
     </w:tblStylePr>
     <w:tblStylePr w:type="firstCol">
       <w:rPr>
+        <w:rFonts w:eastAsia="黑体"/>
         <w:color w:themeColor="background1" w:val="FFFFFF"/>
       </w:rPr>
       <w:tblPr/>
@@ -15554,6 +16341,7 @@
     </w:tblStylePr>
     <w:tblStylePr w:type="lastCol">
       <w:rPr>
+        <w:rFonts w:eastAsia="黑体"/>
         <w:color w:themeColor="background1" w:val="FFFFFF"/>
       </w:rPr>
       <w:tblPr/>
@@ -15583,6 +16371,7 @@
       <w:spacing w:after="0" w:line="240" w:lineRule="auto"/>
     </w:pPr>
     <w:rPr>
+      <w:rFonts w:eastAsia="黑体"/>
       <w:color w:themeColor="text1" w:val="000000"/>
     </w:rPr>
     <w:tblPr>
@@ -15604,6 +16393,7 @@
     </w:tcPr>
     <w:tblStylePr w:type="firstRow">
       <w:rPr>
+        <w:rFonts w:eastAsia="黑体"/>
         <w:b/>
         <w:bCs/>
       </w:rPr>
@@ -15614,6 +16404,7 @@
     </w:tblStylePr>
     <w:tblStylePr w:type="lastRow">
       <w:rPr>
+        <w:rFonts w:eastAsia="黑体"/>
         <w:b/>
         <w:bCs/>
         <w:color w:themeColor="text1" w:val="000000"/>
@@ -15625,6 +16416,7 @@
     </w:tblStylePr>
     <w:tblStylePr w:type="firstCol">
       <w:rPr>
+        <w:rFonts w:eastAsia="黑体"/>
         <w:color w:themeColor="background1" w:val="FFFFFF"/>
       </w:rPr>
       <w:tblPr/>
@@ -15634,6 +16426,7 @@
     </w:tblStylePr>
     <w:tblStylePr w:type="lastCol">
       <w:rPr>
+        <w:rFonts w:eastAsia="黑体"/>
         <w:color w:themeColor="background1" w:val="FFFFFF"/>
       </w:rPr>
       <w:tblPr/>
@@ -15663,6 +16456,7 @@
       <w:spacing w:after="0" w:line="240" w:lineRule="auto"/>
     </w:pPr>
     <w:rPr>
+      <w:rFonts w:eastAsia="黑体"/>
       <w:color w:themeColor="text1" w:val="000000"/>
     </w:rPr>
     <w:tblPr>
@@ -15684,6 +16478,7 @@
     </w:tcPr>
     <w:tblStylePr w:type="firstRow">
       <w:rPr>
+        <w:rFonts w:eastAsia="黑体"/>
         <w:b/>
         <w:bCs/>
       </w:rPr>
@@ -15694,6 +16489,7 @@
     </w:tblStylePr>
     <w:tblStylePr w:type="lastRow">
       <w:rPr>
+        <w:rFonts w:eastAsia="黑体"/>
         <w:b/>
         <w:bCs/>
         <w:color w:themeColor="text1" w:val="000000"/>
@@ -15705,6 +16501,7 @@
     </w:tblStylePr>
     <w:tblStylePr w:type="firstCol">
       <w:rPr>
+        <w:rFonts w:eastAsia="黑体"/>
         <w:color w:themeColor="background1" w:val="FFFFFF"/>
       </w:rPr>
       <w:tblPr/>
@@ -15714,6 +16511,7 @@
     </w:tblStylePr>
     <w:tblStylePr w:type="lastCol">
       <w:rPr>
+        <w:rFonts w:eastAsia="黑体"/>
         <w:color w:themeColor="background1" w:val="FFFFFF"/>
       </w:rPr>
       <w:tblPr/>
@@ -15743,6 +16541,7 @@
       <w:spacing w:after="0" w:line="240" w:lineRule="auto"/>
     </w:pPr>
     <w:rPr>
+      <w:rFonts w:eastAsia="黑体"/>
       <w:color w:themeColor="text1" w:val="000000"/>
     </w:rPr>
     <w:tblPr>
@@ -15764,6 +16563,7 @@
     </w:tcPr>
     <w:tblStylePr w:type="firstRow">
       <w:rPr>
+        <w:rFonts w:eastAsia="黑体"/>
         <w:b/>
         <w:bCs/>
       </w:rPr>
@@ -15774,6 +16574,7 @@
     </w:tblStylePr>
     <w:tblStylePr w:type="lastRow">
       <w:rPr>
+        <w:rFonts w:eastAsia="黑体"/>
         <w:b/>
         <w:bCs/>
         <w:color w:themeColor="text1" w:val="000000"/>
@@ -15785,6 +16586,7 @@
     </w:tblStylePr>
     <w:tblStylePr w:type="firstCol">
       <w:rPr>
+        <w:rFonts w:eastAsia="黑体"/>
         <w:color w:themeColor="background1" w:val="FFFFFF"/>
       </w:rPr>
       <w:tblPr/>
@@ -15794,6 +16596,7 @@
     </w:tblStylePr>
     <w:tblStylePr w:type="lastCol">
       <w:rPr>
+        <w:rFonts w:eastAsia="黑体"/>
         <w:color w:themeColor="background1" w:val="FFFFFF"/>
       </w:rPr>
       <w:tblPr/>
@@ -15826,6 +16629,7 @@
     <w:name w:val="KeywordTok"/>
     <w:basedOn w:val="VerbatimChar"/>
     <w:rPr>
+      <w:rFonts w:eastAsia="黑体"/>
       <w:b/>
       <w:color w:val="007020"/>
     </w:rPr>
@@ -15834,6 +16638,7 @@
     <w:name w:val="DataTypeTok"/>
     <w:basedOn w:val="VerbatimChar"/>
     <w:rPr>
+      <w:rFonts w:eastAsia="黑体"/>
       <w:color w:val="902000"/>
     </w:rPr>
   </w:style>
@@ -15841,6 +16646,7 @@
     <w:name w:val="DecValTok"/>
     <w:basedOn w:val="VerbatimChar"/>
     <w:rPr>
+      <w:rFonts w:eastAsia="黑体"/>
       <w:color w:val="40a070"/>
     </w:rPr>
   </w:style>
@@ -15848,6 +16654,7 @@
     <w:name w:val="BaseNTok"/>
     <w:basedOn w:val="VerbatimChar"/>
     <w:rPr>
+      <w:rFonts w:eastAsia="黑体"/>
       <w:color w:val="40a070"/>
     </w:rPr>
   </w:style>
@@ -15855,6 +16662,7 @@
     <w:name w:val="FloatTok"/>
     <w:basedOn w:val="VerbatimChar"/>
     <w:rPr>
+      <w:rFonts w:eastAsia="黑体"/>
       <w:color w:val="40a070"/>
     </w:rPr>
   </w:style>
@@ -15862,6 +16670,7 @@
     <w:name w:val="ConstantTok"/>
     <w:basedOn w:val="VerbatimChar"/>
     <w:rPr>
+      <w:rFonts w:eastAsia="黑体"/>
       <w:color w:val="880000"/>
     </w:rPr>
   </w:style>
@@ -15869,6 +16678,7 @@
     <w:name w:val="CharTok"/>
     <w:basedOn w:val="VerbatimChar"/>
     <w:rPr>
+      <w:rFonts w:eastAsia="黑体"/>
       <w:color w:val="4070a0"/>
     </w:rPr>
   </w:style>
@@ -15876,6 +16686,7 @@
     <w:name w:val="SpecialCharTok"/>
     <w:basedOn w:val="VerbatimChar"/>
     <w:rPr>
+      <w:rFonts w:eastAsia="黑体"/>
       <w:color w:val="4070a0"/>
     </w:rPr>
   </w:style>
@@ -15883,6 +16694,7 @@
     <w:name w:val="StringTok"/>
     <w:basedOn w:val="VerbatimChar"/>
     <w:rPr>
+      <w:rFonts w:eastAsia="黑体"/>
       <w:color w:val="4070a0"/>
     </w:rPr>
   </w:style>
@@ -15890,6 +16702,7 @@
     <w:name w:val="VerbatimStringTok"/>
     <w:basedOn w:val="VerbatimChar"/>
     <w:rPr>
+      <w:rFonts w:eastAsia="黑体"/>
       <w:color w:val="4070a0"/>
     </w:rPr>
   </w:style>
@@ -15897,6 +16710,7 @@
     <w:name w:val="SpecialStringTok"/>
     <w:basedOn w:val="VerbatimChar"/>
     <w:rPr>
+      <w:rFonts w:eastAsia="黑体"/>
       <w:color w:val="bb6688"/>
     </w:rPr>
   </w:style>
@@ -15904,6 +16718,7 @@
     <w:name w:val="ImportTok"/>
     <w:basedOn w:val="VerbatimChar"/>
     <w:rPr>
+      <w:rFonts w:eastAsia="黑体"/>
       <w:b/>
       <w:color w:val="008000"/>
     </w:rPr>
@@ -15912,6 +16727,7 @@
     <w:name w:val="CommentTok"/>
     <w:basedOn w:val="VerbatimChar"/>
     <w:rPr>
+      <w:rFonts w:eastAsia="黑体"/>
       <w:i/>
       <w:color w:val="60a0b0"/>
     </w:rPr>
@@ -15920,6 +16736,7 @@
     <w:name w:val="DocumentationTok"/>
     <w:basedOn w:val="VerbatimChar"/>
     <w:rPr>
+      <w:rFonts w:eastAsia="黑体"/>
       <w:i/>
       <w:color w:val="ba2121"/>
     </w:rPr>
@@ -15928,6 +16745,7 @@
     <w:name w:val="AnnotationTok"/>
     <w:basedOn w:val="VerbatimChar"/>
     <w:rPr>
+      <w:rFonts w:eastAsia="黑体"/>
       <w:b/>
       <w:i/>
       <w:color w:val="60a0b0"/>
@@ -15937,6 +16755,7 @@
     <w:name w:val="CommentVarTok"/>
     <w:basedOn w:val="VerbatimChar"/>
     <w:rPr>
+      <w:rFonts w:eastAsia="黑体"/>
       <w:b/>
       <w:i/>
       <w:color w:val="60a0b0"/>
@@ -15946,6 +16765,7 @@
     <w:name w:val="OtherTok"/>
     <w:basedOn w:val="VerbatimChar"/>
     <w:rPr>
+      <w:rFonts w:eastAsia="黑体"/>
       <w:color w:val="007020"/>
     </w:rPr>
   </w:style>
@@ -15953,6 +16773,7 @@
     <w:name w:val="FunctionTok"/>
     <w:basedOn w:val="VerbatimChar"/>
     <w:rPr>
+      <w:rFonts w:eastAsia="黑体"/>
       <w:color w:val="06287e"/>
     </w:rPr>
   </w:style>
@@ -15960,6 +16781,7 @@
     <w:name w:val="VariableTok"/>
     <w:basedOn w:val="VerbatimChar"/>
     <w:rPr>
+      <w:rFonts w:eastAsia="黑体"/>
       <w:color w:val="19177c"/>
     </w:rPr>
   </w:style>
@@ -15967,6 +16789,7 @@
     <w:name w:val="ControlFlowTok"/>
     <w:basedOn w:val="VerbatimChar"/>
     <w:rPr>
+      <w:rFonts w:eastAsia="黑体"/>
       <w:b/>
       <w:color w:val="007020"/>
     </w:rPr>
@@ -15975,6 +16798,7 @@
     <w:name w:val="OperatorTok"/>
     <w:basedOn w:val="VerbatimChar"/>
     <w:rPr>
+      <w:rFonts w:eastAsia="黑体"/>
       <w:color w:val="666666"/>
     </w:rPr>
   </w:style>
@@ -15982,18 +16806,22 @@
     <w:name w:val="BuiltInTok"/>
     <w:basedOn w:val="VerbatimChar"/>
     <w:rPr>
+      <w:rFonts w:eastAsia="黑体"/>
       <w:color w:val="008000"/>
     </w:rPr>
   </w:style>
   <w:style w:type="character" w:customStyle="1" w:styleId="ExtensionTok">
     <w:name w:val="ExtensionTok"/>
     <w:basedOn w:val="VerbatimChar"/>
-    <w:rPr/>
+    <w:rPr>
+      <w:rFonts w:eastAsia="黑体"/>
+    </w:rPr>
   </w:style>
   <w:style w:type="character" w:customStyle="1" w:styleId="PreprocessorTok">
     <w:name w:val="PreprocessorTok"/>
     <w:basedOn w:val="VerbatimChar"/>
     <w:rPr>
+      <w:rFonts w:eastAsia="黑体"/>
       <w:color w:val="bc7a00"/>
     </w:rPr>
   </w:style>
@@ -16001,18 +16829,22 @@
     <w:name w:val="AttributeTok"/>
     <w:basedOn w:val="VerbatimChar"/>
     <w:rPr>
+      <w:rFonts w:eastAsia="黑体"/>
       <w:color w:val="7d9029"/>
     </w:rPr>
   </w:style>
   <w:style w:type="character" w:customStyle="1" w:styleId="RegionMarkerTok">
     <w:name w:val="RegionMarkerTok"/>
     <w:basedOn w:val="VerbatimChar"/>
-    <w:rPr/>
+    <w:rPr>
+      <w:rFonts w:eastAsia="黑体"/>
+    </w:rPr>
   </w:style>
   <w:style w:type="character" w:customStyle="1" w:styleId="InformationTok">
     <w:name w:val="InformationTok"/>
     <w:basedOn w:val="VerbatimChar"/>
     <w:rPr>
+      <w:rFonts w:eastAsia="黑体"/>
       <w:b/>
       <w:i/>
       <w:color w:val="60a0b0"/>
@@ -16022,6 +16854,7 @@
     <w:name w:val="WarningTok"/>
     <w:basedOn w:val="VerbatimChar"/>
     <w:rPr>
+      <w:rFonts w:eastAsia="黑体"/>
       <w:b/>
       <w:i/>
       <w:color w:val="60a0b0"/>
@@ -16031,6 +16864,7 @@
     <w:name w:val="AlertTok"/>
     <w:basedOn w:val="VerbatimChar"/>
     <w:rPr>
+      <w:rFonts w:eastAsia="黑体"/>
       <w:b/>
       <w:color w:val="ff0000"/>
     </w:rPr>
@@ -16039,6 +16873,7 @@
     <w:name w:val="ErrorTok"/>
     <w:basedOn w:val="VerbatimChar"/>
     <w:rPr>
+      <w:rFonts w:eastAsia="黑体"/>
       <w:b/>
       <w:color w:val="ff0000"/>
     </w:rPr>
@@ -16046,7 +16881,9 @@
   <w:style w:type="character" w:customStyle="1" w:styleId="NormalTok">
     <w:name w:val="NormalTok"/>
     <w:basedOn w:val="VerbatimChar"/>
-    <w:rPr/>
+    <w:rPr>
+      <w:rFonts w:eastAsia="黑体"/>
+    </w:rPr>
   </w:style>
 </w:styles>
 </file>
@@ -16095,12 +16932,12 @@
     <a:fontScheme name="Office">
       <a:majorFont>
         <a:latin typeface="Calibri"/>
-        <a:ea typeface=""/>
+        <a:ea typeface="黑体"/>
         <a:cs typeface=""/>
         <a:font script="Jpan" typeface="ＭＳ ゴシック"/>
         <a:font script="Hang" typeface="맑은 고딕"/>
-        <a:font script="Hans" typeface="宋体"/>
-        <a:font script="Hant" typeface="新細明體"/>
+        <a:font script="Hans" typeface="黑体"/>
+        <a:font script="Hant" typeface="黑体"/>
         <a:font script="Arab" typeface="Times New Roman"/>
         <a:font script="Hebr" typeface="Times New Roman"/>
         <a:font script="Thai" typeface="Angsana New"/>
@@ -16130,12 +16967,12 @@
       </a:majorFont>
       <a:minorFont>
         <a:latin typeface="Cambria"/>
-        <a:ea typeface=""/>
+        <a:ea typeface="黑体"/>
         <a:cs typeface=""/>
         <a:font script="Jpan" typeface="ＭＳ 明朝"/>
         <a:font script="Hang" typeface="맑은 고딕"/>
-        <a:font script="Hans" typeface="宋体"/>
-        <a:font script="Hant" typeface="新細明體"/>
+        <a:font script="Hans" typeface="黑体"/>
+        <a:font script="Hant" typeface="黑体"/>
         <a:font script="Arab" typeface="Arial"/>
         <a:font script="Hebr" typeface="Arial"/>
         <a:font script="Thai" typeface="Cordia New"/>

--- a/01-电源电路/02-开关电源/Buck-Boost升降压/四开关Buck-Boost电路/四开关Buck-Boost电路.docx
+++ b/01-电源电路/02-开关电源/Buck-Boost升降压/四开关Buck-Boost电路/四开关Buck-Boost电路.docx
@@ -3861,7 +3861,7 @@
           <w:color w:val="555555"/>
           <w:sz w:val="21"/>
         </w:rPr>
-        <w:t>材料收集者：杜文杰，WX手机：19519196569，QQ:3478827729</w:t>
+        <w:t>材料收集者：杜文杰，微信/手机：19519196569，QQ:3478827729</w:t>
       </w:r>
     </w:p>
     <w:sectPr>
